--- a/DB/공통규정/INDEX_총괄인덱스_사랑과평안의교회.docx
+++ b/DB/공통규정/INDEX_총괄인덱스_사랑과평안의교회.docx
@@ -33,9 +33,6 @@
     </w:p>
     <w:p>
       <w:pPr>
-        <w:pBdr>
-          <w:bottom w:val="single" w:color="C8714A" w:sz="8"/>
-        </w:pBdr>
         <w:spacing w:after="80" w:before="0"/>
         <w:jc w:val="center"/>
       </w:pPr>
@@ -138,7 +135,7 @@
               <w:bottom w:val="single" w:color="B0C8E0" w:sz="4"/>
               <w:right w:val="single" w:color="B0C8E0" w:sz="4"/>
             </w:tcBorders>
-            <w:shd w:fill="EAF1F8" w:val="clear"/>
+            <w:shd w:fill="FFFFFF" w:val="clear"/>
             <w:tcMar>
               <w:top w:type="dxa" w:w="80"/>
               <w:left w:type="dxa" w:w="180"/>
@@ -202,7 +199,7 @@
               <w:bottom w:val="single" w:color="B0C8E0" w:sz="4"/>
               <w:right w:val="single" w:color="B0C8E0" w:sz="4"/>
             </w:tcBorders>
-            <w:shd w:fill="EAF1F8" w:val="clear"/>
+            <w:shd w:fill="FFFFFF" w:val="clear"/>
             <w:tcMar>
               <w:top w:type="dxa" w:w="80"/>
               <w:left w:type="dxa" w:w="180"/>
@@ -266,7 +263,7 @@
               <w:bottom w:val="single" w:color="B0C8E0" w:sz="4"/>
               <w:right w:val="single" w:color="B0C8E0" w:sz="4"/>
             </w:tcBorders>
-            <w:shd w:fill="EAF1F8" w:val="clear"/>
+            <w:shd w:fill="FFFFFF" w:val="clear"/>
             <w:tcMar>
               <w:top w:type="dxa" w:w="80"/>
               <w:left w:type="dxa" w:w="180"/>
@@ -330,7 +327,7 @@
               <w:bottom w:val="single" w:color="B0C8E0" w:sz="4"/>
               <w:right w:val="single" w:color="B0C8E0" w:sz="4"/>
             </w:tcBorders>
-            <w:shd w:fill="EAF1F8" w:val="clear"/>
+            <w:shd w:fill="FFFFFF" w:val="clear"/>
             <w:tcMar>
               <w:top w:type="dxa" w:w="80"/>
               <w:left w:type="dxa" w:w="180"/>
@@ -394,7 +391,7 @@
               <w:bottom w:val="single" w:color="B0C8E0" w:sz="4"/>
               <w:right w:val="single" w:color="B0C8E0" w:sz="4"/>
             </w:tcBorders>
-            <w:shd w:fill="EAF1F8" w:val="clear"/>
+            <w:shd w:fill="FFFFFF" w:val="clear"/>
             <w:tcMar>
               <w:top w:type="dxa" w:w="80"/>
               <w:left w:type="dxa" w:w="180"/>
@@ -458,7 +455,7 @@
               <w:bottom w:val="single" w:color="B0C8E0" w:sz="4"/>
               <w:right w:val="single" w:color="B0C8E0" w:sz="4"/>
             </w:tcBorders>
-            <w:shd w:fill="EAF1F8" w:val="clear"/>
+            <w:shd w:fill="FFFFFF" w:val="clear"/>
             <w:tcMar>
               <w:top w:type="dxa" w:w="80"/>
               <w:left w:type="dxa" w:w="180"/>
@@ -522,7 +519,7 @@
               <w:bottom w:val="single" w:color="B0C8E0" w:sz="4"/>
               <w:right w:val="single" w:color="B0C8E0" w:sz="4"/>
             </w:tcBorders>
-            <w:shd w:fill="EAF1F8" w:val="clear"/>
+            <w:shd w:fill="FFFFFF" w:val="clear"/>
             <w:tcMar>
               <w:top w:type="dxa" w:w="80"/>
               <w:left w:type="dxa" w:w="180"/>
@@ -649,12 +646,12 @@
       <w:tblPr>
         <w:tblW w:type="dxa" w:w="9070"/>
         <w:tblBorders>
-          <w:top w:val="single" w:color="auto" w:sz="4"/>
-          <w:left w:val="single" w:color="auto" w:sz="4"/>
-          <w:bottom w:val="single" w:color="auto" w:sz="4"/>
-          <w:right w:val="single" w:color="auto" w:sz="4"/>
-          <w:insideH w:val="single" w:color="auto" w:sz="4"/>
-          <w:insideV w:val="single" w:color="auto" w:sz="4"/>
+          <w:top w:val="nil"/>
+          <w:left w:val="nil"/>
+          <w:bottom w:val="nil"/>
+          <w:right w:val="nil"/>
+          <w:insideH w:val="nil"/>
+          <w:insideV w:val="nil"/>
         </w:tblBorders>
       </w:tblPr>
       <w:tblGrid>
@@ -664,13 +661,7 @@
         <w:tc>
           <w:tcPr>
             <w:tcW w:type="dxa" w:w="9070"/>
-            <w:tcBorders>
-              <w:top w:val="single" w:color="1A3A5C" w:sz="10"/>
-              <w:left w:val="single" w:color="1A3A5C" w:sz="8"/>
-              <w:bottom w:val="single" w:color="1A3A5C" w:sz="10"/>
-              <w:right w:val="none" w:color="FFFFFF" w:sz="0"/>
-            </w:tcBorders>
-            <w:shd w:fill="EAF1F8" w:val="clear"/>
+            <w:shd w:fill="FFFFFF" w:val="clear"/>
             <w:tcMar>
               <w:top w:type="dxa" w:w="120"/>
               <w:left w:type="dxa" w:w="260"/>
@@ -730,12 +721,12 @@
       <w:tblPr>
         <w:tblW w:type="dxa" w:w="9070"/>
         <w:tblBorders>
-          <w:top w:val="single" w:color="auto" w:sz="4"/>
-          <w:left w:val="single" w:color="auto" w:sz="4"/>
-          <w:bottom w:val="single" w:color="auto" w:sz="4"/>
-          <w:right w:val="single" w:color="auto" w:sz="4"/>
-          <w:insideH w:val="single" w:color="auto" w:sz="4"/>
-          <w:insideV w:val="single" w:color="auto" w:sz="4"/>
+          <w:top w:val="nil"/>
+          <w:left w:val="nil"/>
+          <w:bottom w:val="nil"/>
+          <w:right w:val="nil"/>
+          <w:insideH w:val="nil"/>
+          <w:insideV w:val="nil"/>
         </w:tblBorders>
       </w:tblPr>
       <w:tblGrid>
@@ -745,13 +736,7 @@
         <w:tc>
           <w:tcPr>
             <w:tcW w:type="dxa" w:w="9070"/>
-            <w:tcBorders>
-              <w:top w:val="single" w:color="7A5500" w:sz="10"/>
-              <w:left w:val="single" w:color="7A5500" w:sz="8"/>
-              <w:bottom w:val="single" w:color="7A5500" w:sz="10"/>
-              <w:right w:val="none" w:color="FFFFFF" w:sz="0"/>
-            </w:tcBorders>
-            <w:shd w:fill="FDF8EC" w:val="clear"/>
+            <w:shd w:fill="FFFFFF" w:val="clear"/>
             <w:tcMar>
               <w:top w:type="dxa" w:w="120"/>
               <w:left w:type="dxa" w:w="260"/>
@@ -819,10 +804,7 @@
     </w:p>
     <w:p>
       <w:pPr>
-        <w:pBdr>
-          <w:bottom w:val="single" w:color="C8714A" w:sz="8"/>
-        </w:pBdr>
-        <w:shd w:fill="1A3A5C" w:val="clear"/>
+        <w:shd w:fill="FFFFFF" w:val="clear"/>
         <w:spacing w:after="160" w:before="360"/>
         <w:ind w:left="200"/>
         <w:jc w:val="left"/>
@@ -832,7 +814,7 @@
           <w:rFonts w:ascii="맑은 고딕" w:cs="맑은 고딕" w:eastAsia="맑은 고딕" w:hAnsi="맑은 고딕"/>
           <w:b/>
           <w:bCs/>
-          <w:color w:val="FFFFFF"/>
+          <w:color w:val="1A1A1A"/>
           <w:sz w:val="22"/>
           <w:szCs w:val="22"/>
         </w:rPr>
@@ -843,7 +825,7 @@
           <w:rFonts w:ascii="맑은 고딕" w:cs="맑은 고딕" w:eastAsia="맑은 고딕" w:hAnsi="맑은 고딕"/>
           <w:b/>
           <w:bCs/>
-          <w:color w:val="FFFFFF"/>
+          <w:color w:val="1A1A1A"/>
           <w:sz w:val="26"/>
           <w:szCs w:val="26"/>
         </w:rPr>
@@ -905,9 +887,6 @@
     </w:p>
     <w:p>
       <w:pPr>
-        <w:pBdr>
-          <w:left w:val="single" w:color="1A3A5C" w:sz="14"/>
-        </w:pBdr>
         <w:spacing w:after="60" w:before="200"/>
         <w:ind w:left="200"/>
       </w:pPr>
@@ -970,7 +949,7 @@
               <w:bottom w:val="single" w:color="B0C8E0" w:sz="4"/>
               <w:right w:val="single" w:color="B0C8E0" w:sz="4"/>
             </w:tcBorders>
-            <w:shd w:fill="1A3A5C" w:val="clear"/>
+            <w:shd w:fill="FFFFFF" w:val="clear"/>
             <w:tcMar>
               <w:top w:type="dxa" w:w="70"/>
               <w:left w:type="dxa" w:w="120"/>
@@ -987,7 +966,7 @@
                 <w:rFonts w:ascii="맑은 고딕" w:cs="맑은 고딕" w:eastAsia="맑은 고딕" w:hAnsi="맑은 고딕"/>
                 <w:b/>
                 <w:bCs/>
-                <w:color w:val="FFFFFF"/>
+                <w:color w:val="1A1A1A"/>
                 <w:sz w:val="16"/>
                 <w:szCs w:val="16"/>
               </w:rPr>
@@ -1004,7 +983,7 @@
               <w:bottom w:val="single" w:color="B0C8E0" w:sz="4"/>
               <w:right w:val="single" w:color="B0C8E0" w:sz="4"/>
             </w:tcBorders>
-            <w:shd w:fill="1A3A5C" w:val="clear"/>
+            <w:shd w:fill="FFFFFF" w:val="clear"/>
             <w:tcMar>
               <w:top w:type="dxa" w:w="70"/>
               <w:left w:type="dxa" w:w="120"/>
@@ -1021,7 +1000,7 @@
                 <w:rFonts w:ascii="맑은 고딕" w:cs="맑은 고딕" w:eastAsia="맑은 고딕" w:hAnsi="맑은 고딕"/>
                 <w:b/>
                 <w:bCs/>
-                <w:color w:val="FFFFFF"/>
+                <w:color w:val="1A1A1A"/>
                 <w:sz w:val="16"/>
                 <w:szCs w:val="16"/>
               </w:rPr>
@@ -1038,7 +1017,7 @@
               <w:bottom w:val="single" w:color="B0C8E0" w:sz="4"/>
               <w:right w:val="single" w:color="B0C8E0" w:sz="4"/>
             </w:tcBorders>
-            <w:shd w:fill="1A3A5C" w:val="clear"/>
+            <w:shd w:fill="FFFFFF" w:val="clear"/>
             <w:tcMar>
               <w:top w:type="dxa" w:w="70"/>
               <w:left w:type="dxa" w:w="120"/>
@@ -1055,7 +1034,7 @@
                 <w:rFonts w:ascii="맑은 고딕" w:cs="맑은 고딕" w:eastAsia="맑은 고딕" w:hAnsi="맑은 고딕"/>
                 <w:b/>
                 <w:bCs/>
-                <w:color w:val="FFFFFF"/>
+                <w:color w:val="1A1A1A"/>
                 <w:sz w:val="16"/>
                 <w:szCs w:val="16"/>
               </w:rPr>
@@ -1074,7 +1053,7 @@
               <w:bottom w:val="single" w:color="B0C8E0" w:sz="4"/>
               <w:right w:val="single" w:color="B0C8E0" w:sz="4"/>
             </w:tcBorders>
-            <w:shd w:fill="EAF1F8" w:val="clear"/>
+            <w:shd w:fill="FFFFFF" w:val="clear"/>
             <w:tcMar>
               <w:top w:type="dxa" w:w="60"/>
               <w:left w:type="dxa" w:w="120"/>
@@ -1105,7 +1084,7 @@
               <w:bottom w:val="single" w:color="B0C8E0" w:sz="4"/>
               <w:right w:val="single" w:color="B0C8E0" w:sz="4"/>
             </w:tcBorders>
-            <w:shd w:fill="EAF1F8" w:val="clear"/>
+            <w:shd w:fill="FFFFFF" w:val="clear"/>
             <w:tcMar>
               <w:top w:type="dxa" w:w="60"/>
               <w:left w:type="dxa" w:w="120"/>
@@ -1136,7 +1115,7 @@
               <w:bottom w:val="single" w:color="B0C8E0" w:sz="4"/>
               <w:right w:val="single" w:color="B0C8E0" w:sz="4"/>
             </w:tcBorders>
-            <w:shd w:fill="EAF1F8" w:val="clear"/>
+            <w:shd w:fill="FFFFFF" w:val="clear"/>
             <w:tcMar>
               <w:top w:type="dxa" w:w="60"/>
               <w:left w:type="dxa" w:w="120"/>
@@ -1264,7 +1243,7 @@
               <w:bottom w:val="single" w:color="B0C8E0" w:sz="4"/>
               <w:right w:val="single" w:color="B0C8E0" w:sz="4"/>
             </w:tcBorders>
-            <w:shd w:fill="EAF1F8" w:val="clear"/>
+            <w:shd w:fill="FFFFFF" w:val="clear"/>
             <w:tcMar>
               <w:top w:type="dxa" w:w="60"/>
               <w:left w:type="dxa" w:w="120"/>
@@ -1295,7 +1274,7 @@
               <w:bottom w:val="single" w:color="B0C8E0" w:sz="4"/>
               <w:right w:val="single" w:color="B0C8E0" w:sz="4"/>
             </w:tcBorders>
-            <w:shd w:fill="EAF1F8" w:val="clear"/>
+            <w:shd w:fill="FFFFFF" w:val="clear"/>
             <w:tcMar>
               <w:top w:type="dxa" w:w="60"/>
               <w:left w:type="dxa" w:w="120"/>
@@ -1326,7 +1305,7 @@
               <w:bottom w:val="single" w:color="B0C8E0" w:sz="4"/>
               <w:right w:val="single" w:color="B0C8E0" w:sz="4"/>
             </w:tcBorders>
-            <w:shd w:fill="EAF1F8" w:val="clear"/>
+            <w:shd w:fill="FFFFFF" w:val="clear"/>
             <w:tcMar>
               <w:top w:type="dxa" w:w="60"/>
               <w:left w:type="dxa" w:w="120"/>
@@ -1454,7 +1433,7 @@
               <w:bottom w:val="single" w:color="B0C8E0" w:sz="4"/>
               <w:right w:val="single" w:color="B0C8E0" w:sz="4"/>
             </w:tcBorders>
-            <w:shd w:fill="EAF1F8" w:val="clear"/>
+            <w:shd w:fill="FFFFFF" w:val="clear"/>
             <w:tcMar>
               <w:top w:type="dxa" w:w="60"/>
               <w:left w:type="dxa" w:w="120"/>
@@ -1485,7 +1464,7 @@
               <w:bottom w:val="single" w:color="B0C8E0" w:sz="4"/>
               <w:right w:val="single" w:color="B0C8E0" w:sz="4"/>
             </w:tcBorders>
-            <w:shd w:fill="EAF1F8" w:val="clear"/>
+            <w:shd w:fill="FFFFFF" w:val="clear"/>
             <w:tcMar>
               <w:top w:type="dxa" w:w="60"/>
               <w:left w:type="dxa" w:w="120"/>
@@ -1516,7 +1495,7 @@
               <w:bottom w:val="single" w:color="B0C8E0" w:sz="4"/>
               <w:right w:val="single" w:color="B0C8E0" w:sz="4"/>
             </w:tcBorders>
-            <w:shd w:fill="EAF1F8" w:val="clear"/>
+            <w:shd w:fill="FFFFFF" w:val="clear"/>
             <w:tcMar>
               <w:top w:type="dxa" w:w="60"/>
               <w:left w:type="dxa" w:w="120"/>
@@ -1644,7 +1623,7 @@
               <w:bottom w:val="single" w:color="B0C8E0" w:sz="4"/>
               <w:right w:val="single" w:color="B0C8E0" w:sz="4"/>
             </w:tcBorders>
-            <w:shd w:fill="EAF1F8" w:val="clear"/>
+            <w:shd w:fill="FFFFFF" w:val="clear"/>
             <w:tcMar>
               <w:top w:type="dxa" w:w="60"/>
               <w:left w:type="dxa" w:w="120"/>
@@ -1675,7 +1654,7 @@
               <w:bottom w:val="single" w:color="B0C8E0" w:sz="4"/>
               <w:right w:val="single" w:color="B0C8E0" w:sz="4"/>
             </w:tcBorders>
-            <w:shd w:fill="EAF1F8" w:val="clear"/>
+            <w:shd w:fill="FFFFFF" w:val="clear"/>
             <w:tcMar>
               <w:top w:type="dxa" w:w="60"/>
               <w:left w:type="dxa" w:w="120"/>
@@ -1706,7 +1685,7 @@
               <w:bottom w:val="single" w:color="B0C8E0" w:sz="4"/>
               <w:right w:val="single" w:color="B0C8E0" w:sz="4"/>
             </w:tcBorders>
-            <w:shd w:fill="EAF1F8" w:val="clear"/>
+            <w:shd w:fill="FFFFFF" w:val="clear"/>
             <w:tcMar>
               <w:top w:type="dxa" w:w="60"/>
               <w:left w:type="dxa" w:w="120"/>
@@ -1746,9 +1725,6 @@
     </w:p>
     <w:p>
       <w:pPr>
-        <w:pBdr>
-          <w:left w:val="single" w:color="1A3A5C" w:sz="14"/>
-        </w:pBdr>
         <w:spacing w:after="60" w:before="200"/>
         <w:ind w:left="200"/>
       </w:pPr>
@@ -1811,7 +1787,7 @@
               <w:bottom w:val="single" w:color="B0C8E0" w:sz="4"/>
               <w:right w:val="single" w:color="B0C8E0" w:sz="4"/>
             </w:tcBorders>
-            <w:shd w:fill="1A3A5C" w:val="clear"/>
+            <w:shd w:fill="FFFFFF" w:val="clear"/>
             <w:tcMar>
               <w:top w:type="dxa" w:w="70"/>
               <w:left w:type="dxa" w:w="120"/>
@@ -1828,7 +1804,7 @@
                 <w:rFonts w:ascii="맑은 고딕" w:cs="맑은 고딕" w:eastAsia="맑은 고딕" w:hAnsi="맑은 고딕"/>
                 <w:b/>
                 <w:bCs/>
-                <w:color w:val="FFFFFF"/>
+                <w:color w:val="1A1A1A"/>
                 <w:sz w:val="16"/>
                 <w:szCs w:val="16"/>
               </w:rPr>
@@ -1845,7 +1821,7 @@
               <w:bottom w:val="single" w:color="B0C8E0" w:sz="4"/>
               <w:right w:val="single" w:color="B0C8E0" w:sz="4"/>
             </w:tcBorders>
-            <w:shd w:fill="1A3A5C" w:val="clear"/>
+            <w:shd w:fill="FFFFFF" w:val="clear"/>
             <w:tcMar>
               <w:top w:type="dxa" w:w="70"/>
               <w:left w:type="dxa" w:w="120"/>
@@ -1862,7 +1838,7 @@
                 <w:rFonts w:ascii="맑은 고딕" w:cs="맑은 고딕" w:eastAsia="맑은 고딕" w:hAnsi="맑은 고딕"/>
                 <w:b/>
                 <w:bCs/>
-                <w:color w:val="FFFFFF"/>
+                <w:color w:val="1A1A1A"/>
                 <w:sz w:val="16"/>
                 <w:szCs w:val="16"/>
               </w:rPr>
@@ -1879,7 +1855,7 @@
               <w:bottom w:val="single" w:color="B0C8E0" w:sz="4"/>
               <w:right w:val="single" w:color="B0C8E0" w:sz="4"/>
             </w:tcBorders>
-            <w:shd w:fill="1A3A5C" w:val="clear"/>
+            <w:shd w:fill="FFFFFF" w:val="clear"/>
             <w:tcMar>
               <w:top w:type="dxa" w:w="70"/>
               <w:left w:type="dxa" w:w="120"/>
@@ -1896,7 +1872,7 @@
                 <w:rFonts w:ascii="맑은 고딕" w:cs="맑은 고딕" w:eastAsia="맑은 고딕" w:hAnsi="맑은 고딕"/>
                 <w:b/>
                 <w:bCs/>
-                <w:color w:val="FFFFFF"/>
+                <w:color w:val="1A1A1A"/>
                 <w:sz w:val="16"/>
                 <w:szCs w:val="16"/>
               </w:rPr>
@@ -1915,7 +1891,7 @@
               <w:bottom w:val="single" w:color="B0C8E0" w:sz="4"/>
               <w:right w:val="single" w:color="B0C8E0" w:sz="4"/>
             </w:tcBorders>
-            <w:shd w:fill="EAF1F8" w:val="clear"/>
+            <w:shd w:fill="FFFFFF" w:val="clear"/>
             <w:tcMar>
               <w:top w:type="dxa" w:w="60"/>
               <w:left w:type="dxa" w:w="120"/>
@@ -1946,7 +1922,7 @@
               <w:bottom w:val="single" w:color="B0C8E0" w:sz="4"/>
               <w:right w:val="single" w:color="B0C8E0" w:sz="4"/>
             </w:tcBorders>
-            <w:shd w:fill="EAF1F8" w:val="clear"/>
+            <w:shd w:fill="FFFFFF" w:val="clear"/>
             <w:tcMar>
               <w:top w:type="dxa" w:w="60"/>
               <w:left w:type="dxa" w:w="120"/>
@@ -1977,7 +1953,7 @@
               <w:bottom w:val="single" w:color="B0C8E0" w:sz="4"/>
               <w:right w:val="single" w:color="B0C8E0" w:sz="4"/>
             </w:tcBorders>
-            <w:shd w:fill="EAF1F8" w:val="clear"/>
+            <w:shd w:fill="FFFFFF" w:val="clear"/>
             <w:tcMar>
               <w:top w:type="dxa" w:w="60"/>
               <w:left w:type="dxa" w:w="120"/>
@@ -2105,7 +2081,7 @@
               <w:bottom w:val="single" w:color="B0C8E0" w:sz="4"/>
               <w:right w:val="single" w:color="B0C8E0" w:sz="4"/>
             </w:tcBorders>
-            <w:shd w:fill="EAF1F8" w:val="clear"/>
+            <w:shd w:fill="FFFFFF" w:val="clear"/>
             <w:tcMar>
               <w:top w:type="dxa" w:w="60"/>
               <w:left w:type="dxa" w:w="120"/>
@@ -2136,7 +2112,7 @@
               <w:bottom w:val="single" w:color="B0C8E0" w:sz="4"/>
               <w:right w:val="single" w:color="B0C8E0" w:sz="4"/>
             </w:tcBorders>
-            <w:shd w:fill="EAF1F8" w:val="clear"/>
+            <w:shd w:fill="FFFFFF" w:val="clear"/>
             <w:tcMar>
               <w:top w:type="dxa" w:w="60"/>
               <w:left w:type="dxa" w:w="120"/>
@@ -2167,7 +2143,7 @@
               <w:bottom w:val="single" w:color="B0C8E0" w:sz="4"/>
               <w:right w:val="single" w:color="B0C8E0" w:sz="4"/>
             </w:tcBorders>
-            <w:shd w:fill="EAF1F8" w:val="clear"/>
+            <w:shd w:fill="FFFFFF" w:val="clear"/>
             <w:tcMar>
               <w:top w:type="dxa" w:w="60"/>
               <w:left w:type="dxa" w:w="120"/>
@@ -2295,7 +2271,7 @@
               <w:bottom w:val="single" w:color="B0C8E0" w:sz="4"/>
               <w:right w:val="single" w:color="B0C8E0" w:sz="4"/>
             </w:tcBorders>
-            <w:shd w:fill="EAF1F8" w:val="clear"/>
+            <w:shd w:fill="FFFFFF" w:val="clear"/>
             <w:tcMar>
               <w:top w:type="dxa" w:w="60"/>
               <w:left w:type="dxa" w:w="120"/>
@@ -2326,7 +2302,7 @@
               <w:bottom w:val="single" w:color="B0C8E0" w:sz="4"/>
               <w:right w:val="single" w:color="B0C8E0" w:sz="4"/>
             </w:tcBorders>
-            <w:shd w:fill="EAF1F8" w:val="clear"/>
+            <w:shd w:fill="FFFFFF" w:val="clear"/>
             <w:tcMar>
               <w:top w:type="dxa" w:w="60"/>
               <w:left w:type="dxa" w:w="120"/>
@@ -2357,7 +2333,7 @@
               <w:bottom w:val="single" w:color="B0C8E0" w:sz="4"/>
               <w:right w:val="single" w:color="B0C8E0" w:sz="4"/>
             </w:tcBorders>
-            <w:shd w:fill="EAF1F8" w:val="clear"/>
+            <w:shd w:fill="FFFFFF" w:val="clear"/>
             <w:tcMar>
               <w:top w:type="dxa" w:w="60"/>
               <w:left w:type="dxa" w:w="120"/>
@@ -2397,9 +2373,6 @@
     </w:p>
     <w:p>
       <w:pPr>
-        <w:pBdr>
-          <w:left w:val="single" w:color="1A3A5C" w:sz="14"/>
-        </w:pBdr>
         <w:spacing w:after="60" w:before="200"/>
         <w:ind w:left="200"/>
       </w:pPr>
@@ -2462,7 +2435,7 @@
               <w:bottom w:val="single" w:color="B0C8E0" w:sz="4"/>
               <w:right w:val="single" w:color="B0C8E0" w:sz="4"/>
             </w:tcBorders>
-            <w:shd w:fill="1A3A5C" w:val="clear"/>
+            <w:shd w:fill="FFFFFF" w:val="clear"/>
             <w:tcMar>
               <w:top w:type="dxa" w:w="70"/>
               <w:left w:type="dxa" w:w="120"/>
@@ -2479,7 +2452,7 @@
                 <w:rFonts w:ascii="맑은 고딕" w:cs="맑은 고딕" w:eastAsia="맑은 고딕" w:hAnsi="맑은 고딕"/>
                 <w:b/>
                 <w:bCs/>
-                <w:color w:val="FFFFFF"/>
+                <w:color w:val="1A1A1A"/>
                 <w:sz w:val="16"/>
                 <w:szCs w:val="16"/>
               </w:rPr>
@@ -2496,7 +2469,7 @@
               <w:bottom w:val="single" w:color="B0C8E0" w:sz="4"/>
               <w:right w:val="single" w:color="B0C8E0" w:sz="4"/>
             </w:tcBorders>
-            <w:shd w:fill="1A3A5C" w:val="clear"/>
+            <w:shd w:fill="FFFFFF" w:val="clear"/>
             <w:tcMar>
               <w:top w:type="dxa" w:w="70"/>
               <w:left w:type="dxa" w:w="120"/>
@@ -2513,7 +2486,7 @@
                 <w:rFonts w:ascii="맑은 고딕" w:cs="맑은 고딕" w:eastAsia="맑은 고딕" w:hAnsi="맑은 고딕"/>
                 <w:b/>
                 <w:bCs/>
-                <w:color w:val="FFFFFF"/>
+                <w:color w:val="1A1A1A"/>
                 <w:sz w:val="16"/>
                 <w:szCs w:val="16"/>
               </w:rPr>
@@ -2530,7 +2503,7 @@
               <w:bottom w:val="single" w:color="B0C8E0" w:sz="4"/>
               <w:right w:val="single" w:color="B0C8E0" w:sz="4"/>
             </w:tcBorders>
-            <w:shd w:fill="1A3A5C" w:val="clear"/>
+            <w:shd w:fill="FFFFFF" w:val="clear"/>
             <w:tcMar>
               <w:top w:type="dxa" w:w="70"/>
               <w:left w:type="dxa" w:w="120"/>
@@ -2547,7 +2520,7 @@
                 <w:rFonts w:ascii="맑은 고딕" w:cs="맑은 고딕" w:eastAsia="맑은 고딕" w:hAnsi="맑은 고딕"/>
                 <w:b/>
                 <w:bCs/>
-                <w:color w:val="FFFFFF"/>
+                <w:color w:val="1A1A1A"/>
                 <w:sz w:val="16"/>
                 <w:szCs w:val="16"/>
               </w:rPr>
@@ -2566,7 +2539,7 @@
               <w:bottom w:val="single" w:color="B0C8E0" w:sz="4"/>
               <w:right w:val="single" w:color="B0C8E0" w:sz="4"/>
             </w:tcBorders>
-            <w:shd w:fill="EAF1F8" w:val="clear"/>
+            <w:shd w:fill="FFFFFF" w:val="clear"/>
             <w:tcMar>
               <w:top w:type="dxa" w:w="60"/>
               <w:left w:type="dxa" w:w="120"/>
@@ -2597,7 +2570,7 @@
               <w:bottom w:val="single" w:color="B0C8E0" w:sz="4"/>
               <w:right w:val="single" w:color="B0C8E0" w:sz="4"/>
             </w:tcBorders>
-            <w:shd w:fill="EAF1F8" w:val="clear"/>
+            <w:shd w:fill="FFFFFF" w:val="clear"/>
             <w:tcMar>
               <w:top w:type="dxa" w:w="60"/>
               <w:left w:type="dxa" w:w="120"/>
@@ -2628,7 +2601,7 @@
               <w:bottom w:val="single" w:color="B0C8E0" w:sz="4"/>
               <w:right w:val="single" w:color="B0C8E0" w:sz="4"/>
             </w:tcBorders>
-            <w:shd w:fill="EAF1F8" w:val="clear"/>
+            <w:shd w:fill="FFFFFF" w:val="clear"/>
             <w:tcMar>
               <w:top w:type="dxa" w:w="60"/>
               <w:left w:type="dxa" w:w="120"/>
@@ -2756,7 +2729,7 @@
               <w:bottom w:val="single" w:color="B0C8E0" w:sz="4"/>
               <w:right w:val="single" w:color="B0C8E0" w:sz="4"/>
             </w:tcBorders>
-            <w:shd w:fill="EAF1F8" w:val="clear"/>
+            <w:shd w:fill="FFFFFF" w:val="clear"/>
             <w:tcMar>
               <w:top w:type="dxa" w:w="60"/>
               <w:left w:type="dxa" w:w="120"/>
@@ -2787,7 +2760,7 @@
               <w:bottom w:val="single" w:color="B0C8E0" w:sz="4"/>
               <w:right w:val="single" w:color="B0C8E0" w:sz="4"/>
             </w:tcBorders>
-            <w:shd w:fill="EAF1F8" w:val="clear"/>
+            <w:shd w:fill="FFFFFF" w:val="clear"/>
             <w:tcMar>
               <w:top w:type="dxa" w:w="60"/>
               <w:left w:type="dxa" w:w="120"/>
@@ -2818,7 +2791,7 @@
               <w:bottom w:val="single" w:color="B0C8E0" w:sz="4"/>
               <w:right w:val="single" w:color="B0C8E0" w:sz="4"/>
             </w:tcBorders>
-            <w:shd w:fill="EAF1F8" w:val="clear"/>
+            <w:shd w:fill="FFFFFF" w:val="clear"/>
             <w:tcMar>
               <w:top w:type="dxa" w:w="60"/>
               <w:left w:type="dxa" w:w="120"/>
@@ -2961,10 +2934,7 @@
     </w:p>
     <w:p>
       <w:pPr>
-        <w:pBdr>
-          <w:bottom w:val="single" w:color="C8714A" w:sz="8"/>
-        </w:pBdr>
-        <w:shd w:fill="2E6DA4" w:val="clear"/>
+        <w:shd w:fill="FFFFFF" w:val="clear"/>
         <w:spacing w:after="160" w:before="360"/>
         <w:ind w:left="200"/>
         <w:jc w:val="left"/>
@@ -2974,7 +2944,7 @@
           <w:rFonts w:ascii="맑은 고딕" w:cs="맑은 고딕" w:eastAsia="맑은 고딕" w:hAnsi="맑은 고딕"/>
           <w:b/>
           <w:bCs/>
-          <w:color w:val="FFFFFF"/>
+          <w:color w:val="1A1A1A"/>
           <w:sz w:val="22"/>
           <w:szCs w:val="22"/>
         </w:rPr>
@@ -2985,7 +2955,7 @@
           <w:rFonts w:ascii="맑은 고딕" w:cs="맑은 고딕" w:eastAsia="맑은 고딕" w:hAnsi="맑은 고딕"/>
           <w:b/>
           <w:bCs/>
-          <w:color w:val="FFFFFF"/>
+          <w:color w:val="1A1A1A"/>
           <w:sz w:val="26"/>
           <w:szCs w:val="26"/>
         </w:rPr>
@@ -3047,9 +3017,6 @@
     </w:p>
     <w:p>
       <w:pPr>
-        <w:pBdr>
-          <w:left w:val="single" w:color="2E6DA4" w:sz="14"/>
-        </w:pBdr>
         <w:spacing w:after="60" w:before="200"/>
         <w:ind w:left="200"/>
       </w:pPr>
@@ -3112,7 +3079,7 @@
               <w:bottom w:val="single" w:color="B0C8E0" w:sz="4"/>
               <w:right w:val="single" w:color="B0C8E0" w:sz="4"/>
             </w:tcBorders>
-            <w:shd w:fill="1A3A5C" w:val="clear"/>
+            <w:shd w:fill="FFFFFF" w:val="clear"/>
             <w:tcMar>
               <w:top w:type="dxa" w:w="70"/>
               <w:left w:type="dxa" w:w="120"/>
@@ -3129,7 +3096,7 @@
                 <w:rFonts w:ascii="맑은 고딕" w:cs="맑은 고딕" w:eastAsia="맑은 고딕" w:hAnsi="맑은 고딕"/>
                 <w:b/>
                 <w:bCs/>
-                <w:color w:val="FFFFFF"/>
+                <w:color w:val="1A1A1A"/>
                 <w:sz w:val="16"/>
                 <w:szCs w:val="16"/>
               </w:rPr>
@@ -3146,7 +3113,7 @@
               <w:bottom w:val="single" w:color="B0C8E0" w:sz="4"/>
               <w:right w:val="single" w:color="B0C8E0" w:sz="4"/>
             </w:tcBorders>
-            <w:shd w:fill="1A3A5C" w:val="clear"/>
+            <w:shd w:fill="FFFFFF" w:val="clear"/>
             <w:tcMar>
               <w:top w:type="dxa" w:w="70"/>
               <w:left w:type="dxa" w:w="120"/>
@@ -3163,7 +3130,7 @@
                 <w:rFonts w:ascii="맑은 고딕" w:cs="맑은 고딕" w:eastAsia="맑은 고딕" w:hAnsi="맑은 고딕"/>
                 <w:b/>
                 <w:bCs/>
-                <w:color w:val="FFFFFF"/>
+                <w:color w:val="1A1A1A"/>
                 <w:sz w:val="16"/>
                 <w:szCs w:val="16"/>
               </w:rPr>
@@ -3180,7 +3147,7 @@
               <w:bottom w:val="single" w:color="B0C8E0" w:sz="4"/>
               <w:right w:val="single" w:color="B0C8E0" w:sz="4"/>
             </w:tcBorders>
-            <w:shd w:fill="1A3A5C" w:val="clear"/>
+            <w:shd w:fill="FFFFFF" w:val="clear"/>
             <w:tcMar>
               <w:top w:type="dxa" w:w="70"/>
               <w:left w:type="dxa" w:w="120"/>
@@ -3197,7 +3164,7 @@
                 <w:rFonts w:ascii="맑은 고딕" w:cs="맑은 고딕" w:eastAsia="맑은 고딕" w:hAnsi="맑은 고딕"/>
                 <w:b/>
                 <w:bCs/>
-                <w:color w:val="FFFFFF"/>
+                <w:color w:val="1A1A1A"/>
                 <w:sz w:val="16"/>
                 <w:szCs w:val="16"/>
               </w:rPr>
@@ -3216,7 +3183,7 @@
               <w:bottom w:val="single" w:color="B0C8E0" w:sz="4"/>
               <w:right w:val="single" w:color="B0C8E0" w:sz="4"/>
             </w:tcBorders>
-            <w:shd w:fill="EAF1F8" w:val="clear"/>
+            <w:shd w:fill="FFFFFF" w:val="clear"/>
             <w:tcMar>
               <w:top w:type="dxa" w:w="60"/>
               <w:left w:type="dxa" w:w="120"/>
@@ -3247,7 +3214,7 @@
               <w:bottom w:val="single" w:color="B0C8E0" w:sz="4"/>
               <w:right w:val="single" w:color="B0C8E0" w:sz="4"/>
             </w:tcBorders>
-            <w:shd w:fill="EAF1F8" w:val="clear"/>
+            <w:shd w:fill="FFFFFF" w:val="clear"/>
             <w:tcMar>
               <w:top w:type="dxa" w:w="60"/>
               <w:left w:type="dxa" w:w="120"/>
@@ -3278,7 +3245,7 @@
               <w:bottom w:val="single" w:color="B0C8E0" w:sz="4"/>
               <w:right w:val="single" w:color="B0C8E0" w:sz="4"/>
             </w:tcBorders>
-            <w:shd w:fill="EAF1F8" w:val="clear"/>
+            <w:shd w:fill="FFFFFF" w:val="clear"/>
             <w:tcMar>
               <w:top w:type="dxa" w:w="60"/>
               <w:left w:type="dxa" w:w="120"/>
@@ -3406,7 +3373,7 @@
               <w:bottom w:val="single" w:color="B0C8E0" w:sz="4"/>
               <w:right w:val="single" w:color="B0C8E0" w:sz="4"/>
             </w:tcBorders>
-            <w:shd w:fill="EAF1F8" w:val="clear"/>
+            <w:shd w:fill="FFFFFF" w:val="clear"/>
             <w:tcMar>
               <w:top w:type="dxa" w:w="60"/>
               <w:left w:type="dxa" w:w="120"/>
@@ -3437,7 +3404,7 @@
               <w:bottom w:val="single" w:color="B0C8E0" w:sz="4"/>
               <w:right w:val="single" w:color="B0C8E0" w:sz="4"/>
             </w:tcBorders>
-            <w:shd w:fill="EAF1F8" w:val="clear"/>
+            <w:shd w:fill="FFFFFF" w:val="clear"/>
             <w:tcMar>
               <w:top w:type="dxa" w:w="60"/>
               <w:left w:type="dxa" w:w="120"/>
@@ -3468,7 +3435,7 @@
               <w:bottom w:val="single" w:color="B0C8E0" w:sz="4"/>
               <w:right w:val="single" w:color="B0C8E0" w:sz="4"/>
             </w:tcBorders>
-            <w:shd w:fill="EAF1F8" w:val="clear"/>
+            <w:shd w:fill="FFFFFF" w:val="clear"/>
             <w:tcMar>
               <w:top w:type="dxa" w:w="60"/>
               <w:left w:type="dxa" w:w="120"/>
@@ -3596,7 +3563,7 @@
               <w:bottom w:val="single" w:color="B0C8E0" w:sz="4"/>
               <w:right w:val="single" w:color="B0C8E0" w:sz="4"/>
             </w:tcBorders>
-            <w:shd w:fill="EAF1F8" w:val="clear"/>
+            <w:shd w:fill="FFFFFF" w:val="clear"/>
             <w:tcMar>
               <w:top w:type="dxa" w:w="60"/>
               <w:left w:type="dxa" w:w="120"/>
@@ -3627,7 +3594,7 @@
               <w:bottom w:val="single" w:color="B0C8E0" w:sz="4"/>
               <w:right w:val="single" w:color="B0C8E0" w:sz="4"/>
             </w:tcBorders>
-            <w:shd w:fill="EAF1F8" w:val="clear"/>
+            <w:shd w:fill="FFFFFF" w:val="clear"/>
             <w:tcMar>
               <w:top w:type="dxa" w:w="60"/>
               <w:left w:type="dxa" w:w="120"/>
@@ -3658,7 +3625,7 @@
               <w:bottom w:val="single" w:color="B0C8E0" w:sz="4"/>
               <w:right w:val="single" w:color="B0C8E0" w:sz="4"/>
             </w:tcBorders>
-            <w:shd w:fill="EAF1F8" w:val="clear"/>
+            <w:shd w:fill="FFFFFF" w:val="clear"/>
             <w:tcMar>
               <w:top w:type="dxa" w:w="60"/>
               <w:left w:type="dxa" w:w="120"/>
@@ -3698,9 +3665,6 @@
     </w:p>
     <w:p>
       <w:pPr>
-        <w:pBdr>
-          <w:left w:val="single" w:color="2E6DA4" w:sz="14"/>
-        </w:pBdr>
         <w:spacing w:after="60" w:before="200"/>
         <w:ind w:left="200"/>
       </w:pPr>
@@ -3763,7 +3727,7 @@
               <w:bottom w:val="single" w:color="B0C8E0" w:sz="4"/>
               <w:right w:val="single" w:color="B0C8E0" w:sz="4"/>
             </w:tcBorders>
-            <w:shd w:fill="1A3A5C" w:val="clear"/>
+            <w:shd w:fill="FFFFFF" w:val="clear"/>
             <w:tcMar>
               <w:top w:type="dxa" w:w="70"/>
               <w:left w:type="dxa" w:w="120"/>
@@ -3780,7 +3744,7 @@
                 <w:rFonts w:ascii="맑은 고딕" w:cs="맑은 고딕" w:eastAsia="맑은 고딕" w:hAnsi="맑은 고딕"/>
                 <w:b/>
                 <w:bCs/>
-                <w:color w:val="FFFFFF"/>
+                <w:color w:val="1A1A1A"/>
                 <w:sz w:val="16"/>
                 <w:szCs w:val="16"/>
               </w:rPr>
@@ -3797,7 +3761,7 @@
               <w:bottom w:val="single" w:color="B0C8E0" w:sz="4"/>
               <w:right w:val="single" w:color="B0C8E0" w:sz="4"/>
             </w:tcBorders>
-            <w:shd w:fill="1A3A5C" w:val="clear"/>
+            <w:shd w:fill="FFFFFF" w:val="clear"/>
             <w:tcMar>
               <w:top w:type="dxa" w:w="70"/>
               <w:left w:type="dxa" w:w="120"/>
@@ -3814,7 +3778,7 @@
                 <w:rFonts w:ascii="맑은 고딕" w:cs="맑은 고딕" w:eastAsia="맑은 고딕" w:hAnsi="맑은 고딕"/>
                 <w:b/>
                 <w:bCs/>
-                <w:color w:val="FFFFFF"/>
+                <w:color w:val="1A1A1A"/>
                 <w:sz w:val="16"/>
                 <w:szCs w:val="16"/>
               </w:rPr>
@@ -3831,7 +3795,7 @@
               <w:bottom w:val="single" w:color="B0C8E0" w:sz="4"/>
               <w:right w:val="single" w:color="B0C8E0" w:sz="4"/>
             </w:tcBorders>
-            <w:shd w:fill="1A3A5C" w:val="clear"/>
+            <w:shd w:fill="FFFFFF" w:val="clear"/>
             <w:tcMar>
               <w:top w:type="dxa" w:w="70"/>
               <w:left w:type="dxa" w:w="120"/>
@@ -3848,7 +3812,7 @@
                 <w:rFonts w:ascii="맑은 고딕" w:cs="맑은 고딕" w:eastAsia="맑은 고딕" w:hAnsi="맑은 고딕"/>
                 <w:b/>
                 <w:bCs/>
-                <w:color w:val="FFFFFF"/>
+                <w:color w:val="1A1A1A"/>
                 <w:sz w:val="16"/>
                 <w:szCs w:val="16"/>
               </w:rPr>
@@ -3867,7 +3831,7 @@
               <w:bottom w:val="single" w:color="B0C8E0" w:sz="4"/>
               <w:right w:val="single" w:color="B0C8E0" w:sz="4"/>
             </w:tcBorders>
-            <w:shd w:fill="EAF1F8" w:val="clear"/>
+            <w:shd w:fill="FFFFFF" w:val="clear"/>
             <w:tcMar>
               <w:top w:type="dxa" w:w="60"/>
               <w:left w:type="dxa" w:w="120"/>
@@ -3898,7 +3862,7 @@
               <w:bottom w:val="single" w:color="B0C8E0" w:sz="4"/>
               <w:right w:val="single" w:color="B0C8E0" w:sz="4"/>
             </w:tcBorders>
-            <w:shd w:fill="EAF1F8" w:val="clear"/>
+            <w:shd w:fill="FFFFFF" w:val="clear"/>
             <w:tcMar>
               <w:top w:type="dxa" w:w="60"/>
               <w:left w:type="dxa" w:w="120"/>
@@ -3929,7 +3893,7 @@
               <w:bottom w:val="single" w:color="B0C8E0" w:sz="4"/>
               <w:right w:val="single" w:color="B0C8E0" w:sz="4"/>
             </w:tcBorders>
-            <w:shd w:fill="EAF1F8" w:val="clear"/>
+            <w:shd w:fill="FFFFFF" w:val="clear"/>
             <w:tcMar>
               <w:top w:type="dxa" w:w="60"/>
               <w:left w:type="dxa" w:w="120"/>
@@ -4057,7 +4021,7 @@
               <w:bottom w:val="single" w:color="B0C8E0" w:sz="4"/>
               <w:right w:val="single" w:color="B0C8E0" w:sz="4"/>
             </w:tcBorders>
-            <w:shd w:fill="EAF1F8" w:val="clear"/>
+            <w:shd w:fill="FFFFFF" w:val="clear"/>
             <w:tcMar>
               <w:top w:type="dxa" w:w="60"/>
               <w:left w:type="dxa" w:w="120"/>
@@ -4088,7 +4052,7 @@
               <w:bottom w:val="single" w:color="B0C8E0" w:sz="4"/>
               <w:right w:val="single" w:color="B0C8E0" w:sz="4"/>
             </w:tcBorders>
-            <w:shd w:fill="EAF1F8" w:val="clear"/>
+            <w:shd w:fill="FFFFFF" w:val="clear"/>
             <w:tcMar>
               <w:top w:type="dxa" w:w="60"/>
               <w:left w:type="dxa" w:w="120"/>
@@ -4119,7 +4083,7 @@
               <w:bottom w:val="single" w:color="B0C8E0" w:sz="4"/>
               <w:right w:val="single" w:color="B0C8E0" w:sz="4"/>
             </w:tcBorders>
-            <w:shd w:fill="EAF1F8" w:val="clear"/>
+            <w:shd w:fill="FFFFFF" w:val="clear"/>
             <w:tcMar>
               <w:top w:type="dxa" w:w="60"/>
               <w:left w:type="dxa" w:w="120"/>
@@ -4247,7 +4211,7 @@
               <w:bottom w:val="single" w:color="B0C8E0" w:sz="4"/>
               <w:right w:val="single" w:color="B0C8E0" w:sz="4"/>
             </w:tcBorders>
-            <w:shd w:fill="EAF1F8" w:val="clear"/>
+            <w:shd w:fill="FFFFFF" w:val="clear"/>
             <w:tcMar>
               <w:top w:type="dxa" w:w="60"/>
               <w:left w:type="dxa" w:w="120"/>
@@ -4278,7 +4242,7 @@
               <w:bottom w:val="single" w:color="B0C8E0" w:sz="4"/>
               <w:right w:val="single" w:color="B0C8E0" w:sz="4"/>
             </w:tcBorders>
-            <w:shd w:fill="EAF1F8" w:val="clear"/>
+            <w:shd w:fill="FFFFFF" w:val="clear"/>
             <w:tcMar>
               <w:top w:type="dxa" w:w="60"/>
               <w:left w:type="dxa" w:w="120"/>
@@ -4309,7 +4273,7 @@
               <w:bottom w:val="single" w:color="B0C8E0" w:sz="4"/>
               <w:right w:val="single" w:color="B0C8E0" w:sz="4"/>
             </w:tcBorders>
-            <w:shd w:fill="EAF1F8" w:val="clear"/>
+            <w:shd w:fill="FFFFFF" w:val="clear"/>
             <w:tcMar>
               <w:top w:type="dxa" w:w="60"/>
               <w:left w:type="dxa" w:w="120"/>
@@ -4349,9 +4313,6 @@
     </w:p>
     <w:p>
       <w:pPr>
-        <w:pBdr>
-          <w:left w:val="single" w:color="2E6DA4" w:sz="14"/>
-        </w:pBdr>
         <w:spacing w:after="60" w:before="200"/>
         <w:ind w:left="200"/>
       </w:pPr>
@@ -4414,7 +4375,7 @@
               <w:bottom w:val="single" w:color="B0C8E0" w:sz="4"/>
               <w:right w:val="single" w:color="B0C8E0" w:sz="4"/>
             </w:tcBorders>
-            <w:shd w:fill="1A3A5C" w:val="clear"/>
+            <w:shd w:fill="FFFFFF" w:val="clear"/>
             <w:tcMar>
               <w:top w:type="dxa" w:w="70"/>
               <w:left w:type="dxa" w:w="120"/>
@@ -4431,7 +4392,7 @@
                 <w:rFonts w:ascii="맑은 고딕" w:cs="맑은 고딕" w:eastAsia="맑은 고딕" w:hAnsi="맑은 고딕"/>
                 <w:b/>
                 <w:bCs/>
-                <w:color w:val="FFFFFF"/>
+                <w:color w:val="1A1A1A"/>
                 <w:sz w:val="16"/>
                 <w:szCs w:val="16"/>
               </w:rPr>
@@ -4448,7 +4409,7 @@
               <w:bottom w:val="single" w:color="B0C8E0" w:sz="4"/>
               <w:right w:val="single" w:color="B0C8E0" w:sz="4"/>
             </w:tcBorders>
-            <w:shd w:fill="1A3A5C" w:val="clear"/>
+            <w:shd w:fill="FFFFFF" w:val="clear"/>
             <w:tcMar>
               <w:top w:type="dxa" w:w="70"/>
               <w:left w:type="dxa" w:w="120"/>
@@ -4465,7 +4426,7 @@
                 <w:rFonts w:ascii="맑은 고딕" w:cs="맑은 고딕" w:eastAsia="맑은 고딕" w:hAnsi="맑은 고딕"/>
                 <w:b/>
                 <w:bCs/>
-                <w:color w:val="FFFFFF"/>
+                <w:color w:val="1A1A1A"/>
                 <w:sz w:val="16"/>
                 <w:szCs w:val="16"/>
               </w:rPr>
@@ -4482,7 +4443,7 @@
               <w:bottom w:val="single" w:color="B0C8E0" w:sz="4"/>
               <w:right w:val="single" w:color="B0C8E0" w:sz="4"/>
             </w:tcBorders>
-            <w:shd w:fill="1A3A5C" w:val="clear"/>
+            <w:shd w:fill="FFFFFF" w:val="clear"/>
             <w:tcMar>
               <w:top w:type="dxa" w:w="70"/>
               <w:left w:type="dxa" w:w="120"/>
@@ -4499,7 +4460,7 @@
                 <w:rFonts w:ascii="맑은 고딕" w:cs="맑은 고딕" w:eastAsia="맑은 고딕" w:hAnsi="맑은 고딕"/>
                 <w:b/>
                 <w:bCs/>
-                <w:color w:val="FFFFFF"/>
+                <w:color w:val="1A1A1A"/>
                 <w:sz w:val="16"/>
                 <w:szCs w:val="16"/>
               </w:rPr>
@@ -4518,7 +4479,7 @@
               <w:bottom w:val="single" w:color="B0C8E0" w:sz="4"/>
               <w:right w:val="single" w:color="B0C8E0" w:sz="4"/>
             </w:tcBorders>
-            <w:shd w:fill="EAF1F8" w:val="clear"/>
+            <w:shd w:fill="FFFFFF" w:val="clear"/>
             <w:tcMar>
               <w:top w:type="dxa" w:w="60"/>
               <w:left w:type="dxa" w:w="120"/>
@@ -4549,7 +4510,7 @@
               <w:bottom w:val="single" w:color="B0C8E0" w:sz="4"/>
               <w:right w:val="single" w:color="B0C8E0" w:sz="4"/>
             </w:tcBorders>
-            <w:shd w:fill="EAF1F8" w:val="clear"/>
+            <w:shd w:fill="FFFFFF" w:val="clear"/>
             <w:tcMar>
               <w:top w:type="dxa" w:w="60"/>
               <w:left w:type="dxa" w:w="120"/>
@@ -4580,7 +4541,7 @@
               <w:bottom w:val="single" w:color="B0C8E0" w:sz="4"/>
               <w:right w:val="single" w:color="B0C8E0" w:sz="4"/>
             </w:tcBorders>
-            <w:shd w:fill="EAF1F8" w:val="clear"/>
+            <w:shd w:fill="FFFFFF" w:val="clear"/>
             <w:tcMar>
               <w:top w:type="dxa" w:w="60"/>
               <w:left w:type="dxa" w:w="120"/>
@@ -4708,7 +4669,7 @@
               <w:bottom w:val="single" w:color="B0C8E0" w:sz="4"/>
               <w:right w:val="single" w:color="B0C8E0" w:sz="4"/>
             </w:tcBorders>
-            <w:shd w:fill="EAF1F8" w:val="clear"/>
+            <w:shd w:fill="FFFFFF" w:val="clear"/>
             <w:tcMar>
               <w:top w:type="dxa" w:w="60"/>
               <w:left w:type="dxa" w:w="120"/>
@@ -4739,7 +4700,7 @@
               <w:bottom w:val="single" w:color="B0C8E0" w:sz="4"/>
               <w:right w:val="single" w:color="B0C8E0" w:sz="4"/>
             </w:tcBorders>
-            <w:shd w:fill="EAF1F8" w:val="clear"/>
+            <w:shd w:fill="FFFFFF" w:val="clear"/>
             <w:tcMar>
               <w:top w:type="dxa" w:w="60"/>
               <w:left w:type="dxa" w:w="120"/>
@@ -4770,7 +4731,7 @@
               <w:bottom w:val="single" w:color="B0C8E0" w:sz="4"/>
               <w:right w:val="single" w:color="B0C8E0" w:sz="4"/>
             </w:tcBorders>
-            <w:shd w:fill="EAF1F8" w:val="clear"/>
+            <w:shd w:fill="FFFFFF" w:val="clear"/>
             <w:tcMar>
               <w:top w:type="dxa" w:w="60"/>
               <w:left w:type="dxa" w:w="120"/>
@@ -4905,9 +4866,6 @@
     </w:p>
     <w:p>
       <w:pPr>
-        <w:pBdr>
-          <w:left w:val="single" w:color="2E6DA4" w:sz="14"/>
-        </w:pBdr>
         <w:spacing w:after="60" w:before="200"/>
         <w:ind w:left="200"/>
       </w:pPr>
@@ -4970,7 +4928,7 @@
               <w:bottom w:val="single" w:color="B0C8E0" w:sz="4"/>
               <w:right w:val="single" w:color="B0C8E0" w:sz="4"/>
             </w:tcBorders>
-            <w:shd w:fill="1A3A5C" w:val="clear"/>
+            <w:shd w:fill="FFFFFF" w:val="clear"/>
             <w:tcMar>
               <w:top w:type="dxa" w:w="70"/>
               <w:left w:type="dxa" w:w="120"/>
@@ -4987,7 +4945,7 @@
                 <w:rFonts w:ascii="맑은 고딕" w:cs="맑은 고딕" w:eastAsia="맑은 고딕" w:hAnsi="맑은 고딕"/>
                 <w:b/>
                 <w:bCs/>
-                <w:color w:val="FFFFFF"/>
+                <w:color w:val="1A1A1A"/>
                 <w:sz w:val="16"/>
                 <w:szCs w:val="16"/>
               </w:rPr>
@@ -5004,7 +4962,7 @@
               <w:bottom w:val="single" w:color="B0C8E0" w:sz="4"/>
               <w:right w:val="single" w:color="B0C8E0" w:sz="4"/>
             </w:tcBorders>
-            <w:shd w:fill="1A3A5C" w:val="clear"/>
+            <w:shd w:fill="FFFFFF" w:val="clear"/>
             <w:tcMar>
               <w:top w:type="dxa" w:w="70"/>
               <w:left w:type="dxa" w:w="120"/>
@@ -5021,7 +4979,7 @@
                 <w:rFonts w:ascii="맑은 고딕" w:cs="맑은 고딕" w:eastAsia="맑은 고딕" w:hAnsi="맑은 고딕"/>
                 <w:b/>
                 <w:bCs/>
-                <w:color w:val="FFFFFF"/>
+                <w:color w:val="1A1A1A"/>
                 <w:sz w:val="16"/>
                 <w:szCs w:val="16"/>
               </w:rPr>
@@ -5038,7 +4996,7 @@
               <w:bottom w:val="single" w:color="B0C8E0" w:sz="4"/>
               <w:right w:val="single" w:color="B0C8E0" w:sz="4"/>
             </w:tcBorders>
-            <w:shd w:fill="1A3A5C" w:val="clear"/>
+            <w:shd w:fill="FFFFFF" w:val="clear"/>
             <w:tcMar>
               <w:top w:type="dxa" w:w="70"/>
               <w:left w:type="dxa" w:w="120"/>
@@ -5055,7 +5013,7 @@
                 <w:rFonts w:ascii="맑은 고딕" w:cs="맑은 고딕" w:eastAsia="맑은 고딕" w:hAnsi="맑은 고딕"/>
                 <w:b/>
                 <w:bCs/>
-                <w:color w:val="FFFFFF"/>
+                <w:color w:val="1A1A1A"/>
                 <w:sz w:val="16"/>
                 <w:szCs w:val="16"/>
               </w:rPr>
@@ -5074,7 +5032,7 @@
               <w:bottom w:val="single" w:color="B0C8E0" w:sz="4"/>
               <w:right w:val="single" w:color="B0C8E0" w:sz="4"/>
             </w:tcBorders>
-            <w:shd w:fill="EAF1F8" w:val="clear"/>
+            <w:shd w:fill="FFFFFF" w:val="clear"/>
             <w:tcMar>
               <w:top w:type="dxa" w:w="60"/>
               <w:left w:type="dxa" w:w="120"/>
@@ -5105,7 +5063,7 @@
               <w:bottom w:val="single" w:color="B0C8E0" w:sz="4"/>
               <w:right w:val="single" w:color="B0C8E0" w:sz="4"/>
             </w:tcBorders>
-            <w:shd w:fill="EAF1F8" w:val="clear"/>
+            <w:shd w:fill="FFFFFF" w:val="clear"/>
             <w:tcMar>
               <w:top w:type="dxa" w:w="60"/>
               <w:left w:type="dxa" w:w="120"/>
@@ -5136,7 +5094,7 @@
               <w:bottom w:val="single" w:color="B0C8E0" w:sz="4"/>
               <w:right w:val="single" w:color="B0C8E0" w:sz="4"/>
             </w:tcBorders>
-            <w:shd w:fill="EAF1F8" w:val="clear"/>
+            <w:shd w:fill="FFFFFF" w:val="clear"/>
             <w:tcMar>
               <w:top w:type="dxa" w:w="60"/>
               <w:left w:type="dxa" w:w="120"/>
@@ -5264,7 +5222,7 @@
               <w:bottom w:val="single" w:color="B0C8E0" w:sz="4"/>
               <w:right w:val="single" w:color="B0C8E0" w:sz="4"/>
             </w:tcBorders>
-            <w:shd w:fill="EAF1F8" w:val="clear"/>
+            <w:shd w:fill="FFFFFF" w:val="clear"/>
             <w:tcMar>
               <w:top w:type="dxa" w:w="60"/>
               <w:left w:type="dxa" w:w="120"/>
@@ -5295,7 +5253,7 @@
               <w:bottom w:val="single" w:color="B0C8E0" w:sz="4"/>
               <w:right w:val="single" w:color="B0C8E0" w:sz="4"/>
             </w:tcBorders>
-            <w:shd w:fill="EAF1F8" w:val="clear"/>
+            <w:shd w:fill="FFFFFF" w:val="clear"/>
             <w:tcMar>
               <w:top w:type="dxa" w:w="60"/>
               <w:left w:type="dxa" w:w="120"/>
@@ -5326,7 +5284,7 @@
               <w:bottom w:val="single" w:color="B0C8E0" w:sz="4"/>
               <w:right w:val="single" w:color="B0C8E0" w:sz="4"/>
             </w:tcBorders>
-            <w:shd w:fill="EAF1F8" w:val="clear"/>
+            <w:shd w:fill="FFFFFF" w:val="clear"/>
             <w:tcMar>
               <w:top w:type="dxa" w:w="60"/>
               <w:left w:type="dxa" w:w="120"/>
@@ -5454,7 +5412,7 @@
               <w:bottom w:val="single" w:color="B0C8E0" w:sz="4"/>
               <w:right w:val="single" w:color="B0C8E0" w:sz="4"/>
             </w:tcBorders>
-            <w:shd w:fill="EAF1F8" w:val="clear"/>
+            <w:shd w:fill="FFFFFF" w:val="clear"/>
             <w:tcMar>
               <w:top w:type="dxa" w:w="60"/>
               <w:left w:type="dxa" w:w="120"/>
@@ -5485,7 +5443,7 @@
               <w:bottom w:val="single" w:color="B0C8E0" w:sz="4"/>
               <w:right w:val="single" w:color="B0C8E0" w:sz="4"/>
             </w:tcBorders>
-            <w:shd w:fill="EAF1F8" w:val="clear"/>
+            <w:shd w:fill="FFFFFF" w:val="clear"/>
             <w:tcMar>
               <w:top w:type="dxa" w:w="60"/>
               <w:left w:type="dxa" w:w="120"/>
@@ -5516,7 +5474,7 @@
               <w:bottom w:val="single" w:color="B0C8E0" w:sz="4"/>
               <w:right w:val="single" w:color="B0C8E0" w:sz="4"/>
             </w:tcBorders>
-            <w:shd w:fill="EAF1F8" w:val="clear"/>
+            <w:shd w:fill="FFFFFF" w:val="clear"/>
             <w:tcMar>
               <w:top w:type="dxa" w:w="60"/>
               <w:left w:type="dxa" w:w="120"/>
@@ -5556,9 +5514,6 @@
     </w:p>
     <w:p>
       <w:pPr>
-        <w:pBdr>
-          <w:left w:val="single" w:color="2E6DA4" w:sz="14"/>
-        </w:pBdr>
         <w:spacing w:after="60" w:before="200"/>
         <w:ind w:left="200"/>
       </w:pPr>
@@ -5621,7 +5576,7 @@
               <w:bottom w:val="single" w:color="B0C8E0" w:sz="4"/>
               <w:right w:val="single" w:color="B0C8E0" w:sz="4"/>
             </w:tcBorders>
-            <w:shd w:fill="1A3A5C" w:val="clear"/>
+            <w:shd w:fill="FFFFFF" w:val="clear"/>
             <w:tcMar>
               <w:top w:type="dxa" w:w="70"/>
               <w:left w:type="dxa" w:w="120"/>
@@ -5638,7 +5593,7 @@
                 <w:rFonts w:ascii="맑은 고딕" w:cs="맑은 고딕" w:eastAsia="맑은 고딕" w:hAnsi="맑은 고딕"/>
                 <w:b/>
                 <w:bCs/>
-                <w:color w:val="FFFFFF"/>
+                <w:color w:val="1A1A1A"/>
                 <w:sz w:val="16"/>
                 <w:szCs w:val="16"/>
               </w:rPr>
@@ -5655,7 +5610,7 @@
               <w:bottom w:val="single" w:color="B0C8E0" w:sz="4"/>
               <w:right w:val="single" w:color="B0C8E0" w:sz="4"/>
             </w:tcBorders>
-            <w:shd w:fill="1A3A5C" w:val="clear"/>
+            <w:shd w:fill="FFFFFF" w:val="clear"/>
             <w:tcMar>
               <w:top w:type="dxa" w:w="70"/>
               <w:left w:type="dxa" w:w="120"/>
@@ -5672,7 +5627,7 @@
                 <w:rFonts w:ascii="맑은 고딕" w:cs="맑은 고딕" w:eastAsia="맑은 고딕" w:hAnsi="맑은 고딕"/>
                 <w:b/>
                 <w:bCs/>
-                <w:color w:val="FFFFFF"/>
+                <w:color w:val="1A1A1A"/>
                 <w:sz w:val="16"/>
                 <w:szCs w:val="16"/>
               </w:rPr>
@@ -5689,7 +5644,7 @@
               <w:bottom w:val="single" w:color="B0C8E0" w:sz="4"/>
               <w:right w:val="single" w:color="B0C8E0" w:sz="4"/>
             </w:tcBorders>
-            <w:shd w:fill="1A3A5C" w:val="clear"/>
+            <w:shd w:fill="FFFFFF" w:val="clear"/>
             <w:tcMar>
               <w:top w:type="dxa" w:w="70"/>
               <w:left w:type="dxa" w:w="120"/>
@@ -5706,7 +5661,7 @@
                 <w:rFonts w:ascii="맑은 고딕" w:cs="맑은 고딕" w:eastAsia="맑은 고딕" w:hAnsi="맑은 고딕"/>
                 <w:b/>
                 <w:bCs/>
-                <w:color w:val="FFFFFF"/>
+                <w:color w:val="1A1A1A"/>
                 <w:sz w:val="16"/>
                 <w:szCs w:val="16"/>
               </w:rPr>
@@ -5725,7 +5680,7 @@
               <w:bottom w:val="single" w:color="B0C8E0" w:sz="4"/>
               <w:right w:val="single" w:color="B0C8E0" w:sz="4"/>
             </w:tcBorders>
-            <w:shd w:fill="EAF1F8" w:val="clear"/>
+            <w:shd w:fill="FFFFFF" w:val="clear"/>
             <w:tcMar>
               <w:top w:type="dxa" w:w="60"/>
               <w:left w:type="dxa" w:w="120"/>
@@ -5756,7 +5711,7 @@
               <w:bottom w:val="single" w:color="B0C8E0" w:sz="4"/>
               <w:right w:val="single" w:color="B0C8E0" w:sz="4"/>
             </w:tcBorders>
-            <w:shd w:fill="EAF1F8" w:val="clear"/>
+            <w:shd w:fill="FFFFFF" w:val="clear"/>
             <w:tcMar>
               <w:top w:type="dxa" w:w="60"/>
               <w:left w:type="dxa" w:w="120"/>
@@ -5787,7 +5742,7 @@
               <w:bottom w:val="single" w:color="B0C8E0" w:sz="4"/>
               <w:right w:val="single" w:color="B0C8E0" w:sz="4"/>
             </w:tcBorders>
-            <w:shd w:fill="EAF1F8" w:val="clear"/>
+            <w:shd w:fill="FFFFFF" w:val="clear"/>
             <w:tcMar>
               <w:top w:type="dxa" w:w="60"/>
               <w:left w:type="dxa" w:w="120"/>
@@ -5915,7 +5870,7 @@
               <w:bottom w:val="single" w:color="B0C8E0" w:sz="4"/>
               <w:right w:val="single" w:color="B0C8E0" w:sz="4"/>
             </w:tcBorders>
-            <w:shd w:fill="EAF1F8" w:val="clear"/>
+            <w:shd w:fill="FFFFFF" w:val="clear"/>
             <w:tcMar>
               <w:top w:type="dxa" w:w="60"/>
               <w:left w:type="dxa" w:w="120"/>
@@ -5946,7 +5901,7 @@
               <w:bottom w:val="single" w:color="B0C8E0" w:sz="4"/>
               <w:right w:val="single" w:color="B0C8E0" w:sz="4"/>
             </w:tcBorders>
-            <w:shd w:fill="EAF1F8" w:val="clear"/>
+            <w:shd w:fill="FFFFFF" w:val="clear"/>
             <w:tcMar>
               <w:top w:type="dxa" w:w="60"/>
               <w:left w:type="dxa" w:w="120"/>
@@ -5977,7 +5932,7 @@
               <w:bottom w:val="single" w:color="B0C8E0" w:sz="4"/>
               <w:right w:val="single" w:color="B0C8E0" w:sz="4"/>
             </w:tcBorders>
-            <w:shd w:fill="EAF1F8" w:val="clear"/>
+            <w:shd w:fill="FFFFFF" w:val="clear"/>
             <w:tcMar>
               <w:top w:type="dxa" w:w="60"/>
               <w:left w:type="dxa" w:w="120"/>
@@ -6105,7 +6060,7 @@
               <w:bottom w:val="single" w:color="B0C8E0" w:sz="4"/>
               <w:right w:val="single" w:color="B0C8E0" w:sz="4"/>
             </w:tcBorders>
-            <w:shd w:fill="EAF1F8" w:val="clear"/>
+            <w:shd w:fill="FFFFFF" w:val="clear"/>
             <w:tcMar>
               <w:top w:type="dxa" w:w="60"/>
               <w:left w:type="dxa" w:w="120"/>
@@ -6136,7 +6091,7 @@
               <w:bottom w:val="single" w:color="B0C8E0" w:sz="4"/>
               <w:right w:val="single" w:color="B0C8E0" w:sz="4"/>
             </w:tcBorders>
-            <w:shd w:fill="EAF1F8" w:val="clear"/>
+            <w:shd w:fill="FFFFFF" w:val="clear"/>
             <w:tcMar>
               <w:top w:type="dxa" w:w="60"/>
               <w:left w:type="dxa" w:w="120"/>
@@ -6167,7 +6122,7 @@
               <w:bottom w:val="single" w:color="B0C8E0" w:sz="4"/>
               <w:right w:val="single" w:color="B0C8E0" w:sz="4"/>
             </w:tcBorders>
-            <w:shd w:fill="EAF1F8" w:val="clear"/>
+            <w:shd w:fill="FFFFFF" w:val="clear"/>
             <w:tcMar>
               <w:top w:type="dxa" w:w="60"/>
               <w:left w:type="dxa" w:w="120"/>
@@ -6215,10 +6170,7 @@
     </w:p>
     <w:p>
       <w:pPr>
-        <w:pBdr>
-          <w:bottom w:val="single" w:color="C8714A" w:sz="8"/>
-        </w:pBdr>
-        <w:shd w:fill="1E5C38" w:val="clear"/>
+        <w:shd w:fill="FFFFFF" w:val="clear"/>
         <w:spacing w:after="160" w:before="360"/>
         <w:ind w:left="200"/>
         <w:jc w:val="left"/>
@@ -6228,7 +6180,7 @@
           <w:rFonts w:ascii="맑은 고딕" w:cs="맑은 고딕" w:eastAsia="맑은 고딕" w:hAnsi="맑은 고딕"/>
           <w:b/>
           <w:bCs/>
-          <w:color w:val="FFFFFF"/>
+          <w:color w:val="1A1A1A"/>
           <w:sz w:val="22"/>
           <w:szCs w:val="22"/>
         </w:rPr>
@@ -6239,7 +6191,7 @@
           <w:rFonts w:ascii="맑은 고딕" w:cs="맑은 고딕" w:eastAsia="맑은 고딕" w:hAnsi="맑은 고딕"/>
           <w:b/>
           <w:bCs/>
-          <w:color w:val="FFFFFF"/>
+          <w:color w:val="1A1A1A"/>
           <w:sz w:val="26"/>
           <w:szCs w:val="26"/>
         </w:rPr>
@@ -6301,9 +6253,6 @@
     </w:p>
     <w:p>
       <w:pPr>
-        <w:pBdr>
-          <w:left w:val="single" w:color="C8714A" w:sz="12"/>
-        </w:pBdr>
         <w:spacing w:after="60" w:before="160"/>
         <w:ind w:left="160"/>
       </w:pPr>
@@ -6347,7 +6296,7 @@
               <w:bottom w:val="single" w:color="B0C8E0" w:sz="4"/>
               <w:right w:val="single" w:color="B0C8E0" w:sz="4"/>
             </w:tcBorders>
-            <w:shd w:fill="1A3A5C" w:val="clear"/>
+            <w:shd w:fill="FFFFFF" w:val="clear"/>
             <w:tcMar>
               <w:top w:type="dxa" w:w="70"/>
               <w:left w:type="dxa" w:w="100"/>
@@ -6364,7 +6313,7 @@
                 <w:rFonts w:ascii="맑은 고딕" w:cs="맑은 고딕" w:eastAsia="맑은 고딕" w:hAnsi="맑은 고딕"/>
                 <w:b/>
                 <w:bCs/>
-                <w:color w:val="FFFFFF"/>
+                <w:color w:val="1A1A1A"/>
                 <w:sz w:val="16"/>
                 <w:szCs w:val="16"/>
               </w:rPr>
@@ -6381,7 +6330,7 @@
               <w:bottom w:val="single" w:color="B0C8E0" w:sz="4"/>
               <w:right w:val="single" w:color="B0C8E0" w:sz="4"/>
             </w:tcBorders>
-            <w:shd w:fill="1A3A5C" w:val="clear"/>
+            <w:shd w:fill="FFFFFF" w:val="clear"/>
             <w:tcMar>
               <w:top w:type="dxa" w:w="70"/>
               <w:left w:type="dxa" w:w="100"/>
@@ -6398,7 +6347,7 @@
                 <w:rFonts w:ascii="맑은 고딕" w:cs="맑은 고딕" w:eastAsia="맑은 고딕" w:hAnsi="맑은 고딕"/>
                 <w:b/>
                 <w:bCs/>
-                <w:color w:val="FFFFFF"/>
+                <w:color w:val="1A1A1A"/>
                 <w:sz w:val="16"/>
                 <w:szCs w:val="16"/>
               </w:rPr>
@@ -6415,7 +6364,7 @@
               <w:bottom w:val="single" w:color="B0C8E0" w:sz="4"/>
               <w:right w:val="single" w:color="B0C8E0" w:sz="4"/>
             </w:tcBorders>
-            <w:shd w:fill="1A3A5C" w:val="clear"/>
+            <w:shd w:fill="FFFFFF" w:val="clear"/>
             <w:tcMar>
               <w:top w:type="dxa" w:w="70"/>
               <w:left w:type="dxa" w:w="100"/>
@@ -6432,7 +6381,7 @@
                 <w:rFonts w:ascii="맑은 고딕" w:cs="맑은 고딕" w:eastAsia="맑은 고딕" w:hAnsi="맑은 고딕"/>
                 <w:b/>
                 <w:bCs/>
-                <w:color w:val="FFFFFF"/>
+                <w:color w:val="1A1A1A"/>
                 <w:sz w:val="16"/>
                 <w:szCs w:val="16"/>
               </w:rPr>
@@ -6449,7 +6398,7 @@
               <w:bottom w:val="single" w:color="B0C8E0" w:sz="4"/>
               <w:right w:val="single" w:color="B0C8E0" w:sz="4"/>
             </w:tcBorders>
-            <w:shd w:fill="1A3A5C" w:val="clear"/>
+            <w:shd w:fill="FFFFFF" w:val="clear"/>
             <w:tcMar>
               <w:top w:type="dxa" w:w="70"/>
               <w:left w:type="dxa" w:w="100"/>
@@ -6466,7 +6415,7 @@
                 <w:rFonts w:ascii="맑은 고딕" w:cs="맑은 고딕" w:eastAsia="맑은 고딕" w:hAnsi="맑은 고딕"/>
                 <w:b/>
                 <w:bCs/>
-                <w:color w:val="FFFFFF"/>
+                <w:color w:val="1A1A1A"/>
                 <w:sz w:val="16"/>
                 <w:szCs w:val="16"/>
               </w:rPr>
@@ -6485,7 +6434,7 @@
               <w:bottom w:val="single" w:color="B0C8E0" w:sz="4"/>
               <w:right w:val="single" w:color="B0C8E0" w:sz="4"/>
             </w:tcBorders>
-            <w:shd w:fill="EAF1F8" w:val="clear"/>
+            <w:shd w:fill="FFFFFF" w:val="clear"/>
             <w:tcMar>
               <w:top w:type="dxa" w:w="60"/>
               <w:left w:type="dxa" w:w="100"/>
@@ -6516,7 +6465,7 @@
               <w:bottom w:val="single" w:color="B0C8E0" w:sz="4"/>
               <w:right w:val="single" w:color="B0C8E0" w:sz="4"/>
             </w:tcBorders>
-            <w:shd w:fill="EAF1F8" w:val="clear"/>
+            <w:shd w:fill="FFFFFF" w:val="clear"/>
             <w:tcMar>
               <w:top w:type="dxa" w:w="60"/>
               <w:left w:type="dxa" w:w="100"/>
@@ -6547,7 +6496,7 @@
               <w:bottom w:val="single" w:color="B0C8E0" w:sz="4"/>
               <w:right w:val="single" w:color="B0C8E0" w:sz="4"/>
             </w:tcBorders>
-            <w:shd w:fill="EAF1F8" w:val="clear"/>
+            <w:shd w:fill="FFFFFF" w:val="clear"/>
             <w:tcMar>
               <w:top w:type="dxa" w:w="60"/>
               <w:left w:type="dxa" w:w="100"/>
@@ -6578,7 +6527,7 @@
               <w:bottom w:val="single" w:color="B0C8E0" w:sz="4"/>
               <w:right w:val="single" w:color="B0C8E0" w:sz="4"/>
             </w:tcBorders>
-            <w:shd w:fill="EAF1F8" w:val="clear"/>
+            <w:shd w:fill="FFFFFF" w:val="clear"/>
             <w:tcMar>
               <w:top w:type="dxa" w:w="60"/>
               <w:left w:type="dxa" w:w="100"/>
@@ -6737,7 +6686,7 @@
               <w:bottom w:val="single" w:color="B0C8E0" w:sz="4"/>
               <w:right w:val="single" w:color="B0C8E0" w:sz="4"/>
             </w:tcBorders>
-            <w:shd w:fill="EAF1F8" w:val="clear"/>
+            <w:shd w:fill="FFFFFF" w:val="clear"/>
             <w:tcMar>
               <w:top w:type="dxa" w:w="60"/>
               <w:left w:type="dxa" w:w="100"/>
@@ -6768,7 +6717,7 @@
               <w:bottom w:val="single" w:color="B0C8E0" w:sz="4"/>
               <w:right w:val="single" w:color="B0C8E0" w:sz="4"/>
             </w:tcBorders>
-            <w:shd w:fill="EAF1F8" w:val="clear"/>
+            <w:shd w:fill="FFFFFF" w:val="clear"/>
             <w:tcMar>
               <w:top w:type="dxa" w:w="60"/>
               <w:left w:type="dxa" w:w="100"/>
@@ -6799,7 +6748,7 @@
               <w:bottom w:val="single" w:color="B0C8E0" w:sz="4"/>
               <w:right w:val="single" w:color="B0C8E0" w:sz="4"/>
             </w:tcBorders>
-            <w:shd w:fill="EAF1F8" w:val="clear"/>
+            <w:shd w:fill="FFFFFF" w:val="clear"/>
             <w:tcMar>
               <w:top w:type="dxa" w:w="60"/>
               <w:left w:type="dxa" w:w="100"/>
@@ -6830,7 +6779,7 @@
               <w:bottom w:val="single" w:color="B0C8E0" w:sz="4"/>
               <w:right w:val="single" w:color="B0C8E0" w:sz="4"/>
             </w:tcBorders>
-            <w:shd w:fill="EAF1F8" w:val="clear"/>
+            <w:shd w:fill="FFFFFF" w:val="clear"/>
             <w:tcMar>
               <w:top w:type="dxa" w:w="60"/>
               <w:left w:type="dxa" w:w="100"/>
@@ -6870,9 +6819,6 @@
     </w:p>
     <w:p>
       <w:pPr>
-        <w:pBdr>
-          <w:left w:val="single" w:color="C8714A" w:sz="12"/>
-        </w:pBdr>
         <w:spacing w:after="60" w:before="160"/>
         <w:ind w:left="160"/>
       </w:pPr>
@@ -6916,7 +6862,7 @@
               <w:bottom w:val="single" w:color="B0C8E0" w:sz="4"/>
               <w:right w:val="single" w:color="B0C8E0" w:sz="4"/>
             </w:tcBorders>
-            <w:shd w:fill="1A3A5C" w:val="clear"/>
+            <w:shd w:fill="FFFFFF" w:val="clear"/>
             <w:tcMar>
               <w:top w:type="dxa" w:w="70"/>
               <w:left w:type="dxa" w:w="100"/>
@@ -6933,7 +6879,7 @@
                 <w:rFonts w:ascii="맑은 고딕" w:cs="맑은 고딕" w:eastAsia="맑은 고딕" w:hAnsi="맑은 고딕"/>
                 <w:b/>
                 <w:bCs/>
-                <w:color w:val="FFFFFF"/>
+                <w:color w:val="1A1A1A"/>
                 <w:sz w:val="16"/>
                 <w:szCs w:val="16"/>
               </w:rPr>
@@ -6950,7 +6896,7 @@
               <w:bottom w:val="single" w:color="B0C8E0" w:sz="4"/>
               <w:right w:val="single" w:color="B0C8E0" w:sz="4"/>
             </w:tcBorders>
-            <w:shd w:fill="1A3A5C" w:val="clear"/>
+            <w:shd w:fill="FFFFFF" w:val="clear"/>
             <w:tcMar>
               <w:top w:type="dxa" w:w="70"/>
               <w:left w:type="dxa" w:w="100"/>
@@ -6967,7 +6913,7 @@
                 <w:rFonts w:ascii="맑은 고딕" w:cs="맑은 고딕" w:eastAsia="맑은 고딕" w:hAnsi="맑은 고딕"/>
                 <w:b/>
                 <w:bCs/>
-                <w:color w:val="FFFFFF"/>
+                <w:color w:val="1A1A1A"/>
                 <w:sz w:val="16"/>
                 <w:szCs w:val="16"/>
               </w:rPr>
@@ -6984,7 +6930,7 @@
               <w:bottom w:val="single" w:color="B0C8E0" w:sz="4"/>
               <w:right w:val="single" w:color="B0C8E0" w:sz="4"/>
             </w:tcBorders>
-            <w:shd w:fill="1A3A5C" w:val="clear"/>
+            <w:shd w:fill="FFFFFF" w:val="clear"/>
             <w:tcMar>
               <w:top w:type="dxa" w:w="70"/>
               <w:left w:type="dxa" w:w="100"/>
@@ -7001,7 +6947,7 @@
                 <w:rFonts w:ascii="맑은 고딕" w:cs="맑은 고딕" w:eastAsia="맑은 고딕" w:hAnsi="맑은 고딕"/>
                 <w:b/>
                 <w:bCs/>
-                <w:color w:val="FFFFFF"/>
+                <w:color w:val="1A1A1A"/>
                 <w:sz w:val="16"/>
                 <w:szCs w:val="16"/>
               </w:rPr>
@@ -7018,7 +6964,7 @@
               <w:bottom w:val="single" w:color="B0C8E0" w:sz="4"/>
               <w:right w:val="single" w:color="B0C8E0" w:sz="4"/>
             </w:tcBorders>
-            <w:shd w:fill="1A3A5C" w:val="clear"/>
+            <w:shd w:fill="FFFFFF" w:val="clear"/>
             <w:tcMar>
               <w:top w:type="dxa" w:w="70"/>
               <w:left w:type="dxa" w:w="100"/>
@@ -7035,7 +6981,7 @@
                 <w:rFonts w:ascii="맑은 고딕" w:cs="맑은 고딕" w:eastAsia="맑은 고딕" w:hAnsi="맑은 고딕"/>
                 <w:b/>
                 <w:bCs/>
-                <w:color w:val="FFFFFF"/>
+                <w:color w:val="1A1A1A"/>
                 <w:sz w:val="16"/>
                 <w:szCs w:val="16"/>
               </w:rPr>
@@ -7054,7 +7000,7 @@
               <w:bottom w:val="single" w:color="B0C8E0" w:sz="4"/>
               <w:right w:val="single" w:color="B0C8E0" w:sz="4"/>
             </w:tcBorders>
-            <w:shd w:fill="EAF1F8" w:val="clear"/>
+            <w:shd w:fill="FFFFFF" w:val="clear"/>
             <w:tcMar>
               <w:top w:type="dxa" w:w="60"/>
               <w:left w:type="dxa" w:w="100"/>
@@ -7085,7 +7031,7 @@
               <w:bottom w:val="single" w:color="B0C8E0" w:sz="4"/>
               <w:right w:val="single" w:color="B0C8E0" w:sz="4"/>
             </w:tcBorders>
-            <w:shd w:fill="EAF1F8" w:val="clear"/>
+            <w:shd w:fill="FFFFFF" w:val="clear"/>
             <w:tcMar>
               <w:top w:type="dxa" w:w="60"/>
               <w:left w:type="dxa" w:w="100"/>
@@ -7116,7 +7062,7 @@
               <w:bottom w:val="single" w:color="B0C8E0" w:sz="4"/>
               <w:right w:val="single" w:color="B0C8E0" w:sz="4"/>
             </w:tcBorders>
-            <w:shd w:fill="EAF1F8" w:val="clear"/>
+            <w:shd w:fill="FFFFFF" w:val="clear"/>
             <w:tcMar>
               <w:top w:type="dxa" w:w="60"/>
               <w:left w:type="dxa" w:w="100"/>
@@ -7147,7 +7093,7 @@
               <w:bottom w:val="single" w:color="B0C8E0" w:sz="4"/>
               <w:right w:val="single" w:color="B0C8E0" w:sz="4"/>
             </w:tcBorders>
-            <w:shd w:fill="EAF1F8" w:val="clear"/>
+            <w:shd w:fill="FFFFFF" w:val="clear"/>
             <w:tcMar>
               <w:top w:type="dxa" w:w="60"/>
               <w:left w:type="dxa" w:w="100"/>
@@ -7306,7 +7252,7 @@
               <w:bottom w:val="single" w:color="B0C8E0" w:sz="4"/>
               <w:right w:val="single" w:color="B0C8E0" w:sz="4"/>
             </w:tcBorders>
-            <w:shd w:fill="EAF1F8" w:val="clear"/>
+            <w:shd w:fill="FFFFFF" w:val="clear"/>
             <w:tcMar>
               <w:top w:type="dxa" w:w="60"/>
               <w:left w:type="dxa" w:w="100"/>
@@ -7337,7 +7283,7 @@
               <w:bottom w:val="single" w:color="B0C8E0" w:sz="4"/>
               <w:right w:val="single" w:color="B0C8E0" w:sz="4"/>
             </w:tcBorders>
-            <w:shd w:fill="EAF1F8" w:val="clear"/>
+            <w:shd w:fill="FFFFFF" w:val="clear"/>
             <w:tcMar>
               <w:top w:type="dxa" w:w="60"/>
               <w:left w:type="dxa" w:w="100"/>
@@ -7368,7 +7314,7 @@
               <w:bottom w:val="single" w:color="B0C8E0" w:sz="4"/>
               <w:right w:val="single" w:color="B0C8E0" w:sz="4"/>
             </w:tcBorders>
-            <w:shd w:fill="EAF1F8" w:val="clear"/>
+            <w:shd w:fill="FFFFFF" w:val="clear"/>
             <w:tcMar>
               <w:top w:type="dxa" w:w="60"/>
               <w:left w:type="dxa" w:w="100"/>
@@ -7399,7 +7345,7 @@
               <w:bottom w:val="single" w:color="B0C8E0" w:sz="4"/>
               <w:right w:val="single" w:color="B0C8E0" w:sz="4"/>
             </w:tcBorders>
-            <w:shd w:fill="EAF1F8" w:val="clear"/>
+            <w:shd w:fill="FFFFFF" w:val="clear"/>
             <w:tcMar>
               <w:top w:type="dxa" w:w="60"/>
               <w:left w:type="dxa" w:w="100"/>
@@ -7439,9 +7385,6 @@
     </w:p>
     <w:p>
       <w:pPr>
-        <w:pBdr>
-          <w:left w:val="single" w:color="C8714A" w:sz="12"/>
-        </w:pBdr>
         <w:spacing w:after="60" w:before="160"/>
         <w:ind w:left="160"/>
       </w:pPr>
@@ -7485,7 +7428,7 @@
               <w:bottom w:val="single" w:color="B0C8E0" w:sz="4"/>
               <w:right w:val="single" w:color="B0C8E0" w:sz="4"/>
             </w:tcBorders>
-            <w:shd w:fill="1A3A5C" w:val="clear"/>
+            <w:shd w:fill="FFFFFF" w:val="clear"/>
             <w:tcMar>
               <w:top w:type="dxa" w:w="70"/>
               <w:left w:type="dxa" w:w="100"/>
@@ -7502,7 +7445,7 @@
                 <w:rFonts w:ascii="맑은 고딕" w:cs="맑은 고딕" w:eastAsia="맑은 고딕" w:hAnsi="맑은 고딕"/>
                 <w:b/>
                 <w:bCs/>
-                <w:color w:val="FFFFFF"/>
+                <w:color w:val="1A1A1A"/>
                 <w:sz w:val="16"/>
                 <w:szCs w:val="16"/>
               </w:rPr>
@@ -7519,7 +7462,7 @@
               <w:bottom w:val="single" w:color="B0C8E0" w:sz="4"/>
               <w:right w:val="single" w:color="B0C8E0" w:sz="4"/>
             </w:tcBorders>
-            <w:shd w:fill="1A3A5C" w:val="clear"/>
+            <w:shd w:fill="FFFFFF" w:val="clear"/>
             <w:tcMar>
               <w:top w:type="dxa" w:w="70"/>
               <w:left w:type="dxa" w:w="100"/>
@@ -7536,7 +7479,7 @@
                 <w:rFonts w:ascii="맑은 고딕" w:cs="맑은 고딕" w:eastAsia="맑은 고딕" w:hAnsi="맑은 고딕"/>
                 <w:b/>
                 <w:bCs/>
-                <w:color w:val="FFFFFF"/>
+                <w:color w:val="1A1A1A"/>
                 <w:sz w:val="16"/>
                 <w:szCs w:val="16"/>
               </w:rPr>
@@ -7553,7 +7496,7 @@
               <w:bottom w:val="single" w:color="B0C8E0" w:sz="4"/>
               <w:right w:val="single" w:color="B0C8E0" w:sz="4"/>
             </w:tcBorders>
-            <w:shd w:fill="1A3A5C" w:val="clear"/>
+            <w:shd w:fill="FFFFFF" w:val="clear"/>
             <w:tcMar>
               <w:top w:type="dxa" w:w="70"/>
               <w:left w:type="dxa" w:w="100"/>
@@ -7570,7 +7513,7 @@
                 <w:rFonts w:ascii="맑은 고딕" w:cs="맑은 고딕" w:eastAsia="맑은 고딕" w:hAnsi="맑은 고딕"/>
                 <w:b/>
                 <w:bCs/>
-                <w:color w:val="FFFFFF"/>
+                <w:color w:val="1A1A1A"/>
                 <w:sz w:val="16"/>
                 <w:szCs w:val="16"/>
               </w:rPr>
@@ -7587,7 +7530,7 @@
               <w:bottom w:val="single" w:color="B0C8E0" w:sz="4"/>
               <w:right w:val="single" w:color="B0C8E0" w:sz="4"/>
             </w:tcBorders>
-            <w:shd w:fill="1A3A5C" w:val="clear"/>
+            <w:shd w:fill="FFFFFF" w:val="clear"/>
             <w:tcMar>
               <w:top w:type="dxa" w:w="70"/>
               <w:left w:type="dxa" w:w="100"/>
@@ -7604,7 +7547,7 @@
                 <w:rFonts w:ascii="맑은 고딕" w:cs="맑은 고딕" w:eastAsia="맑은 고딕" w:hAnsi="맑은 고딕"/>
                 <w:b/>
                 <w:bCs/>
-                <w:color w:val="FFFFFF"/>
+                <w:color w:val="1A1A1A"/>
                 <w:sz w:val="16"/>
                 <w:szCs w:val="16"/>
               </w:rPr>
@@ -7623,7 +7566,7 @@
               <w:bottom w:val="single" w:color="B0C8E0" w:sz="4"/>
               <w:right w:val="single" w:color="B0C8E0" w:sz="4"/>
             </w:tcBorders>
-            <w:shd w:fill="EAF1F8" w:val="clear"/>
+            <w:shd w:fill="FFFFFF" w:val="clear"/>
             <w:tcMar>
               <w:top w:type="dxa" w:w="60"/>
               <w:left w:type="dxa" w:w="100"/>
@@ -7654,7 +7597,7 @@
               <w:bottom w:val="single" w:color="B0C8E0" w:sz="4"/>
               <w:right w:val="single" w:color="B0C8E0" w:sz="4"/>
             </w:tcBorders>
-            <w:shd w:fill="EAF1F8" w:val="clear"/>
+            <w:shd w:fill="FFFFFF" w:val="clear"/>
             <w:tcMar>
               <w:top w:type="dxa" w:w="60"/>
               <w:left w:type="dxa" w:w="100"/>
@@ -7685,7 +7628,7 @@
               <w:bottom w:val="single" w:color="B0C8E0" w:sz="4"/>
               <w:right w:val="single" w:color="B0C8E0" w:sz="4"/>
             </w:tcBorders>
-            <w:shd w:fill="EAF1F8" w:val="clear"/>
+            <w:shd w:fill="FFFFFF" w:val="clear"/>
             <w:tcMar>
               <w:top w:type="dxa" w:w="60"/>
               <w:left w:type="dxa" w:w="100"/>
@@ -7716,7 +7659,7 @@
               <w:bottom w:val="single" w:color="B0C8E0" w:sz="4"/>
               <w:right w:val="single" w:color="B0C8E0" w:sz="4"/>
             </w:tcBorders>
-            <w:shd w:fill="EAF1F8" w:val="clear"/>
+            <w:shd w:fill="FFFFFF" w:val="clear"/>
             <w:tcMar>
               <w:top w:type="dxa" w:w="60"/>
               <w:left w:type="dxa" w:w="100"/>
@@ -7875,7 +7818,7 @@
               <w:bottom w:val="single" w:color="B0C8E0" w:sz="4"/>
               <w:right w:val="single" w:color="B0C8E0" w:sz="4"/>
             </w:tcBorders>
-            <w:shd w:fill="EAF1F8" w:val="clear"/>
+            <w:shd w:fill="FFFFFF" w:val="clear"/>
             <w:tcMar>
               <w:top w:type="dxa" w:w="60"/>
               <w:left w:type="dxa" w:w="100"/>
@@ -7906,7 +7849,7 @@
               <w:bottom w:val="single" w:color="B0C8E0" w:sz="4"/>
               <w:right w:val="single" w:color="B0C8E0" w:sz="4"/>
             </w:tcBorders>
-            <w:shd w:fill="EAF1F8" w:val="clear"/>
+            <w:shd w:fill="FFFFFF" w:val="clear"/>
             <w:tcMar>
               <w:top w:type="dxa" w:w="60"/>
               <w:left w:type="dxa" w:w="100"/>
@@ -7937,7 +7880,7 @@
               <w:bottom w:val="single" w:color="B0C8E0" w:sz="4"/>
               <w:right w:val="single" w:color="B0C8E0" w:sz="4"/>
             </w:tcBorders>
-            <w:shd w:fill="EAF1F8" w:val="clear"/>
+            <w:shd w:fill="FFFFFF" w:val="clear"/>
             <w:tcMar>
               <w:top w:type="dxa" w:w="60"/>
               <w:left w:type="dxa" w:w="100"/>
@@ -7968,7 +7911,7 @@
               <w:bottom w:val="single" w:color="B0C8E0" w:sz="4"/>
               <w:right w:val="single" w:color="B0C8E0" w:sz="4"/>
             </w:tcBorders>
-            <w:shd w:fill="EAF1F8" w:val="clear"/>
+            <w:shd w:fill="FFFFFF" w:val="clear"/>
             <w:tcMar>
               <w:top w:type="dxa" w:w="60"/>
               <w:left w:type="dxa" w:w="100"/>
@@ -8008,9 +7951,6 @@
     </w:p>
     <w:p>
       <w:pPr>
-        <w:pBdr>
-          <w:left w:val="single" w:color="C8714A" w:sz="12"/>
-        </w:pBdr>
         <w:spacing w:after="60" w:before="160"/>
         <w:ind w:left="160"/>
       </w:pPr>
@@ -8054,7 +7994,7 @@
               <w:bottom w:val="single" w:color="B0C8E0" w:sz="4"/>
               <w:right w:val="single" w:color="B0C8E0" w:sz="4"/>
             </w:tcBorders>
-            <w:shd w:fill="1A3A5C" w:val="clear"/>
+            <w:shd w:fill="FFFFFF" w:val="clear"/>
             <w:tcMar>
               <w:top w:type="dxa" w:w="70"/>
               <w:left w:type="dxa" w:w="100"/>
@@ -8071,7 +8011,7 @@
                 <w:rFonts w:ascii="맑은 고딕" w:cs="맑은 고딕" w:eastAsia="맑은 고딕" w:hAnsi="맑은 고딕"/>
                 <w:b/>
                 <w:bCs/>
-                <w:color w:val="FFFFFF"/>
+                <w:color w:val="1A1A1A"/>
                 <w:sz w:val="16"/>
                 <w:szCs w:val="16"/>
               </w:rPr>
@@ -8088,7 +8028,7 @@
               <w:bottom w:val="single" w:color="B0C8E0" w:sz="4"/>
               <w:right w:val="single" w:color="B0C8E0" w:sz="4"/>
             </w:tcBorders>
-            <w:shd w:fill="1A3A5C" w:val="clear"/>
+            <w:shd w:fill="FFFFFF" w:val="clear"/>
             <w:tcMar>
               <w:top w:type="dxa" w:w="70"/>
               <w:left w:type="dxa" w:w="100"/>
@@ -8105,7 +8045,7 @@
                 <w:rFonts w:ascii="맑은 고딕" w:cs="맑은 고딕" w:eastAsia="맑은 고딕" w:hAnsi="맑은 고딕"/>
                 <w:b/>
                 <w:bCs/>
-                <w:color w:val="FFFFFF"/>
+                <w:color w:val="1A1A1A"/>
                 <w:sz w:val="16"/>
                 <w:szCs w:val="16"/>
               </w:rPr>
@@ -8122,7 +8062,7 @@
               <w:bottom w:val="single" w:color="B0C8E0" w:sz="4"/>
               <w:right w:val="single" w:color="B0C8E0" w:sz="4"/>
             </w:tcBorders>
-            <w:shd w:fill="1A3A5C" w:val="clear"/>
+            <w:shd w:fill="FFFFFF" w:val="clear"/>
             <w:tcMar>
               <w:top w:type="dxa" w:w="70"/>
               <w:left w:type="dxa" w:w="100"/>
@@ -8139,7 +8079,7 @@
                 <w:rFonts w:ascii="맑은 고딕" w:cs="맑은 고딕" w:eastAsia="맑은 고딕" w:hAnsi="맑은 고딕"/>
                 <w:b/>
                 <w:bCs/>
-                <w:color w:val="FFFFFF"/>
+                <w:color w:val="1A1A1A"/>
                 <w:sz w:val="16"/>
                 <w:szCs w:val="16"/>
               </w:rPr>
@@ -8156,7 +8096,7 @@
               <w:bottom w:val="single" w:color="B0C8E0" w:sz="4"/>
               <w:right w:val="single" w:color="B0C8E0" w:sz="4"/>
             </w:tcBorders>
-            <w:shd w:fill="1A3A5C" w:val="clear"/>
+            <w:shd w:fill="FFFFFF" w:val="clear"/>
             <w:tcMar>
               <w:top w:type="dxa" w:w="70"/>
               <w:left w:type="dxa" w:w="100"/>
@@ -8173,7 +8113,7 @@
                 <w:rFonts w:ascii="맑은 고딕" w:cs="맑은 고딕" w:eastAsia="맑은 고딕" w:hAnsi="맑은 고딕"/>
                 <w:b/>
                 <w:bCs/>
-                <w:color w:val="FFFFFF"/>
+                <w:color w:val="1A1A1A"/>
                 <w:sz w:val="16"/>
                 <w:szCs w:val="16"/>
               </w:rPr>
@@ -8192,7 +8132,7 @@
               <w:bottom w:val="single" w:color="B0C8E0" w:sz="4"/>
               <w:right w:val="single" w:color="B0C8E0" w:sz="4"/>
             </w:tcBorders>
-            <w:shd w:fill="EAF1F8" w:val="clear"/>
+            <w:shd w:fill="FFFFFF" w:val="clear"/>
             <w:tcMar>
               <w:top w:type="dxa" w:w="60"/>
               <w:left w:type="dxa" w:w="100"/>
@@ -8223,7 +8163,7 @@
               <w:bottom w:val="single" w:color="B0C8E0" w:sz="4"/>
               <w:right w:val="single" w:color="B0C8E0" w:sz="4"/>
             </w:tcBorders>
-            <w:shd w:fill="EAF1F8" w:val="clear"/>
+            <w:shd w:fill="FFFFFF" w:val="clear"/>
             <w:tcMar>
               <w:top w:type="dxa" w:w="60"/>
               <w:left w:type="dxa" w:w="100"/>
@@ -8254,7 +8194,7 @@
               <w:bottom w:val="single" w:color="B0C8E0" w:sz="4"/>
               <w:right w:val="single" w:color="B0C8E0" w:sz="4"/>
             </w:tcBorders>
-            <w:shd w:fill="EAF1F8" w:val="clear"/>
+            <w:shd w:fill="FFFFFF" w:val="clear"/>
             <w:tcMar>
               <w:top w:type="dxa" w:w="60"/>
               <w:left w:type="dxa" w:w="100"/>
@@ -8285,7 +8225,7 @@
               <w:bottom w:val="single" w:color="B0C8E0" w:sz="4"/>
               <w:right w:val="single" w:color="B0C8E0" w:sz="4"/>
             </w:tcBorders>
-            <w:shd w:fill="EAF1F8" w:val="clear"/>
+            <w:shd w:fill="FFFFFF" w:val="clear"/>
             <w:tcMar>
               <w:top w:type="dxa" w:w="60"/>
               <w:left w:type="dxa" w:w="100"/>
@@ -8444,7 +8384,7 @@
               <w:bottom w:val="single" w:color="B0C8E0" w:sz="4"/>
               <w:right w:val="single" w:color="B0C8E0" w:sz="4"/>
             </w:tcBorders>
-            <w:shd w:fill="EAF1F8" w:val="clear"/>
+            <w:shd w:fill="FFFFFF" w:val="clear"/>
             <w:tcMar>
               <w:top w:type="dxa" w:w="60"/>
               <w:left w:type="dxa" w:w="100"/>
@@ -8475,7 +8415,7 @@
               <w:bottom w:val="single" w:color="B0C8E0" w:sz="4"/>
               <w:right w:val="single" w:color="B0C8E0" w:sz="4"/>
             </w:tcBorders>
-            <w:shd w:fill="EAF1F8" w:val="clear"/>
+            <w:shd w:fill="FFFFFF" w:val="clear"/>
             <w:tcMar>
               <w:top w:type="dxa" w:w="60"/>
               <w:left w:type="dxa" w:w="100"/>
@@ -8506,7 +8446,7 @@
               <w:bottom w:val="single" w:color="B0C8E0" w:sz="4"/>
               <w:right w:val="single" w:color="B0C8E0" w:sz="4"/>
             </w:tcBorders>
-            <w:shd w:fill="EAF1F8" w:val="clear"/>
+            <w:shd w:fill="FFFFFF" w:val="clear"/>
             <w:tcMar>
               <w:top w:type="dxa" w:w="60"/>
               <w:left w:type="dxa" w:w="100"/>
@@ -8537,7 +8477,7 @@
               <w:bottom w:val="single" w:color="B0C8E0" w:sz="4"/>
               <w:right w:val="single" w:color="B0C8E0" w:sz="4"/>
             </w:tcBorders>
-            <w:shd w:fill="EAF1F8" w:val="clear"/>
+            <w:shd w:fill="FFFFFF" w:val="clear"/>
             <w:tcMar>
               <w:top w:type="dxa" w:w="60"/>
               <w:left w:type="dxa" w:w="100"/>
@@ -8703,9 +8643,6 @@
     </w:p>
     <w:p>
       <w:pPr>
-        <w:pBdr>
-          <w:left w:val="single" w:color="C8714A" w:sz="12"/>
-        </w:pBdr>
         <w:spacing w:after="60" w:before="160"/>
         <w:ind w:left="160"/>
       </w:pPr>
@@ -8749,7 +8686,7 @@
               <w:bottom w:val="single" w:color="B0C8E0" w:sz="4"/>
               <w:right w:val="single" w:color="B0C8E0" w:sz="4"/>
             </w:tcBorders>
-            <w:shd w:fill="1A3A5C" w:val="clear"/>
+            <w:shd w:fill="FFFFFF" w:val="clear"/>
             <w:tcMar>
               <w:top w:type="dxa" w:w="70"/>
               <w:left w:type="dxa" w:w="100"/>
@@ -8766,7 +8703,7 @@
                 <w:rFonts w:ascii="맑은 고딕" w:cs="맑은 고딕" w:eastAsia="맑은 고딕" w:hAnsi="맑은 고딕"/>
                 <w:b/>
                 <w:bCs/>
-                <w:color w:val="FFFFFF"/>
+                <w:color w:val="1A1A1A"/>
                 <w:sz w:val="16"/>
                 <w:szCs w:val="16"/>
               </w:rPr>
@@ -8783,7 +8720,7 @@
               <w:bottom w:val="single" w:color="B0C8E0" w:sz="4"/>
               <w:right w:val="single" w:color="B0C8E0" w:sz="4"/>
             </w:tcBorders>
-            <w:shd w:fill="1A3A5C" w:val="clear"/>
+            <w:shd w:fill="FFFFFF" w:val="clear"/>
             <w:tcMar>
               <w:top w:type="dxa" w:w="70"/>
               <w:left w:type="dxa" w:w="100"/>
@@ -8800,7 +8737,7 @@
                 <w:rFonts w:ascii="맑은 고딕" w:cs="맑은 고딕" w:eastAsia="맑은 고딕" w:hAnsi="맑은 고딕"/>
                 <w:b/>
                 <w:bCs/>
-                <w:color w:val="FFFFFF"/>
+                <w:color w:val="1A1A1A"/>
                 <w:sz w:val="16"/>
                 <w:szCs w:val="16"/>
               </w:rPr>
@@ -8817,7 +8754,7 @@
               <w:bottom w:val="single" w:color="B0C8E0" w:sz="4"/>
               <w:right w:val="single" w:color="B0C8E0" w:sz="4"/>
             </w:tcBorders>
-            <w:shd w:fill="1A3A5C" w:val="clear"/>
+            <w:shd w:fill="FFFFFF" w:val="clear"/>
             <w:tcMar>
               <w:top w:type="dxa" w:w="70"/>
               <w:left w:type="dxa" w:w="100"/>
@@ -8834,7 +8771,7 @@
                 <w:rFonts w:ascii="맑은 고딕" w:cs="맑은 고딕" w:eastAsia="맑은 고딕" w:hAnsi="맑은 고딕"/>
                 <w:b/>
                 <w:bCs/>
-                <w:color w:val="FFFFFF"/>
+                <w:color w:val="1A1A1A"/>
                 <w:sz w:val="16"/>
                 <w:szCs w:val="16"/>
               </w:rPr>
@@ -8851,7 +8788,7 @@
               <w:bottom w:val="single" w:color="B0C8E0" w:sz="4"/>
               <w:right w:val="single" w:color="B0C8E0" w:sz="4"/>
             </w:tcBorders>
-            <w:shd w:fill="1A3A5C" w:val="clear"/>
+            <w:shd w:fill="FFFFFF" w:val="clear"/>
             <w:tcMar>
               <w:top w:type="dxa" w:w="70"/>
               <w:left w:type="dxa" w:w="100"/>
@@ -8868,7 +8805,7 @@
                 <w:rFonts w:ascii="맑은 고딕" w:cs="맑은 고딕" w:eastAsia="맑은 고딕" w:hAnsi="맑은 고딕"/>
                 <w:b/>
                 <w:bCs/>
-                <w:color w:val="FFFFFF"/>
+                <w:color w:val="1A1A1A"/>
                 <w:sz w:val="16"/>
                 <w:szCs w:val="16"/>
               </w:rPr>
@@ -8887,7 +8824,7 @@
               <w:bottom w:val="single" w:color="B0C8E0" w:sz="4"/>
               <w:right w:val="single" w:color="B0C8E0" w:sz="4"/>
             </w:tcBorders>
-            <w:shd w:fill="EAF1F8" w:val="clear"/>
+            <w:shd w:fill="FFFFFF" w:val="clear"/>
             <w:tcMar>
               <w:top w:type="dxa" w:w="60"/>
               <w:left w:type="dxa" w:w="100"/>
@@ -8918,7 +8855,7 @@
               <w:bottom w:val="single" w:color="B0C8E0" w:sz="4"/>
               <w:right w:val="single" w:color="B0C8E0" w:sz="4"/>
             </w:tcBorders>
-            <w:shd w:fill="EAF1F8" w:val="clear"/>
+            <w:shd w:fill="FFFFFF" w:val="clear"/>
             <w:tcMar>
               <w:top w:type="dxa" w:w="60"/>
               <w:left w:type="dxa" w:w="100"/>
@@ -8949,7 +8886,7 @@
               <w:bottom w:val="single" w:color="B0C8E0" w:sz="4"/>
               <w:right w:val="single" w:color="B0C8E0" w:sz="4"/>
             </w:tcBorders>
-            <w:shd w:fill="EAF1F8" w:val="clear"/>
+            <w:shd w:fill="FFFFFF" w:val="clear"/>
             <w:tcMar>
               <w:top w:type="dxa" w:w="60"/>
               <w:left w:type="dxa" w:w="100"/>
@@ -8980,7 +8917,7 @@
               <w:bottom w:val="single" w:color="B0C8E0" w:sz="4"/>
               <w:right w:val="single" w:color="B0C8E0" w:sz="4"/>
             </w:tcBorders>
-            <w:shd w:fill="EAF1F8" w:val="clear"/>
+            <w:shd w:fill="FFFFFF" w:val="clear"/>
             <w:tcMar>
               <w:top w:type="dxa" w:w="60"/>
               <w:left w:type="dxa" w:w="100"/>
@@ -9139,7 +9076,7 @@
               <w:bottom w:val="single" w:color="B0C8E0" w:sz="4"/>
               <w:right w:val="single" w:color="B0C8E0" w:sz="4"/>
             </w:tcBorders>
-            <w:shd w:fill="EAF1F8" w:val="clear"/>
+            <w:shd w:fill="FFFFFF" w:val="clear"/>
             <w:tcMar>
               <w:top w:type="dxa" w:w="60"/>
               <w:left w:type="dxa" w:w="100"/>
@@ -9170,7 +9107,7 @@
               <w:bottom w:val="single" w:color="B0C8E0" w:sz="4"/>
               <w:right w:val="single" w:color="B0C8E0" w:sz="4"/>
             </w:tcBorders>
-            <w:shd w:fill="EAF1F8" w:val="clear"/>
+            <w:shd w:fill="FFFFFF" w:val="clear"/>
             <w:tcMar>
               <w:top w:type="dxa" w:w="60"/>
               <w:left w:type="dxa" w:w="100"/>
@@ -9201,7 +9138,7 @@
               <w:bottom w:val="single" w:color="B0C8E0" w:sz="4"/>
               <w:right w:val="single" w:color="B0C8E0" w:sz="4"/>
             </w:tcBorders>
-            <w:shd w:fill="EAF1F8" w:val="clear"/>
+            <w:shd w:fill="FFFFFF" w:val="clear"/>
             <w:tcMar>
               <w:top w:type="dxa" w:w="60"/>
               <w:left w:type="dxa" w:w="100"/>
@@ -9232,7 +9169,7 @@
               <w:bottom w:val="single" w:color="B0C8E0" w:sz="4"/>
               <w:right w:val="single" w:color="B0C8E0" w:sz="4"/>
             </w:tcBorders>
-            <w:shd w:fill="EAF1F8" w:val="clear"/>
+            <w:shd w:fill="FFFFFF" w:val="clear"/>
             <w:tcMar>
               <w:top w:type="dxa" w:w="60"/>
               <w:left w:type="dxa" w:w="100"/>
@@ -9272,9 +9209,6 @@
     </w:p>
     <w:p>
       <w:pPr>
-        <w:pBdr>
-          <w:left w:val="single" w:color="C8714A" w:sz="12"/>
-        </w:pBdr>
         <w:spacing w:after="60" w:before="160"/>
         <w:ind w:left="160"/>
       </w:pPr>
@@ -9318,7 +9252,7 @@
               <w:bottom w:val="single" w:color="B0C8E0" w:sz="4"/>
               <w:right w:val="single" w:color="B0C8E0" w:sz="4"/>
             </w:tcBorders>
-            <w:shd w:fill="1A3A5C" w:val="clear"/>
+            <w:shd w:fill="FFFFFF" w:val="clear"/>
             <w:tcMar>
               <w:top w:type="dxa" w:w="70"/>
               <w:left w:type="dxa" w:w="100"/>
@@ -9335,7 +9269,7 @@
                 <w:rFonts w:ascii="맑은 고딕" w:cs="맑은 고딕" w:eastAsia="맑은 고딕" w:hAnsi="맑은 고딕"/>
                 <w:b/>
                 <w:bCs/>
-                <w:color w:val="FFFFFF"/>
+                <w:color w:val="1A1A1A"/>
                 <w:sz w:val="16"/>
                 <w:szCs w:val="16"/>
               </w:rPr>
@@ -9352,7 +9286,7 @@
               <w:bottom w:val="single" w:color="B0C8E0" w:sz="4"/>
               <w:right w:val="single" w:color="B0C8E0" w:sz="4"/>
             </w:tcBorders>
-            <w:shd w:fill="1A3A5C" w:val="clear"/>
+            <w:shd w:fill="FFFFFF" w:val="clear"/>
             <w:tcMar>
               <w:top w:type="dxa" w:w="70"/>
               <w:left w:type="dxa" w:w="100"/>
@@ -9369,7 +9303,7 @@
                 <w:rFonts w:ascii="맑은 고딕" w:cs="맑은 고딕" w:eastAsia="맑은 고딕" w:hAnsi="맑은 고딕"/>
                 <w:b/>
                 <w:bCs/>
-                <w:color w:val="FFFFFF"/>
+                <w:color w:val="1A1A1A"/>
                 <w:sz w:val="16"/>
                 <w:szCs w:val="16"/>
               </w:rPr>
@@ -9386,7 +9320,7 @@
               <w:bottom w:val="single" w:color="B0C8E0" w:sz="4"/>
               <w:right w:val="single" w:color="B0C8E0" w:sz="4"/>
             </w:tcBorders>
-            <w:shd w:fill="1A3A5C" w:val="clear"/>
+            <w:shd w:fill="FFFFFF" w:val="clear"/>
             <w:tcMar>
               <w:top w:type="dxa" w:w="70"/>
               <w:left w:type="dxa" w:w="100"/>
@@ -9403,7 +9337,7 @@
                 <w:rFonts w:ascii="맑은 고딕" w:cs="맑은 고딕" w:eastAsia="맑은 고딕" w:hAnsi="맑은 고딕"/>
                 <w:b/>
                 <w:bCs/>
-                <w:color w:val="FFFFFF"/>
+                <w:color w:val="1A1A1A"/>
                 <w:sz w:val="16"/>
                 <w:szCs w:val="16"/>
               </w:rPr>
@@ -9420,7 +9354,7 @@
               <w:bottom w:val="single" w:color="B0C8E0" w:sz="4"/>
               <w:right w:val="single" w:color="B0C8E0" w:sz="4"/>
             </w:tcBorders>
-            <w:shd w:fill="1A3A5C" w:val="clear"/>
+            <w:shd w:fill="FFFFFF" w:val="clear"/>
             <w:tcMar>
               <w:top w:type="dxa" w:w="70"/>
               <w:left w:type="dxa" w:w="100"/>
@@ -9437,7 +9371,7 @@
                 <w:rFonts w:ascii="맑은 고딕" w:cs="맑은 고딕" w:eastAsia="맑은 고딕" w:hAnsi="맑은 고딕"/>
                 <w:b/>
                 <w:bCs/>
-                <w:color w:val="FFFFFF"/>
+                <w:color w:val="1A1A1A"/>
                 <w:sz w:val="16"/>
                 <w:szCs w:val="16"/>
               </w:rPr>
@@ -9456,7 +9390,7 @@
               <w:bottom w:val="single" w:color="B0C8E0" w:sz="4"/>
               <w:right w:val="single" w:color="B0C8E0" w:sz="4"/>
             </w:tcBorders>
-            <w:shd w:fill="EAF1F8" w:val="clear"/>
+            <w:shd w:fill="FFFFFF" w:val="clear"/>
             <w:tcMar>
               <w:top w:type="dxa" w:w="60"/>
               <w:left w:type="dxa" w:w="100"/>
@@ -9487,7 +9421,7 @@
               <w:bottom w:val="single" w:color="B0C8E0" w:sz="4"/>
               <w:right w:val="single" w:color="B0C8E0" w:sz="4"/>
             </w:tcBorders>
-            <w:shd w:fill="EAF1F8" w:val="clear"/>
+            <w:shd w:fill="FFFFFF" w:val="clear"/>
             <w:tcMar>
               <w:top w:type="dxa" w:w="60"/>
               <w:left w:type="dxa" w:w="100"/>
@@ -9518,7 +9452,7 @@
               <w:bottom w:val="single" w:color="B0C8E0" w:sz="4"/>
               <w:right w:val="single" w:color="B0C8E0" w:sz="4"/>
             </w:tcBorders>
-            <w:shd w:fill="EAF1F8" w:val="clear"/>
+            <w:shd w:fill="FFFFFF" w:val="clear"/>
             <w:tcMar>
               <w:top w:type="dxa" w:w="60"/>
               <w:left w:type="dxa" w:w="100"/>
@@ -9549,7 +9483,7 @@
               <w:bottom w:val="single" w:color="B0C8E0" w:sz="4"/>
               <w:right w:val="single" w:color="B0C8E0" w:sz="4"/>
             </w:tcBorders>
-            <w:shd w:fill="EAF1F8" w:val="clear"/>
+            <w:shd w:fill="FFFFFF" w:val="clear"/>
             <w:tcMar>
               <w:top w:type="dxa" w:w="60"/>
               <w:left w:type="dxa" w:w="100"/>
@@ -9708,7 +9642,7 @@
               <w:bottom w:val="single" w:color="B0C8E0" w:sz="4"/>
               <w:right w:val="single" w:color="B0C8E0" w:sz="4"/>
             </w:tcBorders>
-            <w:shd w:fill="EAF1F8" w:val="clear"/>
+            <w:shd w:fill="FFFFFF" w:val="clear"/>
             <w:tcMar>
               <w:top w:type="dxa" w:w="60"/>
               <w:left w:type="dxa" w:w="100"/>
@@ -9739,7 +9673,7 @@
               <w:bottom w:val="single" w:color="B0C8E0" w:sz="4"/>
               <w:right w:val="single" w:color="B0C8E0" w:sz="4"/>
             </w:tcBorders>
-            <w:shd w:fill="EAF1F8" w:val="clear"/>
+            <w:shd w:fill="FFFFFF" w:val="clear"/>
             <w:tcMar>
               <w:top w:type="dxa" w:w="60"/>
               <w:left w:type="dxa" w:w="100"/>
@@ -9770,7 +9704,7 @@
               <w:bottom w:val="single" w:color="B0C8E0" w:sz="4"/>
               <w:right w:val="single" w:color="B0C8E0" w:sz="4"/>
             </w:tcBorders>
-            <w:shd w:fill="EAF1F8" w:val="clear"/>
+            <w:shd w:fill="FFFFFF" w:val="clear"/>
             <w:tcMar>
               <w:top w:type="dxa" w:w="60"/>
               <w:left w:type="dxa" w:w="100"/>
@@ -9801,7 +9735,7 @@
               <w:bottom w:val="single" w:color="B0C8E0" w:sz="4"/>
               <w:right w:val="single" w:color="B0C8E0" w:sz="4"/>
             </w:tcBorders>
-            <w:shd w:fill="EAF1F8" w:val="clear"/>
+            <w:shd w:fill="FFFFFF" w:val="clear"/>
             <w:tcMar>
               <w:top w:type="dxa" w:w="60"/>
               <w:left w:type="dxa" w:w="100"/>
@@ -9841,9 +9775,6 @@
     </w:p>
     <w:p>
       <w:pPr>
-        <w:pBdr>
-          <w:left w:val="single" w:color="C8714A" w:sz="12"/>
-        </w:pBdr>
         <w:spacing w:after="60" w:before="160"/>
         <w:ind w:left="160"/>
       </w:pPr>
@@ -9887,7 +9818,7 @@
               <w:bottom w:val="single" w:color="B0C8E0" w:sz="4"/>
               <w:right w:val="single" w:color="B0C8E0" w:sz="4"/>
             </w:tcBorders>
-            <w:shd w:fill="1A3A5C" w:val="clear"/>
+            <w:shd w:fill="FFFFFF" w:val="clear"/>
             <w:tcMar>
               <w:top w:type="dxa" w:w="70"/>
               <w:left w:type="dxa" w:w="100"/>
@@ -9904,7 +9835,7 @@
                 <w:rFonts w:ascii="맑은 고딕" w:cs="맑은 고딕" w:eastAsia="맑은 고딕" w:hAnsi="맑은 고딕"/>
                 <w:b/>
                 <w:bCs/>
-                <w:color w:val="FFFFFF"/>
+                <w:color w:val="1A1A1A"/>
                 <w:sz w:val="16"/>
                 <w:szCs w:val="16"/>
               </w:rPr>
@@ -9921,7 +9852,7 @@
               <w:bottom w:val="single" w:color="B0C8E0" w:sz="4"/>
               <w:right w:val="single" w:color="B0C8E0" w:sz="4"/>
             </w:tcBorders>
-            <w:shd w:fill="1A3A5C" w:val="clear"/>
+            <w:shd w:fill="FFFFFF" w:val="clear"/>
             <w:tcMar>
               <w:top w:type="dxa" w:w="70"/>
               <w:left w:type="dxa" w:w="100"/>
@@ -9938,7 +9869,7 @@
                 <w:rFonts w:ascii="맑은 고딕" w:cs="맑은 고딕" w:eastAsia="맑은 고딕" w:hAnsi="맑은 고딕"/>
                 <w:b/>
                 <w:bCs/>
-                <w:color w:val="FFFFFF"/>
+                <w:color w:val="1A1A1A"/>
                 <w:sz w:val="16"/>
                 <w:szCs w:val="16"/>
               </w:rPr>
@@ -9955,7 +9886,7 @@
               <w:bottom w:val="single" w:color="B0C8E0" w:sz="4"/>
               <w:right w:val="single" w:color="B0C8E0" w:sz="4"/>
             </w:tcBorders>
-            <w:shd w:fill="1A3A5C" w:val="clear"/>
+            <w:shd w:fill="FFFFFF" w:val="clear"/>
             <w:tcMar>
               <w:top w:type="dxa" w:w="70"/>
               <w:left w:type="dxa" w:w="100"/>
@@ -9972,7 +9903,7 @@
                 <w:rFonts w:ascii="맑은 고딕" w:cs="맑은 고딕" w:eastAsia="맑은 고딕" w:hAnsi="맑은 고딕"/>
                 <w:b/>
                 <w:bCs/>
-                <w:color w:val="FFFFFF"/>
+                <w:color w:val="1A1A1A"/>
                 <w:sz w:val="16"/>
                 <w:szCs w:val="16"/>
               </w:rPr>
@@ -9989,7 +9920,7 @@
               <w:bottom w:val="single" w:color="B0C8E0" w:sz="4"/>
               <w:right w:val="single" w:color="B0C8E0" w:sz="4"/>
             </w:tcBorders>
-            <w:shd w:fill="1A3A5C" w:val="clear"/>
+            <w:shd w:fill="FFFFFF" w:val="clear"/>
             <w:tcMar>
               <w:top w:type="dxa" w:w="70"/>
               <w:left w:type="dxa" w:w="100"/>
@@ -10006,7 +9937,7 @@
                 <w:rFonts w:ascii="맑은 고딕" w:cs="맑은 고딕" w:eastAsia="맑은 고딕" w:hAnsi="맑은 고딕"/>
                 <w:b/>
                 <w:bCs/>
-                <w:color w:val="FFFFFF"/>
+                <w:color w:val="1A1A1A"/>
                 <w:sz w:val="16"/>
                 <w:szCs w:val="16"/>
               </w:rPr>
@@ -10025,7 +9956,7 @@
               <w:bottom w:val="single" w:color="B0C8E0" w:sz="4"/>
               <w:right w:val="single" w:color="B0C8E0" w:sz="4"/>
             </w:tcBorders>
-            <w:shd w:fill="EAF1F8" w:val="clear"/>
+            <w:shd w:fill="FFFFFF" w:val="clear"/>
             <w:tcMar>
               <w:top w:type="dxa" w:w="60"/>
               <w:left w:type="dxa" w:w="100"/>
@@ -10056,7 +9987,7 @@
               <w:bottom w:val="single" w:color="B0C8E0" w:sz="4"/>
               <w:right w:val="single" w:color="B0C8E0" w:sz="4"/>
             </w:tcBorders>
-            <w:shd w:fill="EAF1F8" w:val="clear"/>
+            <w:shd w:fill="FFFFFF" w:val="clear"/>
             <w:tcMar>
               <w:top w:type="dxa" w:w="60"/>
               <w:left w:type="dxa" w:w="100"/>
@@ -10087,7 +10018,7 @@
               <w:bottom w:val="single" w:color="B0C8E0" w:sz="4"/>
               <w:right w:val="single" w:color="B0C8E0" w:sz="4"/>
             </w:tcBorders>
-            <w:shd w:fill="EAF1F8" w:val="clear"/>
+            <w:shd w:fill="FFFFFF" w:val="clear"/>
             <w:tcMar>
               <w:top w:type="dxa" w:w="60"/>
               <w:left w:type="dxa" w:w="100"/>
@@ -10118,7 +10049,7 @@
               <w:bottom w:val="single" w:color="B0C8E0" w:sz="4"/>
               <w:right w:val="single" w:color="B0C8E0" w:sz="4"/>
             </w:tcBorders>
-            <w:shd w:fill="EAF1F8" w:val="clear"/>
+            <w:shd w:fill="FFFFFF" w:val="clear"/>
             <w:tcMar>
               <w:top w:type="dxa" w:w="60"/>
               <w:left w:type="dxa" w:w="100"/>
@@ -10277,7 +10208,7 @@
               <w:bottom w:val="single" w:color="B0C8E0" w:sz="4"/>
               <w:right w:val="single" w:color="B0C8E0" w:sz="4"/>
             </w:tcBorders>
-            <w:shd w:fill="EAF1F8" w:val="clear"/>
+            <w:shd w:fill="FFFFFF" w:val="clear"/>
             <w:tcMar>
               <w:top w:type="dxa" w:w="60"/>
               <w:left w:type="dxa" w:w="100"/>
@@ -10308,7 +10239,7 @@
               <w:bottom w:val="single" w:color="B0C8E0" w:sz="4"/>
               <w:right w:val="single" w:color="B0C8E0" w:sz="4"/>
             </w:tcBorders>
-            <w:shd w:fill="EAF1F8" w:val="clear"/>
+            <w:shd w:fill="FFFFFF" w:val="clear"/>
             <w:tcMar>
               <w:top w:type="dxa" w:w="60"/>
               <w:left w:type="dxa" w:w="100"/>
@@ -10339,7 +10270,7 @@
               <w:bottom w:val="single" w:color="B0C8E0" w:sz="4"/>
               <w:right w:val="single" w:color="B0C8E0" w:sz="4"/>
             </w:tcBorders>
-            <w:shd w:fill="EAF1F8" w:val="clear"/>
+            <w:shd w:fill="FFFFFF" w:val="clear"/>
             <w:tcMar>
               <w:top w:type="dxa" w:w="60"/>
               <w:left w:type="dxa" w:w="100"/>
@@ -10370,7 +10301,7 @@
               <w:bottom w:val="single" w:color="B0C8E0" w:sz="4"/>
               <w:right w:val="single" w:color="B0C8E0" w:sz="4"/>
             </w:tcBorders>
-            <w:shd w:fill="EAF1F8" w:val="clear"/>
+            <w:shd w:fill="FFFFFF" w:val="clear"/>
             <w:tcMar>
               <w:top w:type="dxa" w:w="60"/>
               <w:left w:type="dxa" w:w="100"/>
@@ -10410,9 +10341,6 @@
     </w:p>
     <w:p>
       <w:pPr>
-        <w:pBdr>
-          <w:left w:val="single" w:color="C8714A" w:sz="12"/>
-        </w:pBdr>
         <w:spacing w:after="60" w:before="160"/>
         <w:ind w:left="160"/>
       </w:pPr>
@@ -10456,7 +10384,7 @@
               <w:bottom w:val="single" w:color="B0C8E0" w:sz="4"/>
               <w:right w:val="single" w:color="B0C8E0" w:sz="4"/>
             </w:tcBorders>
-            <w:shd w:fill="1A3A5C" w:val="clear"/>
+            <w:shd w:fill="FFFFFF" w:val="clear"/>
             <w:tcMar>
               <w:top w:type="dxa" w:w="70"/>
               <w:left w:type="dxa" w:w="100"/>
@@ -10473,7 +10401,7 @@
                 <w:rFonts w:ascii="맑은 고딕" w:cs="맑은 고딕" w:eastAsia="맑은 고딕" w:hAnsi="맑은 고딕"/>
                 <w:b/>
                 <w:bCs/>
-                <w:color w:val="FFFFFF"/>
+                <w:color w:val="1A1A1A"/>
                 <w:sz w:val="16"/>
                 <w:szCs w:val="16"/>
               </w:rPr>
@@ -10490,7 +10418,7 @@
               <w:bottom w:val="single" w:color="B0C8E0" w:sz="4"/>
               <w:right w:val="single" w:color="B0C8E0" w:sz="4"/>
             </w:tcBorders>
-            <w:shd w:fill="1A3A5C" w:val="clear"/>
+            <w:shd w:fill="FFFFFF" w:val="clear"/>
             <w:tcMar>
               <w:top w:type="dxa" w:w="70"/>
               <w:left w:type="dxa" w:w="100"/>
@@ -10507,7 +10435,7 @@
                 <w:rFonts w:ascii="맑은 고딕" w:cs="맑은 고딕" w:eastAsia="맑은 고딕" w:hAnsi="맑은 고딕"/>
                 <w:b/>
                 <w:bCs/>
-                <w:color w:val="FFFFFF"/>
+                <w:color w:val="1A1A1A"/>
                 <w:sz w:val="16"/>
                 <w:szCs w:val="16"/>
               </w:rPr>
@@ -10524,7 +10452,7 @@
               <w:bottom w:val="single" w:color="B0C8E0" w:sz="4"/>
               <w:right w:val="single" w:color="B0C8E0" w:sz="4"/>
             </w:tcBorders>
-            <w:shd w:fill="1A3A5C" w:val="clear"/>
+            <w:shd w:fill="FFFFFF" w:val="clear"/>
             <w:tcMar>
               <w:top w:type="dxa" w:w="70"/>
               <w:left w:type="dxa" w:w="100"/>
@@ -10541,7 +10469,7 @@
                 <w:rFonts w:ascii="맑은 고딕" w:cs="맑은 고딕" w:eastAsia="맑은 고딕" w:hAnsi="맑은 고딕"/>
                 <w:b/>
                 <w:bCs/>
-                <w:color w:val="FFFFFF"/>
+                <w:color w:val="1A1A1A"/>
                 <w:sz w:val="16"/>
                 <w:szCs w:val="16"/>
               </w:rPr>
@@ -10558,7 +10486,7 @@
               <w:bottom w:val="single" w:color="B0C8E0" w:sz="4"/>
               <w:right w:val="single" w:color="B0C8E0" w:sz="4"/>
             </w:tcBorders>
-            <w:shd w:fill="1A3A5C" w:val="clear"/>
+            <w:shd w:fill="FFFFFF" w:val="clear"/>
             <w:tcMar>
               <w:top w:type="dxa" w:w="70"/>
               <w:left w:type="dxa" w:w="100"/>
@@ -10575,7 +10503,7 @@
                 <w:rFonts w:ascii="맑은 고딕" w:cs="맑은 고딕" w:eastAsia="맑은 고딕" w:hAnsi="맑은 고딕"/>
                 <w:b/>
                 <w:bCs/>
-                <w:color w:val="FFFFFF"/>
+                <w:color w:val="1A1A1A"/>
                 <w:sz w:val="16"/>
                 <w:szCs w:val="16"/>
               </w:rPr>
@@ -10594,7 +10522,7 @@
               <w:bottom w:val="single" w:color="B0C8E0" w:sz="4"/>
               <w:right w:val="single" w:color="B0C8E0" w:sz="4"/>
             </w:tcBorders>
-            <w:shd w:fill="EAF1F8" w:val="clear"/>
+            <w:shd w:fill="FFFFFF" w:val="clear"/>
             <w:tcMar>
               <w:top w:type="dxa" w:w="60"/>
               <w:left w:type="dxa" w:w="100"/>
@@ -10625,7 +10553,7 @@
               <w:bottom w:val="single" w:color="B0C8E0" w:sz="4"/>
               <w:right w:val="single" w:color="B0C8E0" w:sz="4"/>
             </w:tcBorders>
-            <w:shd w:fill="EAF1F8" w:val="clear"/>
+            <w:shd w:fill="FFFFFF" w:val="clear"/>
             <w:tcMar>
               <w:top w:type="dxa" w:w="60"/>
               <w:left w:type="dxa" w:w="100"/>
@@ -10656,7 +10584,7 @@
               <w:bottom w:val="single" w:color="B0C8E0" w:sz="4"/>
               <w:right w:val="single" w:color="B0C8E0" w:sz="4"/>
             </w:tcBorders>
-            <w:shd w:fill="EAF1F8" w:val="clear"/>
+            <w:shd w:fill="FFFFFF" w:val="clear"/>
             <w:tcMar>
               <w:top w:type="dxa" w:w="60"/>
               <w:left w:type="dxa" w:w="100"/>
@@ -10687,7 +10615,7 @@
               <w:bottom w:val="single" w:color="B0C8E0" w:sz="4"/>
               <w:right w:val="single" w:color="B0C8E0" w:sz="4"/>
             </w:tcBorders>
-            <w:shd w:fill="EAF1F8" w:val="clear"/>
+            <w:shd w:fill="FFFFFF" w:val="clear"/>
             <w:tcMar>
               <w:top w:type="dxa" w:w="60"/>
               <w:left w:type="dxa" w:w="100"/>
@@ -10846,7 +10774,7 @@
               <w:bottom w:val="single" w:color="B0C8E0" w:sz="4"/>
               <w:right w:val="single" w:color="B0C8E0" w:sz="4"/>
             </w:tcBorders>
-            <w:shd w:fill="EAF1F8" w:val="clear"/>
+            <w:shd w:fill="FFFFFF" w:val="clear"/>
             <w:tcMar>
               <w:top w:type="dxa" w:w="60"/>
               <w:left w:type="dxa" w:w="100"/>
@@ -10877,7 +10805,7 @@
               <w:bottom w:val="single" w:color="B0C8E0" w:sz="4"/>
               <w:right w:val="single" w:color="B0C8E0" w:sz="4"/>
             </w:tcBorders>
-            <w:shd w:fill="EAF1F8" w:val="clear"/>
+            <w:shd w:fill="FFFFFF" w:val="clear"/>
             <w:tcMar>
               <w:top w:type="dxa" w:w="60"/>
               <w:left w:type="dxa" w:w="100"/>
@@ -10908,7 +10836,7 @@
               <w:bottom w:val="single" w:color="B0C8E0" w:sz="4"/>
               <w:right w:val="single" w:color="B0C8E0" w:sz="4"/>
             </w:tcBorders>
-            <w:shd w:fill="EAF1F8" w:val="clear"/>
+            <w:shd w:fill="FFFFFF" w:val="clear"/>
             <w:tcMar>
               <w:top w:type="dxa" w:w="60"/>
               <w:left w:type="dxa" w:w="100"/>
@@ -10939,7 +10867,7 @@
               <w:bottom w:val="single" w:color="B0C8E0" w:sz="4"/>
               <w:right w:val="single" w:color="B0C8E0" w:sz="4"/>
             </w:tcBorders>
-            <w:shd w:fill="EAF1F8" w:val="clear"/>
+            <w:shd w:fill="FFFFFF" w:val="clear"/>
             <w:tcMar>
               <w:top w:type="dxa" w:w="60"/>
               <w:left w:type="dxa" w:w="100"/>
@@ -10979,9 +10907,6 @@
     </w:p>
     <w:p>
       <w:pPr>
-        <w:pBdr>
-          <w:left w:val="single" w:color="C8714A" w:sz="12"/>
-        </w:pBdr>
         <w:spacing w:after="60" w:before="160"/>
         <w:ind w:left="160"/>
       </w:pPr>
@@ -11025,7 +10950,7 @@
               <w:bottom w:val="single" w:color="B0C8E0" w:sz="4"/>
               <w:right w:val="single" w:color="B0C8E0" w:sz="4"/>
             </w:tcBorders>
-            <w:shd w:fill="1A3A5C" w:val="clear"/>
+            <w:shd w:fill="FFFFFF" w:val="clear"/>
             <w:tcMar>
               <w:top w:type="dxa" w:w="70"/>
               <w:left w:type="dxa" w:w="100"/>
@@ -11042,7 +10967,7 @@
                 <w:rFonts w:ascii="맑은 고딕" w:cs="맑은 고딕" w:eastAsia="맑은 고딕" w:hAnsi="맑은 고딕"/>
                 <w:b/>
                 <w:bCs/>
-                <w:color w:val="FFFFFF"/>
+                <w:color w:val="1A1A1A"/>
                 <w:sz w:val="16"/>
                 <w:szCs w:val="16"/>
               </w:rPr>
@@ -11059,7 +10984,7 @@
               <w:bottom w:val="single" w:color="B0C8E0" w:sz="4"/>
               <w:right w:val="single" w:color="B0C8E0" w:sz="4"/>
             </w:tcBorders>
-            <w:shd w:fill="1A3A5C" w:val="clear"/>
+            <w:shd w:fill="FFFFFF" w:val="clear"/>
             <w:tcMar>
               <w:top w:type="dxa" w:w="70"/>
               <w:left w:type="dxa" w:w="100"/>
@@ -11076,7 +11001,7 @@
                 <w:rFonts w:ascii="맑은 고딕" w:cs="맑은 고딕" w:eastAsia="맑은 고딕" w:hAnsi="맑은 고딕"/>
                 <w:b/>
                 <w:bCs/>
-                <w:color w:val="FFFFFF"/>
+                <w:color w:val="1A1A1A"/>
                 <w:sz w:val="16"/>
                 <w:szCs w:val="16"/>
               </w:rPr>
@@ -11093,7 +11018,7 @@
               <w:bottom w:val="single" w:color="B0C8E0" w:sz="4"/>
               <w:right w:val="single" w:color="B0C8E0" w:sz="4"/>
             </w:tcBorders>
-            <w:shd w:fill="1A3A5C" w:val="clear"/>
+            <w:shd w:fill="FFFFFF" w:val="clear"/>
             <w:tcMar>
               <w:top w:type="dxa" w:w="70"/>
               <w:left w:type="dxa" w:w="100"/>
@@ -11110,7 +11035,7 @@
                 <w:rFonts w:ascii="맑은 고딕" w:cs="맑은 고딕" w:eastAsia="맑은 고딕" w:hAnsi="맑은 고딕"/>
                 <w:b/>
                 <w:bCs/>
-                <w:color w:val="FFFFFF"/>
+                <w:color w:val="1A1A1A"/>
                 <w:sz w:val="16"/>
                 <w:szCs w:val="16"/>
               </w:rPr>
@@ -11127,7 +11052,7 @@
               <w:bottom w:val="single" w:color="B0C8E0" w:sz="4"/>
               <w:right w:val="single" w:color="B0C8E0" w:sz="4"/>
             </w:tcBorders>
-            <w:shd w:fill="1A3A5C" w:val="clear"/>
+            <w:shd w:fill="FFFFFF" w:val="clear"/>
             <w:tcMar>
               <w:top w:type="dxa" w:w="70"/>
               <w:left w:type="dxa" w:w="100"/>
@@ -11144,7 +11069,7 @@
                 <w:rFonts w:ascii="맑은 고딕" w:cs="맑은 고딕" w:eastAsia="맑은 고딕" w:hAnsi="맑은 고딕"/>
                 <w:b/>
                 <w:bCs/>
-                <w:color w:val="FFFFFF"/>
+                <w:color w:val="1A1A1A"/>
                 <w:sz w:val="16"/>
                 <w:szCs w:val="16"/>
               </w:rPr>
@@ -11163,7 +11088,7 @@
               <w:bottom w:val="single" w:color="B0C8E0" w:sz="4"/>
               <w:right w:val="single" w:color="B0C8E0" w:sz="4"/>
             </w:tcBorders>
-            <w:shd w:fill="EAF1F8" w:val="clear"/>
+            <w:shd w:fill="FFFFFF" w:val="clear"/>
             <w:tcMar>
               <w:top w:type="dxa" w:w="60"/>
               <w:left w:type="dxa" w:w="100"/>
@@ -11194,7 +11119,7 @@
               <w:bottom w:val="single" w:color="B0C8E0" w:sz="4"/>
               <w:right w:val="single" w:color="B0C8E0" w:sz="4"/>
             </w:tcBorders>
-            <w:shd w:fill="EAF1F8" w:val="clear"/>
+            <w:shd w:fill="FFFFFF" w:val="clear"/>
             <w:tcMar>
               <w:top w:type="dxa" w:w="60"/>
               <w:left w:type="dxa" w:w="100"/>
@@ -11225,7 +11150,7 @@
               <w:bottom w:val="single" w:color="B0C8E0" w:sz="4"/>
               <w:right w:val="single" w:color="B0C8E0" w:sz="4"/>
             </w:tcBorders>
-            <w:shd w:fill="EAF1F8" w:val="clear"/>
+            <w:shd w:fill="FFFFFF" w:val="clear"/>
             <w:tcMar>
               <w:top w:type="dxa" w:w="60"/>
               <w:left w:type="dxa" w:w="100"/>
@@ -11256,7 +11181,7 @@
               <w:bottom w:val="single" w:color="B0C8E0" w:sz="4"/>
               <w:right w:val="single" w:color="B0C8E0" w:sz="4"/>
             </w:tcBorders>
-            <w:shd w:fill="EAF1F8" w:val="clear"/>
+            <w:shd w:fill="FFFFFF" w:val="clear"/>
             <w:tcMar>
               <w:top w:type="dxa" w:w="60"/>
               <w:left w:type="dxa" w:w="100"/>
@@ -11415,7 +11340,7 @@
               <w:bottom w:val="single" w:color="B0C8E0" w:sz="4"/>
               <w:right w:val="single" w:color="B0C8E0" w:sz="4"/>
             </w:tcBorders>
-            <w:shd w:fill="EAF1F8" w:val="clear"/>
+            <w:shd w:fill="FFFFFF" w:val="clear"/>
             <w:tcMar>
               <w:top w:type="dxa" w:w="60"/>
               <w:left w:type="dxa" w:w="100"/>
@@ -11446,7 +11371,7 @@
               <w:bottom w:val="single" w:color="B0C8E0" w:sz="4"/>
               <w:right w:val="single" w:color="B0C8E0" w:sz="4"/>
             </w:tcBorders>
-            <w:shd w:fill="EAF1F8" w:val="clear"/>
+            <w:shd w:fill="FFFFFF" w:val="clear"/>
             <w:tcMar>
               <w:top w:type="dxa" w:w="60"/>
               <w:left w:type="dxa" w:w="100"/>
@@ -11477,7 +11402,7 @@
               <w:bottom w:val="single" w:color="B0C8E0" w:sz="4"/>
               <w:right w:val="single" w:color="B0C8E0" w:sz="4"/>
             </w:tcBorders>
-            <w:shd w:fill="EAF1F8" w:val="clear"/>
+            <w:shd w:fill="FFFFFF" w:val="clear"/>
             <w:tcMar>
               <w:top w:type="dxa" w:w="60"/>
               <w:left w:type="dxa" w:w="100"/>
@@ -11508,7 +11433,7 @@
               <w:bottom w:val="single" w:color="B0C8E0" w:sz="4"/>
               <w:right w:val="single" w:color="B0C8E0" w:sz="4"/>
             </w:tcBorders>
-            <w:shd w:fill="EAF1F8" w:val="clear"/>
+            <w:shd w:fill="FFFFFF" w:val="clear"/>
             <w:tcMar>
               <w:top w:type="dxa" w:w="60"/>
               <w:left w:type="dxa" w:w="100"/>
@@ -11548,9 +11473,6 @@
     </w:p>
     <w:p>
       <w:pPr>
-        <w:pBdr>
-          <w:left w:val="single" w:color="C8714A" w:sz="12"/>
-        </w:pBdr>
         <w:spacing w:after="60" w:before="160"/>
         <w:ind w:left="160"/>
       </w:pPr>
@@ -11594,7 +11516,7 @@
               <w:bottom w:val="single" w:color="B0C8E0" w:sz="4"/>
               <w:right w:val="single" w:color="B0C8E0" w:sz="4"/>
             </w:tcBorders>
-            <w:shd w:fill="1A3A5C" w:val="clear"/>
+            <w:shd w:fill="FFFFFF" w:val="clear"/>
             <w:tcMar>
               <w:top w:type="dxa" w:w="70"/>
               <w:left w:type="dxa" w:w="100"/>
@@ -11611,7 +11533,7 @@
                 <w:rFonts w:ascii="맑은 고딕" w:cs="맑은 고딕" w:eastAsia="맑은 고딕" w:hAnsi="맑은 고딕"/>
                 <w:b/>
                 <w:bCs/>
-                <w:color w:val="FFFFFF"/>
+                <w:color w:val="1A1A1A"/>
                 <w:sz w:val="16"/>
                 <w:szCs w:val="16"/>
               </w:rPr>
@@ -11628,7 +11550,7 @@
               <w:bottom w:val="single" w:color="B0C8E0" w:sz="4"/>
               <w:right w:val="single" w:color="B0C8E0" w:sz="4"/>
             </w:tcBorders>
-            <w:shd w:fill="1A3A5C" w:val="clear"/>
+            <w:shd w:fill="FFFFFF" w:val="clear"/>
             <w:tcMar>
               <w:top w:type="dxa" w:w="70"/>
               <w:left w:type="dxa" w:w="100"/>
@@ -11645,7 +11567,7 @@
                 <w:rFonts w:ascii="맑은 고딕" w:cs="맑은 고딕" w:eastAsia="맑은 고딕" w:hAnsi="맑은 고딕"/>
                 <w:b/>
                 <w:bCs/>
-                <w:color w:val="FFFFFF"/>
+                <w:color w:val="1A1A1A"/>
                 <w:sz w:val="16"/>
                 <w:szCs w:val="16"/>
               </w:rPr>
@@ -11662,7 +11584,7 @@
               <w:bottom w:val="single" w:color="B0C8E0" w:sz="4"/>
               <w:right w:val="single" w:color="B0C8E0" w:sz="4"/>
             </w:tcBorders>
-            <w:shd w:fill="1A3A5C" w:val="clear"/>
+            <w:shd w:fill="FFFFFF" w:val="clear"/>
             <w:tcMar>
               <w:top w:type="dxa" w:w="70"/>
               <w:left w:type="dxa" w:w="100"/>
@@ -11679,7 +11601,7 @@
                 <w:rFonts w:ascii="맑은 고딕" w:cs="맑은 고딕" w:eastAsia="맑은 고딕" w:hAnsi="맑은 고딕"/>
                 <w:b/>
                 <w:bCs/>
-                <w:color w:val="FFFFFF"/>
+                <w:color w:val="1A1A1A"/>
                 <w:sz w:val="16"/>
                 <w:szCs w:val="16"/>
               </w:rPr>
@@ -11696,7 +11618,7 @@
               <w:bottom w:val="single" w:color="B0C8E0" w:sz="4"/>
               <w:right w:val="single" w:color="B0C8E0" w:sz="4"/>
             </w:tcBorders>
-            <w:shd w:fill="1A3A5C" w:val="clear"/>
+            <w:shd w:fill="FFFFFF" w:val="clear"/>
             <w:tcMar>
               <w:top w:type="dxa" w:w="70"/>
               <w:left w:type="dxa" w:w="100"/>
@@ -11713,7 +11635,7 @@
                 <w:rFonts w:ascii="맑은 고딕" w:cs="맑은 고딕" w:eastAsia="맑은 고딕" w:hAnsi="맑은 고딕"/>
                 <w:b/>
                 <w:bCs/>
-                <w:color w:val="FFFFFF"/>
+                <w:color w:val="1A1A1A"/>
                 <w:sz w:val="16"/>
                 <w:szCs w:val="16"/>
               </w:rPr>
@@ -11732,7 +11654,7 @@
               <w:bottom w:val="single" w:color="B0C8E0" w:sz="4"/>
               <w:right w:val="single" w:color="B0C8E0" w:sz="4"/>
             </w:tcBorders>
-            <w:shd w:fill="EAF1F8" w:val="clear"/>
+            <w:shd w:fill="FFFFFF" w:val="clear"/>
             <w:tcMar>
               <w:top w:type="dxa" w:w="60"/>
               <w:left w:type="dxa" w:w="100"/>
@@ -11763,7 +11685,7 @@
               <w:bottom w:val="single" w:color="B0C8E0" w:sz="4"/>
               <w:right w:val="single" w:color="B0C8E0" w:sz="4"/>
             </w:tcBorders>
-            <w:shd w:fill="EAF1F8" w:val="clear"/>
+            <w:shd w:fill="FFFFFF" w:val="clear"/>
             <w:tcMar>
               <w:top w:type="dxa" w:w="60"/>
               <w:left w:type="dxa" w:w="100"/>
@@ -11794,7 +11716,7 @@
               <w:bottom w:val="single" w:color="B0C8E0" w:sz="4"/>
               <w:right w:val="single" w:color="B0C8E0" w:sz="4"/>
             </w:tcBorders>
-            <w:shd w:fill="EAF1F8" w:val="clear"/>
+            <w:shd w:fill="FFFFFF" w:val="clear"/>
             <w:tcMar>
               <w:top w:type="dxa" w:w="60"/>
               <w:left w:type="dxa" w:w="100"/>
@@ -11825,7 +11747,7 @@
               <w:bottom w:val="single" w:color="B0C8E0" w:sz="4"/>
               <w:right w:val="single" w:color="B0C8E0" w:sz="4"/>
             </w:tcBorders>
-            <w:shd w:fill="EAF1F8" w:val="clear"/>
+            <w:shd w:fill="FFFFFF" w:val="clear"/>
             <w:tcMar>
               <w:top w:type="dxa" w:w="60"/>
               <w:left w:type="dxa" w:w="100"/>
@@ -11984,7 +11906,7 @@
               <w:bottom w:val="single" w:color="B0C8E0" w:sz="4"/>
               <w:right w:val="single" w:color="B0C8E0" w:sz="4"/>
             </w:tcBorders>
-            <w:shd w:fill="EAF1F8" w:val="clear"/>
+            <w:shd w:fill="FFFFFF" w:val="clear"/>
             <w:tcMar>
               <w:top w:type="dxa" w:w="60"/>
               <w:left w:type="dxa" w:w="100"/>
@@ -12015,7 +11937,7 @@
               <w:bottom w:val="single" w:color="B0C8E0" w:sz="4"/>
               <w:right w:val="single" w:color="B0C8E0" w:sz="4"/>
             </w:tcBorders>
-            <w:shd w:fill="EAF1F8" w:val="clear"/>
+            <w:shd w:fill="FFFFFF" w:val="clear"/>
             <w:tcMar>
               <w:top w:type="dxa" w:w="60"/>
               <w:left w:type="dxa" w:w="100"/>
@@ -12046,7 +11968,7 @@
               <w:bottom w:val="single" w:color="B0C8E0" w:sz="4"/>
               <w:right w:val="single" w:color="B0C8E0" w:sz="4"/>
             </w:tcBorders>
-            <w:shd w:fill="EAF1F8" w:val="clear"/>
+            <w:shd w:fill="FFFFFF" w:val="clear"/>
             <w:tcMar>
               <w:top w:type="dxa" w:w="60"/>
               <w:left w:type="dxa" w:w="100"/>
@@ -12077,7 +11999,7 @@
               <w:bottom w:val="single" w:color="B0C8E0" w:sz="4"/>
               <w:right w:val="single" w:color="B0C8E0" w:sz="4"/>
             </w:tcBorders>
-            <w:shd w:fill="EAF1F8" w:val="clear"/>
+            <w:shd w:fill="FFFFFF" w:val="clear"/>
             <w:tcMar>
               <w:top w:type="dxa" w:w="60"/>
               <w:left w:type="dxa" w:w="100"/>
@@ -12117,9 +12039,6 @@
     </w:p>
     <w:p>
       <w:pPr>
-        <w:pBdr>
-          <w:left w:val="single" w:color="555555" w:sz="12"/>
-        </w:pBdr>
         <w:spacing w:after="60" w:before="160"/>
         <w:ind w:left="160"/>
       </w:pPr>
@@ -12206,12 +12125,12 @@
       <w:tblPr>
         <w:tblW w:type="dxa" w:w="9070"/>
         <w:tblBorders>
-          <w:top w:val="single" w:color="auto" w:sz="4"/>
-          <w:left w:val="single" w:color="auto" w:sz="4"/>
-          <w:bottom w:val="single" w:color="auto" w:sz="4"/>
-          <w:right w:val="single" w:color="auto" w:sz="4"/>
-          <w:insideH w:val="single" w:color="auto" w:sz="4"/>
-          <w:insideV w:val="single" w:color="auto" w:sz="4"/>
+          <w:top w:val="nil"/>
+          <w:left w:val="nil"/>
+          <w:bottom w:val="nil"/>
+          <w:right w:val="nil"/>
+          <w:insideH w:val="nil"/>
+          <w:insideV w:val="nil"/>
         </w:tblBorders>
       </w:tblPr>
       <w:tblGrid>
@@ -12221,13 +12140,7 @@
         <w:tc>
           <w:tcPr>
             <w:tcW w:type="dxa" w:w="9070"/>
-            <w:tcBorders>
-              <w:top w:val="single" w:color="7C1A2E" w:sz="10"/>
-              <w:left w:val="single" w:color="7C1A2E" w:sz="8"/>
-              <w:bottom w:val="single" w:color="7C1A2E" w:sz="10"/>
-              <w:right w:val="none" w:color="FFFFFF" w:sz="0"/>
-            </w:tcBorders>
-            <w:shd w:fill="FFF0EE" w:val="clear"/>
+            <w:shd w:fill="FFFFFF" w:val="clear"/>
             <w:tcMar>
               <w:top w:type="dxa" w:w="120"/>
               <w:left w:type="dxa" w:w="260"/>
@@ -12286,12 +12199,12 @@
       <w:tblPr>
         <w:tblW w:type="dxa" w:w="9070"/>
         <w:tblBorders>
-          <w:top w:val="single" w:color="auto" w:sz="4"/>
-          <w:left w:val="single" w:color="auto" w:sz="4"/>
-          <w:bottom w:val="single" w:color="auto" w:sz="4"/>
-          <w:right w:val="single" w:color="auto" w:sz="4"/>
-          <w:insideH w:val="single" w:color="auto" w:sz="4"/>
-          <w:insideV w:val="single" w:color="auto" w:sz="4"/>
+          <w:top w:val="nil"/>
+          <w:left w:val="nil"/>
+          <w:bottom w:val="nil"/>
+          <w:right w:val="nil"/>
+          <w:insideH w:val="nil"/>
+          <w:insideV w:val="nil"/>
         </w:tblBorders>
       </w:tblPr>
       <w:tblGrid>
@@ -12301,13 +12214,7 @@
         <w:tc>
           <w:tcPr>
             <w:tcW w:type="dxa" w:w="9070"/>
-            <w:tcBorders>
-              <w:top w:val="single" w:color="7A5500" w:sz="10"/>
-              <w:left w:val="single" w:color="7A5500" w:sz="8"/>
-              <w:bottom w:val="single" w:color="7A5500" w:sz="10"/>
-              <w:right w:val="none" w:color="FFFFFF" w:sz="0"/>
-            </w:tcBorders>
-            <w:shd w:fill="FDF8EC" w:val="clear"/>
+            <w:shd w:fill="FFFFFF" w:val="clear"/>
             <w:tcMar>
               <w:top w:type="dxa" w:w="120"/>
               <w:left w:type="dxa" w:w="260"/>
@@ -12366,12 +12273,12 @@
       <w:tblPr>
         <w:tblW w:type="dxa" w:w="9070"/>
         <w:tblBorders>
-          <w:top w:val="single" w:color="auto" w:sz="4"/>
-          <w:left w:val="single" w:color="auto" w:sz="4"/>
-          <w:bottom w:val="single" w:color="auto" w:sz="4"/>
-          <w:right w:val="single" w:color="auto" w:sz="4"/>
-          <w:insideH w:val="single" w:color="auto" w:sz="4"/>
-          <w:insideV w:val="single" w:color="auto" w:sz="4"/>
+          <w:top w:val="nil"/>
+          <w:left w:val="nil"/>
+          <w:bottom w:val="nil"/>
+          <w:right w:val="nil"/>
+          <w:insideH w:val="nil"/>
+          <w:insideV w:val="nil"/>
         </w:tblBorders>
       </w:tblPr>
       <w:tblGrid>
@@ -12381,13 +12288,7 @@
         <w:tc>
           <w:tcPr>
             <w:tcW w:type="dxa" w:w="9070"/>
-            <w:tcBorders>
-              <w:top w:val="single" w:color="1E5C38" w:sz="10"/>
-              <w:left w:val="single" w:color="1E5C38" w:sz="8"/>
-              <w:bottom w:val="single" w:color="1E5C38" w:sz="10"/>
-              <w:right w:val="none" w:color="FFFFFF" w:sz="0"/>
-            </w:tcBorders>
-            <w:shd w:fill="F0FDF4" w:val="clear"/>
+            <w:shd w:fill="FFFFFF" w:val="clear"/>
             <w:tcMar>
               <w:top w:type="dxa" w:w="120"/>
               <w:left w:type="dxa" w:w="260"/>
@@ -12500,7 +12401,7 @@
               <w:bottom w:val="single" w:color="B0C8E0" w:sz="4"/>
               <w:right w:val="single" w:color="B0C8E0" w:sz="4"/>
             </w:tcBorders>
-            <w:shd w:fill="1A3A5C" w:val="clear"/>
+            <w:shd w:fill="FFFFFF" w:val="clear"/>
             <w:tcMar>
               <w:top w:type="dxa" w:w="80"/>
               <w:left w:type="dxa" w:w="100"/>
@@ -12517,7 +12418,7 @@
                 <w:rFonts w:ascii="맑은 고딕" w:cs="맑은 고딕" w:eastAsia="맑은 고딕" w:hAnsi="맑은 고딕"/>
                 <w:b/>
                 <w:bCs/>
-                <w:color w:val="FFFFFF"/>
+                <w:color w:val="1A1A1A"/>
                 <w:sz w:val="17"/>
                 <w:szCs w:val="17"/>
               </w:rPr>
@@ -12534,7 +12435,7 @@
               <w:bottom w:val="single" w:color="B0C8E0" w:sz="4"/>
               <w:right w:val="single" w:color="B0C8E0" w:sz="4"/>
             </w:tcBorders>
-            <w:shd w:fill="1A3A5C" w:val="clear"/>
+            <w:shd w:fill="FFFFFF" w:val="clear"/>
             <w:tcMar>
               <w:top w:type="dxa" w:w="80"/>
               <w:left w:type="dxa" w:w="100"/>
@@ -12551,7 +12452,7 @@
                 <w:rFonts w:ascii="맑은 고딕" w:cs="맑은 고딕" w:eastAsia="맑은 고딕" w:hAnsi="맑은 고딕"/>
                 <w:b/>
                 <w:bCs/>
-                <w:color w:val="FFFFFF"/>
+                <w:color w:val="1A1A1A"/>
                 <w:sz w:val="17"/>
                 <w:szCs w:val="17"/>
               </w:rPr>
@@ -12568,7 +12469,7 @@
               <w:bottom w:val="single" w:color="B0C8E0" w:sz="4"/>
               <w:right w:val="single" w:color="B0C8E0" w:sz="4"/>
             </w:tcBorders>
-            <w:shd w:fill="1A3A5C" w:val="clear"/>
+            <w:shd w:fill="FFFFFF" w:val="clear"/>
             <w:tcMar>
               <w:top w:type="dxa" w:w="80"/>
               <w:left w:type="dxa" w:w="100"/>
@@ -12585,7 +12486,7 @@
                 <w:rFonts w:ascii="맑은 고딕" w:cs="맑은 고딕" w:eastAsia="맑은 고딕" w:hAnsi="맑은 고딕"/>
                 <w:b/>
                 <w:bCs/>
-                <w:color w:val="FFFFFF"/>
+                <w:color w:val="1A1A1A"/>
                 <w:sz w:val="17"/>
                 <w:szCs w:val="17"/>
               </w:rPr>
@@ -12602,7 +12503,7 @@
               <w:bottom w:val="single" w:color="B0C8E0" w:sz="4"/>
               <w:right w:val="single" w:color="B0C8E0" w:sz="4"/>
             </w:tcBorders>
-            <w:shd w:fill="1A3A5C" w:val="clear"/>
+            <w:shd w:fill="FFFFFF" w:val="clear"/>
             <w:tcMar>
               <w:top w:type="dxa" w:w="80"/>
               <w:left w:type="dxa" w:w="100"/>
@@ -12619,7 +12520,7 @@
                 <w:rFonts w:ascii="맑은 고딕" w:cs="맑은 고딕" w:eastAsia="맑은 고딕" w:hAnsi="맑은 고딕"/>
                 <w:b/>
                 <w:bCs/>
-                <w:color w:val="FFFFFF"/>
+                <w:color w:val="1A1A1A"/>
                 <w:sz w:val="17"/>
                 <w:szCs w:val="17"/>
               </w:rPr>
@@ -12638,7 +12539,7 @@
               <w:bottom w:val="single" w:color="B0C8E0" w:sz="4"/>
               <w:right w:val="single" w:color="B0C8E0" w:sz="4"/>
             </w:tcBorders>
-            <w:shd w:fill="EAF1F8" w:val="clear"/>
+            <w:shd w:fill="FFFFFF" w:val="clear"/>
             <w:tcMar>
               <w:top w:type="dxa" w:w="70"/>
               <w:left w:type="dxa" w:w="100"/>
@@ -12669,7 +12570,7 @@
               <w:bottom w:val="single" w:color="B0C8E0" w:sz="4"/>
               <w:right w:val="single" w:color="B0C8E0" w:sz="4"/>
             </w:tcBorders>
-            <w:shd w:fill="EAF1F8" w:val="clear"/>
+            <w:shd w:fill="FFFFFF" w:val="clear"/>
             <w:tcMar>
               <w:top w:type="dxa" w:w="70"/>
               <w:left w:type="dxa" w:w="100"/>
@@ -12700,7 +12601,7 @@
               <w:bottom w:val="single" w:color="B0C8E0" w:sz="4"/>
               <w:right w:val="single" w:color="B0C8E0" w:sz="4"/>
             </w:tcBorders>
-            <w:shd w:fill="EAF1F8" w:val="clear"/>
+            <w:shd w:fill="FFFFFF" w:val="clear"/>
             <w:tcMar>
               <w:top w:type="dxa" w:w="70"/>
               <w:left w:type="dxa" w:w="100"/>
@@ -12731,7 +12632,7 @@
               <w:bottom w:val="single" w:color="B0C8E0" w:sz="4"/>
               <w:right w:val="single" w:color="B0C8E0" w:sz="4"/>
             </w:tcBorders>
-            <w:shd w:fill="EAF1F8" w:val="clear"/>
+            <w:shd w:fill="FFFFFF" w:val="clear"/>
             <w:tcMar>
               <w:top w:type="dxa" w:w="70"/>
               <w:left w:type="dxa" w:w="100"/>
@@ -12890,7 +12791,7 @@
               <w:bottom w:val="single" w:color="B0C8E0" w:sz="4"/>
               <w:right w:val="single" w:color="B0C8E0" w:sz="4"/>
             </w:tcBorders>
-            <w:shd w:fill="EAF1F8" w:val="clear"/>
+            <w:shd w:fill="FFFFFF" w:val="clear"/>
             <w:tcMar>
               <w:top w:type="dxa" w:w="70"/>
               <w:left w:type="dxa" w:w="100"/>
@@ -12921,7 +12822,7 @@
               <w:bottom w:val="single" w:color="B0C8E0" w:sz="4"/>
               <w:right w:val="single" w:color="B0C8E0" w:sz="4"/>
             </w:tcBorders>
-            <w:shd w:fill="EAF1F8" w:val="clear"/>
+            <w:shd w:fill="FFFFFF" w:val="clear"/>
             <w:tcMar>
               <w:top w:type="dxa" w:w="70"/>
               <w:left w:type="dxa" w:w="100"/>
@@ -12952,7 +12853,7 @@
               <w:bottom w:val="single" w:color="B0C8E0" w:sz="4"/>
               <w:right w:val="single" w:color="B0C8E0" w:sz="4"/>
             </w:tcBorders>
-            <w:shd w:fill="EAF1F8" w:val="clear"/>
+            <w:shd w:fill="FFFFFF" w:val="clear"/>
             <w:tcMar>
               <w:top w:type="dxa" w:w="70"/>
               <w:left w:type="dxa" w:w="100"/>
@@ -12983,7 +12884,7 @@
               <w:bottom w:val="single" w:color="B0C8E0" w:sz="4"/>
               <w:right w:val="single" w:color="B0C8E0" w:sz="4"/>
             </w:tcBorders>
-            <w:shd w:fill="EAF1F8" w:val="clear"/>
+            <w:shd w:fill="FFFFFF" w:val="clear"/>
             <w:tcMar>
               <w:top w:type="dxa" w:w="70"/>
               <w:left w:type="dxa" w:w="100"/>
@@ -13142,7 +13043,7 @@
               <w:bottom w:val="single" w:color="B0C8E0" w:sz="4"/>
               <w:right w:val="single" w:color="B0C8E0" w:sz="4"/>
             </w:tcBorders>
-            <w:shd w:fill="EAF1F8" w:val="clear"/>
+            <w:shd w:fill="FFFFFF" w:val="clear"/>
             <w:tcMar>
               <w:top w:type="dxa" w:w="70"/>
               <w:left w:type="dxa" w:w="100"/>
@@ -13173,7 +13074,7 @@
               <w:bottom w:val="single" w:color="B0C8E0" w:sz="4"/>
               <w:right w:val="single" w:color="B0C8E0" w:sz="4"/>
             </w:tcBorders>
-            <w:shd w:fill="EAF1F8" w:val="clear"/>
+            <w:shd w:fill="FFFFFF" w:val="clear"/>
             <w:tcMar>
               <w:top w:type="dxa" w:w="70"/>
               <w:left w:type="dxa" w:w="100"/>
@@ -13204,7 +13105,7 @@
               <w:bottom w:val="single" w:color="B0C8E0" w:sz="4"/>
               <w:right w:val="single" w:color="B0C8E0" w:sz="4"/>
             </w:tcBorders>
-            <w:shd w:fill="EAF1F8" w:val="clear"/>
+            <w:shd w:fill="FFFFFF" w:val="clear"/>
             <w:tcMar>
               <w:top w:type="dxa" w:w="70"/>
               <w:left w:type="dxa" w:w="100"/>
@@ -13235,7 +13136,7 @@
               <w:bottom w:val="single" w:color="B0C8E0" w:sz="4"/>
               <w:right w:val="single" w:color="B0C8E0" w:sz="4"/>
             </w:tcBorders>
-            <w:shd w:fill="EAF1F8" w:val="clear"/>
+            <w:shd w:fill="FFFFFF" w:val="clear"/>
             <w:tcMar>
               <w:top w:type="dxa" w:w="70"/>
               <w:left w:type="dxa" w:w="100"/>
@@ -13394,7 +13295,7 @@
               <w:bottom w:val="single" w:color="B0C8E0" w:sz="4"/>
               <w:right w:val="single" w:color="B0C8E0" w:sz="4"/>
             </w:tcBorders>
-            <w:shd w:fill="EAF1F8" w:val="clear"/>
+            <w:shd w:fill="FFFFFF" w:val="clear"/>
             <w:tcMar>
               <w:top w:type="dxa" w:w="70"/>
               <w:left w:type="dxa" w:w="100"/>
@@ -13425,7 +13326,7 @@
               <w:bottom w:val="single" w:color="B0C8E0" w:sz="4"/>
               <w:right w:val="single" w:color="B0C8E0" w:sz="4"/>
             </w:tcBorders>
-            <w:shd w:fill="EAF1F8" w:val="clear"/>
+            <w:shd w:fill="FFFFFF" w:val="clear"/>
             <w:tcMar>
               <w:top w:type="dxa" w:w="70"/>
               <w:left w:type="dxa" w:w="100"/>
@@ -13456,7 +13357,7 @@
               <w:bottom w:val="single" w:color="B0C8E0" w:sz="4"/>
               <w:right w:val="single" w:color="B0C8E0" w:sz="4"/>
             </w:tcBorders>
-            <w:shd w:fill="EAF1F8" w:val="clear"/>
+            <w:shd w:fill="FFFFFF" w:val="clear"/>
             <w:tcMar>
               <w:top w:type="dxa" w:w="70"/>
               <w:left w:type="dxa" w:w="100"/>
@@ -13487,7 +13388,7 @@
               <w:bottom w:val="single" w:color="B0C8E0" w:sz="4"/>
               <w:right w:val="single" w:color="B0C8E0" w:sz="4"/>
             </w:tcBorders>
-            <w:shd w:fill="EAF1F8" w:val="clear"/>
+            <w:shd w:fill="FFFFFF" w:val="clear"/>
             <w:tcMar>
               <w:top w:type="dxa" w:w="70"/>
               <w:left w:type="dxa" w:w="100"/>
@@ -13527,9 +13428,6 @@
     </w:p>
     <w:p>
       <w:pPr>
-        <w:pBdr>
-          <w:top w:val="single" w:color="B0C8E0" w:sz="4"/>
-        </w:pBdr>
         <w:spacing w:after="0" w:before="80"/>
         <w:jc w:val="center"/>
       </w:pPr>
@@ -13602,9 +13500,6 @@
 <w:ftr xmlns:wpc="http://schemas.microsoft.com/office/word/2010/wordprocessingCanvas" xmlns:mc="http://schemas.openxmlformats.org/markup-compatibility/2006" xmlns:o="urn:schemas-microsoft-com:office:office" xmlns:r="http://schemas.openxmlformats.org/officeDocument/2006/relationships" xmlns:m="http://schemas.openxmlformats.org/officeDocument/2006/math" xmlns:v="urn:schemas-microsoft-com:vml" xmlns:wp14="http://schemas.microsoft.com/office/word/2010/wordprocessingDrawing" xmlns:wp="http://schemas.openxmlformats.org/drawingml/2006/wordprocessingDrawing" xmlns:w10="urn:schemas-microsoft-com:office:word" xmlns:w="http://schemas.openxmlformats.org/wordprocessingml/2006/main" xmlns:w14="http://schemas.microsoft.com/office/word/2010/wordml" xmlns:w15="http://schemas.microsoft.com/office/word/2012/wordml" xmlns:wpg="http://schemas.microsoft.com/office/word/2010/wordprocessingGroup" xmlns:wpi="http://schemas.microsoft.com/office/word/2010/wordprocessingInk" xmlns:wne="http://schemas.microsoft.com/office/word/2006/wordml" xmlns:wps="http://schemas.microsoft.com/office/word/2010/wordprocessingShape">
   <w:p>
     <w:pPr>
-      <w:pBdr>
-        <w:top w:val="single" w:color="B0C8E0" w:sz="4"/>
-      </w:pBdr>
       <w:spacing w:after="0" w:before="80"/>
     </w:pPr>
     <w:r>
@@ -13661,9 +13556,6 @@
 <w:hdr xmlns:wpc="http://schemas.microsoft.com/office/word/2010/wordprocessingCanvas" xmlns:mc="http://schemas.openxmlformats.org/markup-compatibility/2006" xmlns:o="urn:schemas-microsoft-com:office:office" xmlns:r="http://schemas.openxmlformats.org/officeDocument/2006/relationships" xmlns:m="http://schemas.openxmlformats.org/officeDocument/2006/math" xmlns:v="urn:schemas-microsoft-com:vml" xmlns:wp14="http://schemas.microsoft.com/office/word/2010/wordprocessingDrawing" xmlns:wp="http://schemas.openxmlformats.org/drawingml/2006/wordprocessingDrawing" xmlns:w10="urn:schemas-microsoft-com:office:word" xmlns:w="http://schemas.openxmlformats.org/wordprocessingml/2006/main" xmlns:w14="http://schemas.microsoft.com/office/word/2010/wordml" xmlns:w15="http://schemas.microsoft.com/office/word/2012/wordml" xmlns:wpg="http://schemas.microsoft.com/office/word/2010/wordprocessingGroup" xmlns:wpi="http://schemas.microsoft.com/office/word/2010/wordprocessingInk" xmlns:wne="http://schemas.microsoft.com/office/word/2006/wordml" xmlns:wps="http://schemas.microsoft.com/office/word/2010/wordprocessingShape" xmlns:cx="http://schemas.microsoft.com/office/drawing/2014/chartex" xmlns:cx1="http://schemas.microsoft.com/office/drawing/2015/9/8/chartex" xmlns:cx2="http://schemas.microsoft.com/office/drawing/2015/10/21/chartex" xmlns:cx3="http://schemas.microsoft.com/office/drawing/2016/5/9/chartex" xmlns:cx4="http://schemas.microsoft.com/office/drawing/2016/5/10/chartex" xmlns:cx5="http://schemas.microsoft.com/office/drawing/2016/5/11/chartex" xmlns:cx6="http://schemas.microsoft.com/office/drawing/2016/5/12/chartex" xmlns:cx7="http://schemas.microsoft.com/office/drawing/2016/5/13/chartex" xmlns:cx8="http://schemas.microsoft.com/office/drawing/2016/5/14/chartex" xmlns:w16cid="http://schemas.microsoft.com/office/word/2016/wordml/cid" xmlns:w16se="http://schemas.microsoft.com/office/word/2015/wordml/symex">
   <w:p>
     <w:pPr>
-      <w:pBdr>
-        <w:bottom w:val="single" w:color="C8714A" w:sz="4"/>
-      </w:pBdr>
       <w:spacing w:after="80" w:before="0"/>
     </w:pPr>
     <w:r>

--- a/DB/공통규정/INDEX_총괄인덱스_사랑과평안의교회.docx
+++ b/DB/공통규정/INDEX_총괄인덱스_사랑과평안의교회.docx
@@ -622,7 +622,7 @@
                 <w:sz w:val="18"/>
                 <w:szCs w:val="18"/>
               </w:rPr>
-              <w:t>Tier 1~3  총 30종 (</w:t>
+              <w:t>Tier 1~3  총 42종 (Tier 1 3종 · Tier 2 5종 · Tier 3 34종)</w:t>
             </w:r>
             <w:proofErr w:type="spellStart"/>
             <w:r>
@@ -630,7 +630,6 @@
                 <w:sz w:val="18"/>
                 <w:szCs w:val="18"/>
               </w:rPr>
-              <w:t>찬양팀</w:t>
             </w:r>
             <w:proofErr w:type="spellEnd"/>
             <w:r>
@@ -638,7 +637,6 @@
                 <w:sz w:val="18"/>
                 <w:szCs w:val="18"/>
               </w:rPr>
-              <w:t xml:space="preserve"> 매뉴얼 제외)</w:t>
             </w:r>
           </w:p>
         </w:tc>
@@ -1234,7 +1232,7 @@
                 <w:sz w:val="16"/>
                 <w:szCs w:val="16"/>
               </w:rPr>
-              <w:t>제4조</w:t>
+              <w:t>제2조</w:t>
             </w:r>
           </w:p>
         </w:tc>
@@ -1519,7 +1517,7 @@
                 <w:sz w:val="16"/>
                 <w:szCs w:val="16"/>
               </w:rPr>
-              <w:t>제17조</w:t>
+              <w:t>제13조</w:t>
             </w:r>
           </w:p>
         </w:tc>
@@ -1546,7 +1544,7 @@
                 <w:sz w:val="16"/>
                 <w:szCs w:val="16"/>
               </w:rPr>
-              <w:t>장로 구성</w:t>
+              <w:t>장로</w:t>
             </w:r>
           </w:p>
         </w:tc>
@@ -1573,7 +1571,7 @@
                 <w:sz w:val="16"/>
                 <w:szCs w:val="16"/>
               </w:rPr>
-              <w:t>현재 장로 수 및 시무·</w:t>
+              <w:t>현재 장로 수 및 자격 기준 확인 (시무·비시무는 CPO-002 제12조 ②)</w:t>
             </w:r>
             <w:proofErr w:type="spellStart"/>
             <w:r>
@@ -1581,7 +1579,6 @@
                 <w:sz w:val="16"/>
                 <w:szCs w:val="16"/>
               </w:rPr>
-              <w:t>비시무</w:t>
             </w:r>
             <w:proofErr w:type="spellEnd"/>
             <w:r>
@@ -1589,7 +1586,6 @@
                 <w:sz w:val="16"/>
                 <w:szCs w:val="16"/>
               </w:rPr>
-              <w:t xml:space="preserve"> 현황 반영</w:t>
             </w:r>
           </w:p>
         </w:tc>
@@ -3654,7 +3650,7 @@
                 <w:sz w:val="16"/>
                 <w:szCs w:val="16"/>
               </w:rPr>
-              <w:t>제17조 ③</w:t>
+              <w:t>제17조 ② 3호</w:t>
             </w:r>
           </w:p>
         </w:tc>
@@ -4302,7 +4298,7 @@
                 <w:sz w:val="16"/>
                 <w:szCs w:val="16"/>
               </w:rPr>
-              <w:t>제29조</w:t>
+              <w:t>제30조</w:t>
             </w:r>
           </w:p>
         </w:tc>
@@ -5403,7 +5399,7 @@
                 <w:sz w:val="16"/>
                 <w:szCs w:val="16"/>
               </w:rPr>
-              <w:t>제21조</w:t>
+              <w:t>제22조</w:t>
             </w:r>
           </w:p>
         </w:tc>
@@ -5457,7 +5453,7 @@
                 <w:sz w:val="16"/>
                 <w:szCs w:val="16"/>
               </w:rPr>
-              <w:t>1월 1~20일 — 실제 운영 일정 반영</w:t>
+              <w:t>2월 말일까지 — 실제 운영 일정 반영</w:t>
             </w:r>
           </w:p>
         </w:tc>
@@ -5872,7 +5868,7 @@
                 <w:sz w:val="16"/>
                 <w:szCs w:val="16"/>
               </w:rPr>
-              <w:t>현금 보유 한도</w:t>
+              <w:t>시설 내 금지 사항</w:t>
             </w:r>
           </w:p>
         </w:tc>
@@ -5899,7 +5895,7 @@
                 <w:sz w:val="16"/>
                 <w:szCs w:val="16"/>
               </w:rPr>
-              <w:t>30만 원 기준 — 교회 실정 조정</w:t>
+              <w:t>금지 항목이 교회 실정에 맞는지 확인</w:t>
             </w:r>
           </w:p>
         </w:tc>
@@ -6204,8 +6200,7 @@
           <w:sz w:val="22"/>
           <w:szCs w:val="22"/>
         </w:rPr>
-        <w:lastRenderedPageBreak/>
-        <w:t xml:space="preserve">【 Tier 3 】  </w:t>
+        <w:t>【 Tier 3 】  부서 운영 매뉴얼  Department Manuals (11개 부서 34종)</w:t>
       </w:r>
       <w:r>
         <w:rPr>
@@ -6214,7 +6209,6 @@
           <w:sz w:val="26"/>
           <w:szCs w:val="26"/>
         </w:rPr>
-        <w:t>부서 운영 매뉴얼</w:t>
       </w:r>
       <w:r>
         <w:rPr>
@@ -6222,7 +6216,6 @@
           <w:sz w:val="16"/>
           <w:szCs w:val="16"/>
         </w:rPr>
-        <w:t xml:space="preserve">  Department Manuals (10개 부서 30종)</w:t>
       </w:r>
     </w:p>
     <w:p>
@@ -11982,8 +11975,7 @@
           <w:bCs/>
           <w:color w:val="555555"/>
         </w:rPr>
-        <w:lastRenderedPageBreak/>
-        <w:t xml:space="preserve">🎸  </w:t>
+        <w:t>🎸  찬양팀  PRS</w:t>
       </w:r>
       <w:proofErr w:type="spellStart"/>
       <w:r>
@@ -11992,7 +11984,6 @@
           <w:bCs/>
           <w:color w:val="555555"/>
         </w:rPr>
-        <w:t>찬양팀</w:t>
       </w:r>
       <w:proofErr w:type="spellEnd"/>
       <w:r>
@@ -12001,7 +11992,590 @@
           <w:bCs/>
           <w:color w:val="555555"/>
         </w:rPr>
-        <w:t xml:space="preserve">  PRS  (매뉴얼 작성 예정)</w:t>
+      </w:r>
+    </w:p>
+    <w:tbl>
+      <w:tblPr>
+        <w:tblW w:w="9070" w:type="dxa"/>
+        <w:tblBorders>
+          <w:top w:val="single" w:sz="4" w:space="0" w:color="auto"/>
+          <w:left w:val="single" w:sz="4" w:space="0" w:color="auto"/>
+          <w:bottom w:val="single" w:sz="4" w:space="0" w:color="auto"/>
+          <w:right w:val="single" w:sz="4" w:space="0" w:color="auto"/>
+          <w:insideH w:val="single" w:sz="4" w:space="0" w:color="auto"/>
+          <w:insideV w:val="single" w:sz="4" w:space="0" w:color="auto"/>
+        </w:tblBorders>
+        <w:tblCellMar>
+          <w:left w:w="10" w:type="dxa"/>
+          <w:right w:w="10" w:type="dxa"/>
+        </w:tblCellMar>
+        <w:tblLook w:val="04A0" w:firstRow="1" w:lastRow="0" w:firstColumn="1" w:lastColumn="0" w:noHBand="0" w:noVBand="1"/>
+      </w:tblPr>
+      <w:tblGrid>
+        <w:gridCol w:w="1200"/>
+        <w:gridCol w:w="2000"/>
+        <w:gridCol w:w="3200"/>
+        <w:gridCol w:w="2670"/>
+      </w:tblGrid>
+      <w:tr>
+        <w:tblPrEx>
+          <w:tblCellMar>
+            <w:top w:w="0" w:type="dxa"/>
+            <w:bottom w:w="0" w:type="dxa"/>
+          </w:tblCellMar>
+        </w:tblPrEx>
+        <w:tc>
+          <w:tcPr>
+            <w:tcW w:w="1200" w:type="dxa"/>
+            <w:tcBorders>
+              <w:top w:val="single" w:sz="4" w:space="0" w:color="B0C8E0"/>
+              <w:left w:val="single" w:sz="4" w:space="0" w:color="B0C8E0"/>
+              <w:bottom w:val="single" w:sz="4" w:space="0" w:color="B0C8E0"/>
+              <w:right w:val="single" w:sz="4" w:space="0" w:color="B0C8E0"/>
+            </w:tcBorders>
+            <w:shd w:val="clear" w:color="auto" w:fill="FFFFFF"/>
+            <w:tcMar>
+              <w:top w:w="70" w:type="dxa"/>
+              <w:left w:w="100" w:type="dxa"/>
+              <w:bottom w:w="70" w:type="dxa"/>
+              <w:right w:w="80" w:type="dxa"/>
+            </w:tcMar>
+          </w:tcPr>
+          <w:p>
+            <w:pPr>
+              <w:jc w:val="center"/>
+            </w:pPr>
+            <w:r>
+              <w:rPr>
+                <w:b/>
+                <w:bCs/>
+                <w:sz w:val="16"/>
+                <w:szCs w:val="16"/>
+              </w:rPr>
+              <w:t>코드</w:t>
+            </w:r>
+          </w:p>
+        </w:tc>
+        <w:tc>
+          <w:tcPr>
+            <w:tcW w:w="2000" w:type="dxa"/>
+            <w:tcBorders>
+              <w:top w:val="single" w:sz="4" w:space="0" w:color="B0C8E0"/>
+              <w:left w:val="single" w:sz="4" w:space="0" w:color="B0C8E0"/>
+              <w:bottom w:val="single" w:sz="4" w:space="0" w:color="B0C8E0"/>
+              <w:right w:val="single" w:sz="4" w:space="0" w:color="B0C8E0"/>
+            </w:tcBorders>
+            <w:shd w:val="clear" w:color="auto" w:fill="FFFFFF"/>
+            <w:tcMar>
+              <w:top w:w="70" w:type="dxa"/>
+              <w:left w:w="100" w:type="dxa"/>
+              <w:bottom w:w="70" w:type="dxa"/>
+              <w:right w:w="80" w:type="dxa"/>
+            </w:tcMar>
+          </w:tcPr>
+          <w:p>
+            <w:pPr>
+              <w:jc w:val="center"/>
+            </w:pPr>
+            <w:r>
+              <w:rPr>
+                <w:b/>
+                <w:bCs/>
+                <w:sz w:val="16"/>
+                <w:szCs w:val="16"/>
+              </w:rPr>
+              <w:t>매뉴얼명</w:t>
+            </w:r>
+          </w:p>
+        </w:tc>
+        <w:tc>
+          <w:tcPr>
+            <w:tcW w:w="3200" w:type="dxa"/>
+            <w:tcBorders>
+              <w:top w:val="single" w:sz="4" w:space="0" w:color="B0C8E0"/>
+              <w:left w:val="single" w:sz="4" w:space="0" w:color="B0C8E0"/>
+              <w:bottom w:val="single" w:sz="4" w:space="0" w:color="B0C8E0"/>
+              <w:right w:val="single" w:sz="4" w:space="0" w:color="B0C8E0"/>
+            </w:tcBorders>
+            <w:shd w:val="clear" w:color="auto" w:fill="FFFFFF"/>
+            <w:tcMar>
+              <w:top w:w="70" w:type="dxa"/>
+              <w:left w:w="100" w:type="dxa"/>
+              <w:bottom w:w="70" w:type="dxa"/>
+              <w:right w:w="80" w:type="dxa"/>
+            </w:tcMar>
+          </w:tcPr>
+          <w:p>
+            <w:pPr>
+              <w:jc w:val="center"/>
+            </w:pPr>
+            <w:r>
+              <w:rPr>
+                <w:b/>
+                <w:bCs/>
+                <w:sz w:val="16"/>
+                <w:szCs w:val="16"/>
+              </w:rPr>
+              <w:t>핵심 내용 요약</w:t>
+            </w:r>
+          </w:p>
+        </w:tc>
+        <w:tc>
+          <w:tcPr>
+            <w:tcW w:w="2670" w:type="dxa"/>
+            <w:tcBorders>
+              <w:top w:val="single" w:sz="4" w:space="0" w:color="B0C8E0"/>
+              <w:left w:val="single" w:sz="4" w:space="0" w:color="B0C8E0"/>
+              <w:bottom w:val="single" w:sz="4" w:space="0" w:color="B0C8E0"/>
+              <w:right w:val="single" w:sz="4" w:space="0" w:color="B0C8E0"/>
+            </w:tcBorders>
+            <w:shd w:val="clear" w:color="auto" w:fill="FFFFFF"/>
+            <w:tcMar>
+              <w:top w:w="70" w:type="dxa"/>
+              <w:left w:w="100" w:type="dxa"/>
+              <w:bottom w:w="70" w:type="dxa"/>
+              <w:right w:w="80" w:type="dxa"/>
+            </w:tcMar>
+          </w:tcPr>
+          <w:p>
+            <w:pPr>
+              <w:jc w:val="center"/>
+            </w:pPr>
+            <w:r>
+              <w:rPr>
+                <w:b/>
+                <w:bCs/>
+                <w:sz w:val="16"/>
+                <w:szCs w:val="16"/>
+              </w:rPr>
+              <w:t>주요 수정 포인트</w:t>
+            </w:r>
+          </w:p>
+        </w:tc>
+      </w:tr>
+      <w:tr>
+        <w:tblPrEx>
+          <w:tblCellMar>
+            <w:top w:w="0" w:type="dxa"/>
+            <w:bottom w:w="0" w:type="dxa"/>
+          </w:tblCellMar>
+        </w:tblPrEx>
+        <w:tc>
+          <w:tcPr>
+            <w:tcW w:w="1200" w:type="dxa"/>
+            <w:tcBorders>
+              <w:top w:val="single" w:sz="4" w:space="0" w:color="B0C8E0"/>
+              <w:left w:val="single" w:sz="4" w:space="0" w:color="B0C8E0"/>
+              <w:bottom w:val="single" w:sz="4" w:space="0" w:color="B0C8E0"/>
+              <w:right w:val="single" w:sz="4" w:space="0" w:color="B0C8E0"/>
+            </w:tcBorders>
+            <w:shd w:val="clear" w:color="auto" w:fill="FFFFFF"/>
+            <w:tcMar>
+              <w:top w:w="60" w:type="dxa"/>
+              <w:left w:w="100" w:type="dxa"/>
+              <w:bottom w:w="60" w:type="dxa"/>
+              <w:right w:w="80" w:type="dxa"/>
+            </w:tcMar>
+          </w:tcPr>
+          <w:p>
+            <w:r>
+              <w:rPr>
+                <w:b/>
+                <w:bCs/>
+                <w:color w:val="1A3A5C"/>
+                <w:sz w:val="15"/>
+                <w:szCs w:val="15"/>
+              </w:rPr>
+              <w:t>PRS-201</w:t>
+            </w:r>
+          </w:p>
+        </w:tc>
+        <w:tc>
+          <w:tcPr>
+            <w:tcW w:w="2000" w:type="dxa"/>
+            <w:tcBorders>
+              <w:top w:val="single" w:sz="4" w:space="0" w:color="B0C8E0"/>
+              <w:left w:val="single" w:sz="4" w:space="0" w:color="B0C8E0"/>
+              <w:bottom w:val="single" w:sz="4" w:space="0" w:color="B0C8E0"/>
+              <w:right w:val="single" w:sz="4" w:space="0" w:color="B0C8E0"/>
+            </w:tcBorders>
+            <w:shd w:val="clear" w:color="auto" w:fill="FFFFFF"/>
+            <w:tcMar>
+              <w:top w:w="60" w:type="dxa"/>
+              <w:left w:w="100" w:type="dxa"/>
+              <w:bottom w:w="60" w:type="dxa"/>
+              <w:right w:w="80" w:type="dxa"/>
+            </w:tcMar>
+          </w:tcPr>
+          <w:p>
+            <w:r>
+              <w:rPr>
+                <w:b/>
+                <w:bCs/>
+                <w:color w:val="1A3A5C"/>
+                <w:sz w:val="15"/>
+                <w:szCs w:val="15"/>
+              </w:rPr>
+              <w:t>찬양팀 운영</w:t>
+            </w:r>
+          </w:p>
+        </w:tc>
+        <w:tc>
+          <w:tcPr>
+            <w:tcW w:w="3200" w:type="dxa"/>
+            <w:tcBorders>
+              <w:top w:val="single" w:sz="4" w:space="0" w:color="B0C8E0"/>
+              <w:left w:val="single" w:sz="4" w:space="0" w:color="B0C8E0"/>
+              <w:bottom w:val="single" w:sz="4" w:space="0" w:color="B0C8E0"/>
+              <w:right w:val="single" w:sz="4" w:space="0" w:color="B0C8E0"/>
+            </w:tcBorders>
+            <w:shd w:val="clear" w:color="auto" w:fill="FFFFFF"/>
+            <w:tcMar>
+              <w:top w:w="60" w:type="dxa"/>
+              <w:left w:w="100" w:type="dxa"/>
+              <w:bottom w:w="60" w:type="dxa"/>
+              <w:right w:w="80" w:type="dxa"/>
+            </w:tcMar>
+          </w:tcPr>
+          <w:p>
+            <w:r>
+              <w:rPr>
+                <w:sz w:val="15"/>
+                <w:szCs w:val="15"/>
+              </w:rPr>
+              <w:t>팀 구성·연습 일정(수/금 20시·주일 10시30분)·셋리스트·저작권</w:t>
+            </w:r>
+            <w:proofErr w:type="spellStart"/>
+            <w:r>
+              <w:rPr>
+                <w:sz w:val="15"/>
+                <w:szCs w:val="15"/>
+              </w:rPr>
+            </w:r>
+            <w:proofErr w:type="spellEnd"/>
+            <w:r>
+              <w:rPr>
+                <w:sz w:val="15"/>
+                <w:szCs w:val="15"/>
+              </w:rPr>
+            </w:r>
+          </w:p>
+        </w:tc>
+        <w:tc>
+          <w:tcPr>
+            <w:tcW w:w="2670" w:type="dxa"/>
+            <w:tcBorders>
+              <w:top w:val="single" w:sz="4" w:space="0" w:color="B0C8E0"/>
+              <w:left w:val="single" w:sz="4" w:space="0" w:color="B0C8E0"/>
+              <w:bottom w:val="single" w:sz="4" w:space="0" w:color="B0C8E0"/>
+              <w:right w:val="single" w:sz="4" w:space="0" w:color="B0C8E0"/>
+            </w:tcBorders>
+            <w:shd w:val="clear" w:color="auto" w:fill="FFFFFF"/>
+            <w:tcMar>
+              <w:top w:w="60" w:type="dxa"/>
+              <w:left w:w="100" w:type="dxa"/>
+              <w:bottom w:w="60" w:type="dxa"/>
+              <w:right w:w="80" w:type="dxa"/>
+            </w:tcMar>
+          </w:tcPr>
+          <w:p>
+            <w:r>
+              <w:rPr>
+                <w:sz w:val="15"/>
+                <w:szCs w:val="15"/>
+              </w:rPr>
+              <w:t>싱어 순번 주기 확정</w:t>
+            </w:r>
+          </w:p>
+        </w:tc>
+      </w:tr>
+      <w:tr>
+        <w:tblPrEx>
+          <w:tblCellMar>
+            <w:top w:w="0" w:type="dxa"/>
+            <w:bottom w:w="0" w:type="dxa"/>
+          </w:tblCellMar>
+        </w:tblPrEx>
+        <w:tc>
+          <w:tcPr>
+            <w:tcW w:w="1200" w:type="dxa"/>
+            <w:tcBorders>
+              <w:top w:val="single" w:sz="4" w:space="0" w:color="B0C8E0"/>
+              <w:left w:val="single" w:sz="4" w:space="0" w:color="B0C8E0"/>
+              <w:bottom w:val="single" w:sz="4" w:space="0" w:color="B0C8E0"/>
+              <w:right w:val="single" w:sz="4" w:space="0" w:color="B0C8E0"/>
+            </w:tcBorders>
+            <w:shd w:val="clear" w:color="auto" w:fill="FFFFFF"/>
+            <w:tcMar>
+              <w:top w:w="60" w:type="dxa"/>
+              <w:left w:w="100" w:type="dxa"/>
+              <w:bottom w:w="60" w:type="dxa"/>
+              <w:right w:w="80" w:type="dxa"/>
+            </w:tcMar>
+          </w:tcPr>
+          <w:p>
+            <w:r>
+              <w:rPr>
+                <w:b/>
+                <w:bCs/>
+                <w:color w:val="1A3A5C"/>
+                <w:sz w:val="15"/>
+                <w:szCs w:val="15"/>
+              </w:rPr>
+              <w:t>PRS-202</w:t>
+            </w:r>
+          </w:p>
+        </w:tc>
+        <w:tc>
+          <w:tcPr>
+            <w:tcW w:w="2000" w:type="dxa"/>
+            <w:tcBorders>
+              <w:top w:val="single" w:sz="4" w:space="0" w:color="B0C8E0"/>
+              <w:left w:val="single" w:sz="4" w:space="0" w:color="B0C8E0"/>
+              <w:bottom w:val="single" w:sz="4" w:space="0" w:color="B0C8E0"/>
+              <w:right w:val="single" w:sz="4" w:space="0" w:color="B0C8E0"/>
+            </w:tcBorders>
+            <w:shd w:val="clear" w:color="auto" w:fill="FFFFFF"/>
+            <w:tcMar>
+              <w:top w:w="60" w:type="dxa"/>
+              <w:left w:w="100" w:type="dxa"/>
+              <w:bottom w:w="60" w:type="dxa"/>
+              <w:right w:w="80" w:type="dxa"/>
+            </w:tcMar>
+          </w:tcPr>
+          <w:p>
+            <w:r>
+              <w:rPr>
+                <w:b/>
+                <w:bCs/>
+                <w:color w:val="1A3A5C"/>
+                <w:sz w:val="15"/>
+                <w:szCs w:val="15"/>
+              </w:rPr>
+              <w:t>음향·장비</w:t>
+            </w:r>
+          </w:p>
+        </w:tc>
+        <w:tc>
+          <w:tcPr>
+            <w:tcW w:w="3200" w:type="dxa"/>
+            <w:tcBorders>
+              <w:top w:val="single" w:sz="4" w:space="0" w:color="B0C8E0"/>
+              <w:left w:val="single" w:sz="4" w:space="0" w:color="B0C8E0"/>
+              <w:bottom w:val="single" w:sz="4" w:space="0" w:color="B0C8E0"/>
+              <w:right w:val="single" w:sz="4" w:space="0" w:color="B0C8E0"/>
+            </w:tcBorders>
+            <w:shd w:val="clear" w:color="auto" w:fill="FFFFFF"/>
+            <w:tcMar>
+              <w:top w:w="60" w:type="dxa"/>
+              <w:left w:w="100" w:type="dxa"/>
+              <w:bottom w:w="60" w:type="dxa"/>
+              <w:right w:w="80" w:type="dxa"/>
+            </w:tcMar>
+          </w:tcPr>
+          <w:p>
+            <w:r>
+              <w:rPr>
+                <w:sz w:val="15"/>
+                <w:szCs w:val="15"/>
+              </w:rPr>
+              <w:t>장비 목록·셋업 절차·음량 기준·월간 점검</w:t>
+            </w:r>
+            <w:proofErr w:type="spellStart"/>
+            <w:r>
+              <w:rPr>
+                <w:sz w:val="15"/>
+                <w:szCs w:val="15"/>
+              </w:rPr>
+            </w:r>
+            <w:proofErr w:type="spellEnd"/>
+            <w:r>
+              <w:rPr>
+                <w:sz w:val="15"/>
+                <w:szCs w:val="15"/>
+              </w:rPr>
+            </w:r>
+          </w:p>
+        </w:tc>
+        <w:tc>
+          <w:tcPr>
+            <w:tcW w:w="2670" w:type="dxa"/>
+            <w:tcBorders>
+              <w:top w:val="single" w:sz="4" w:space="0" w:color="B0C8E0"/>
+              <w:left w:val="single" w:sz="4" w:space="0" w:color="B0C8E0"/>
+              <w:bottom w:val="single" w:sz="4" w:space="0" w:color="B0C8E0"/>
+              <w:right w:val="single" w:sz="4" w:space="0" w:color="B0C8E0"/>
+            </w:tcBorders>
+            <w:shd w:val="clear" w:color="auto" w:fill="FFFFFF"/>
+            <w:tcMar>
+              <w:top w:w="60" w:type="dxa"/>
+              <w:left w:w="100" w:type="dxa"/>
+              <w:bottom w:w="60" w:type="dxa"/>
+              <w:right w:w="80" w:type="dxa"/>
+            </w:tcMar>
+          </w:tcPr>
+          <w:p>
+            <w:r>
+              <w:rPr>
+                <w:sz w:val="15"/>
+                <w:szCs w:val="15"/>
+              </w:rPr>
+              <w:t>실제 보유 장비로 교체</w:t>
+            </w:r>
+          </w:p>
+        </w:tc>
+      </w:tr>
+      <w:tr>
+        <w:tblPrEx>
+          <w:tblCellMar>
+            <w:top w:w="0" w:type="dxa"/>
+            <w:bottom w:w="0" w:type="dxa"/>
+          </w:tblCellMar>
+        </w:tblPrEx>
+        <w:tc>
+          <w:tcPr>
+            <w:tcW w:w="1200" w:type="dxa"/>
+            <w:tcBorders>
+              <w:top w:val="single" w:sz="4" w:space="0" w:color="B0C8E0"/>
+              <w:left w:val="single" w:sz="4" w:space="0" w:color="B0C8E0"/>
+              <w:bottom w:val="single" w:sz="4" w:space="0" w:color="B0C8E0"/>
+              <w:right w:val="single" w:sz="4" w:space="0" w:color="B0C8E0"/>
+            </w:tcBorders>
+            <w:shd w:val="clear" w:color="auto" w:fill="FFFFFF"/>
+            <w:tcMar>
+              <w:top w:w="60" w:type="dxa"/>
+              <w:left w:w="100" w:type="dxa"/>
+              <w:bottom w:w="60" w:type="dxa"/>
+              <w:right w:w="80" w:type="dxa"/>
+            </w:tcMar>
+          </w:tcPr>
+          <w:p>
+            <w:r>
+              <w:rPr>
+                <w:b/>
+                <w:bCs/>
+                <w:color w:val="1A3A5C"/>
+                <w:sz w:val="15"/>
+                <w:szCs w:val="15"/>
+              </w:rPr>
+              <w:t>PRS-203</w:t>
+            </w:r>
+          </w:p>
+        </w:tc>
+        <w:tc>
+          <w:tcPr>
+            <w:tcW w:w="2000" w:type="dxa"/>
+            <w:tcBorders>
+              <w:top w:val="single" w:sz="4" w:space="0" w:color="B0C8E0"/>
+              <w:left w:val="single" w:sz="4" w:space="0" w:color="B0C8E0"/>
+              <w:bottom w:val="single" w:sz="4" w:space="0" w:color="B0C8E0"/>
+              <w:right w:val="single" w:sz="4" w:space="0" w:color="B0C8E0"/>
+            </w:tcBorders>
+            <w:shd w:val="clear" w:color="auto" w:fill="FFFFFF"/>
+            <w:tcMar>
+              <w:top w:w="60" w:type="dxa"/>
+              <w:left w:w="100" w:type="dxa"/>
+              <w:bottom w:w="60" w:type="dxa"/>
+              <w:right w:w="80" w:type="dxa"/>
+            </w:tcMar>
+          </w:tcPr>
+          <w:p>
+            <w:r>
+              <w:rPr>
+                <w:b/>
+                <w:bCs/>
+                <w:color w:val="1A3A5C"/>
+                <w:sz w:val="15"/>
+                <w:szCs w:val="15"/>
+              </w:rPr>
+              <w:t>예배 찬양 인도</w:t>
+            </w:r>
+          </w:p>
+        </w:tc>
+        <w:tc>
+          <w:tcPr>
+            <w:tcW w:w="3200" w:type="dxa"/>
+            <w:tcBorders>
+              <w:top w:val="single" w:sz="4" w:space="0" w:color="B0C8E0"/>
+              <w:left w:val="single" w:sz="4" w:space="0" w:color="B0C8E0"/>
+              <w:bottom w:val="single" w:sz="4" w:space="0" w:color="B0C8E0"/>
+              <w:right w:val="single" w:sz="4" w:space="0" w:color="B0C8E0"/>
+            </w:tcBorders>
+            <w:shd w:val="clear" w:color="auto" w:fill="FFFFFF"/>
+            <w:tcMar>
+              <w:top w:w="60" w:type="dxa"/>
+              <w:left w:w="100" w:type="dxa"/>
+              <w:bottom w:w="60" w:type="dxa"/>
+              <w:right w:w="80" w:type="dxa"/>
+            </w:tcMar>
+          </w:tcPr>
+          <w:p>
+            <w:r>
+              <w:rPr>
+                <w:sz w:val="15"/>
+                <w:szCs w:val="15"/>
+              </w:rPr>
+              <w:t>찬양 흐름·회중 참여·절기 예배·기도모임</w:t>
+            </w:r>
+          </w:p>
+        </w:tc>
+        <w:tc>
+          <w:tcPr>
+            <w:tcW w:w="2670" w:type="dxa"/>
+            <w:tcBorders>
+              <w:top w:val="single" w:sz="4" w:space="0" w:color="B0C8E0"/>
+              <w:left w:val="single" w:sz="4" w:space="0" w:color="B0C8E0"/>
+              <w:bottom w:val="single" w:sz="4" w:space="0" w:color="B0C8E0"/>
+              <w:right w:val="single" w:sz="4" w:space="0" w:color="B0C8E0"/>
+            </w:tcBorders>
+            <w:shd w:val="clear" w:color="auto" w:fill="FFFFFF"/>
+            <w:tcMar>
+              <w:top w:w="60" w:type="dxa"/>
+              <w:left w:w="100" w:type="dxa"/>
+              <w:bottom w:w="60" w:type="dxa"/>
+              <w:right w:w="80" w:type="dxa"/>
+            </w:tcMar>
+          </w:tcPr>
+          <w:p>
+            <w:r>
+              <w:rPr>
+                <w:sz w:val="15"/>
+                <w:szCs w:val="15"/>
+              </w:rPr>
+              <w:t>절기 연습 일정 확정</w:t>
+            </w:r>
+          </w:p>
+        </w:tc>
+      </w:tr>
+    </w:tbl>
+    <w:p>
+      <w:pPr>
+        <w:spacing w:before="160" w:after="60"/>
+        <w:ind w:left="160"/>
+      </w:pPr>
+      <w:r>
+        <w:rPr>
+          <w:b/>
+          <w:bCs/>
+          <w:color w:val="555555"/>
+        </w:rPr>
+        <w:t>📄  문서사역팀  (코드 미정)</w:t>
+      </w:r>
+      <w:proofErr w:type="spellStart"/>
+      <w:r>
+        <w:rPr>
+          <w:b/>
+          <w:bCs/>
+          <w:color w:val="555555"/>
+        </w:rPr>
+      </w:r>
+      <w:proofErr w:type="spellEnd"/>
+      <w:r>
+        <w:rPr>
+          <w:b/>
+          <w:bCs/>
+          <w:color w:val="555555"/>
+        </w:rPr>
       </w:r>
     </w:p>
     <w:p>
@@ -12015,7 +12589,7 @@
           <w:sz w:val="17"/>
           <w:szCs w:val="17"/>
         </w:rPr>
-        <w:t xml:space="preserve">PRS-201 </w:t>
+        <w:t>매뉴얼 미작성 — 업무 제출 이력이 없어 제정 보류. 제출 접수 후 제정한다.</w:t>
       </w:r>
       <w:proofErr w:type="spellStart"/>
       <w:r>
@@ -12024,7 +12598,6 @@
           <w:sz w:val="17"/>
           <w:szCs w:val="17"/>
         </w:rPr>
-        <w:t>찬양팀</w:t>
       </w:r>
       <w:proofErr w:type="spellEnd"/>
       <w:r>
@@ -12033,7 +12606,6 @@
           <w:sz w:val="17"/>
           <w:szCs w:val="17"/>
         </w:rPr>
-        <w:t xml:space="preserve"> 운영 / PRS-202 음향·장비 / PRS-203 예배 찬양 인도 매뉴얼 — 별도 작성 예정</w:t>
       </w:r>
     </w:p>
     <w:p>
